--- a/Лаб_8_МО_32_2_Яценко_В_И_.docx
+++ b/Лаб_8_МО_32_2_Яценко_В_И_.docx
@@ -484,8 +484,6 @@
         </w:rPr>
         <w:t xml:space="preserve">Проверил: </w:t>
       </w:r>
-      <w:proofErr w:type="spellStart"/>
-      <w:proofErr w:type="gramStart"/>
       <w:r>
         <w:rPr>
           <w:rFonts w:ascii="Times New Roman" w:eastAsia="Times New Roman" w:hAnsi="Times New Roman" w:cs="Times New Roman"/>
@@ -506,8 +504,6 @@
         </w:rPr>
         <w:t>едры</w:t>
       </w:r>
-      <w:proofErr w:type="spellEnd"/>
-      <w:proofErr w:type="gramEnd"/>
     </w:p>
     <w:p>
       <w:pPr>
@@ -556,7 +552,6 @@
         </w:rPr>
         <w:t xml:space="preserve"> </w:t>
       </w:r>
-      <w:proofErr w:type="spellStart"/>
       <w:r>
         <w:rPr>
           <w:rFonts w:ascii="Times New Roman" w:eastAsia="Times New Roman" w:hAnsi="Times New Roman" w:cs="Times New Roman"/>
@@ -565,18 +560,7 @@
           <w:szCs w:val="24"/>
           <w:lang w:eastAsia="ru-RU"/>
         </w:rPr>
-        <w:t>Полетайкин</w:t>
-      </w:r>
-      <w:proofErr w:type="spellEnd"/>
-      <w:r>
-        <w:rPr>
-          <w:rFonts w:ascii="Times New Roman" w:eastAsia="Times New Roman" w:hAnsi="Times New Roman" w:cs="Times New Roman"/>
-          <w:color w:val="000000"/>
-          <w:sz w:val="28"/>
-          <w:szCs w:val="24"/>
-          <w:lang w:eastAsia="ru-RU"/>
-        </w:rPr>
-        <w:t xml:space="preserve"> </w:t>
+        <w:t xml:space="preserve">Полетайкин </w:t>
       </w:r>
       <w:r>
         <w:rPr>
@@ -746,7 +730,14 @@
           <w:sz w:val="28"/>
         </w:rPr>
         <w:lastRenderedPageBreak/>
-        <w:t>Лабораторная работа №7</w:t>
+        <w:t>Лабораторная работа №</w:t>
+      </w:r>
+      <w:r>
+        <w:rPr>
+          <w:rFonts w:ascii="Times New Roman" w:eastAsia="Calibri" w:hAnsi="Times New Roman" w:cs="Times New Roman"/>
+          <w:sz w:val="28"/>
+        </w:rPr>
+        <w:t>8</w:t>
       </w:r>
     </w:p>
     <w:p>
@@ -788,17 +779,8 @@
           <w:rFonts w:ascii="Times New Roman" w:eastAsia="Calibri" w:hAnsi="Times New Roman" w:cs="Times New Roman"/>
           <w:sz w:val="28"/>
         </w:rPr>
-        <w:t xml:space="preserve">Цель: освоение методики идентификации, анализа и </w:t>
+        <w:t>Цель: освоение методики идентификации, анализа и картографированя</w:t>
       </w:r>
-      <w:proofErr w:type="spellStart"/>
-      <w:r>
-        <w:rPr>
-          <w:rFonts w:ascii="Times New Roman" w:eastAsia="Calibri" w:hAnsi="Times New Roman" w:cs="Times New Roman"/>
-          <w:sz w:val="28"/>
-        </w:rPr>
-        <w:t>картографированя</w:t>
-      </w:r>
-      <w:proofErr w:type="spellEnd"/>
       <w:r>
         <w:rPr>
           <w:rFonts w:ascii="Times New Roman" w:eastAsia="Calibri" w:hAnsi="Times New Roman" w:cs="Times New Roman"/>
@@ -886,23 +868,7 @@
           <w:rFonts w:ascii="Times New Roman" w:eastAsia="Calibri" w:hAnsi="Times New Roman" w:cs="Times New Roman"/>
           <w:sz w:val="28"/>
         </w:rPr>
-        <w:t xml:space="preserve">Идентифицировать риски проекта в категориях разработки, внедрения и применения ПС. В качестве рисков разработки использовать факторы функционирования ПС, выявленные при выполнении лабораторной работы 6. Риски разработки следует искать в задачах ПС со значительными </w:t>
-      </w:r>
-      <w:proofErr w:type="spellStart"/>
-      <w:r>
-        <w:rPr>
-          <w:rFonts w:ascii="Times New Roman" w:eastAsia="Calibri" w:hAnsi="Times New Roman" w:cs="Times New Roman"/>
-          <w:sz w:val="28"/>
-        </w:rPr>
-        <w:t>временны́ми</w:t>
-      </w:r>
-      <w:proofErr w:type="spellEnd"/>
-      <w:r>
-        <w:rPr>
-          <w:rFonts w:ascii="Times New Roman" w:eastAsia="Calibri" w:hAnsi="Times New Roman" w:cs="Times New Roman"/>
-          <w:sz w:val="28"/>
-        </w:rPr>
-        <w:t xml:space="preserve"> характеристиками (трудоемкость, время оценивания, сроки), а также среди инструментальных и организационных рисков, идентифицированных при выполнении лабораторной работы 3. В качестве рисков внедрения и применения использовать факторы соответственно развертывания и эксплуатации ПС, выявленные при выполнении лабораторной работы 7.</w:t>
+        <w:t>Идентифицировать риски проекта в категориях разработки, внедрения и применения ПС. В качестве рисков разработки использовать факторы функционирования ПС, выявленные при выполнении лабораторной работы 6. Риски разработки следует искать в задачах ПС со значительными временны́ми характеристиками (трудоемкость, время оценивания, сроки), а также среди инструментальных и организационных рисков, идентифицированных при выполнении лабораторной работы 3. В качестве рисков внедрения и применения использовать факторы соответственно развертывания и эксплуатации ПС, выявленные при выполнении лабораторной работы 7.</w:t>
       </w:r>
     </w:p>
     <w:p>
@@ -1380,54 +1346,8 @@
                 <w:sz w:val="28"/>
                 <w:szCs w:val="28"/>
               </w:rPr>
-              <w:t xml:space="preserve">величение трудоёмкости разработки нейросетевого модуля из-за сложности интеграции </w:t>
-            </w:r>
-            <w:proofErr w:type="spellStart"/>
-            <w:r>
-              <w:rPr>
-                <w:rFonts w:ascii="Times New Roman" w:hAnsi="Times New Roman" w:cs="Times New Roman"/>
-                <w:sz w:val="28"/>
-                <w:szCs w:val="28"/>
-              </w:rPr>
-              <w:t>TensorFlow</w:t>
-            </w:r>
-            <w:proofErr w:type="spellEnd"/>
-            <w:r>
-              <w:rPr>
-                <w:rFonts w:ascii="Times New Roman" w:hAnsi="Times New Roman" w:cs="Times New Roman"/>
-                <w:sz w:val="28"/>
-                <w:szCs w:val="28"/>
-              </w:rPr>
-              <w:t xml:space="preserve"> Lite с </w:t>
-            </w:r>
-            <w:proofErr w:type="spellStart"/>
-            <w:r>
-              <w:rPr>
-                <w:rFonts w:ascii="Times New Roman" w:hAnsi="Times New Roman" w:cs="Times New Roman"/>
-                <w:sz w:val="28"/>
-                <w:szCs w:val="28"/>
-              </w:rPr>
-              <w:t>Room</w:t>
-            </w:r>
-            <w:proofErr w:type="spellEnd"/>
-            <w:r>
-              <w:rPr>
-                <w:rFonts w:ascii="Times New Roman" w:hAnsi="Times New Roman" w:cs="Times New Roman"/>
-                <w:sz w:val="28"/>
-                <w:szCs w:val="28"/>
-              </w:rPr>
-              <w:t xml:space="preserve"> и </w:t>
-            </w:r>
-            <w:proofErr w:type="spellStart"/>
-            <w:r>
-              <w:rPr>
-                <w:rFonts w:ascii="Times New Roman" w:hAnsi="Times New Roman" w:cs="Times New Roman"/>
-                <w:sz w:val="28"/>
-                <w:szCs w:val="28"/>
-              </w:rPr>
-              <w:t>Kotlin</w:t>
-            </w:r>
-            <w:proofErr w:type="spellEnd"/>
+              <w:t>величение трудоёмкости разработки нейросетевого модуля из-за сложности интеграции TensorFlow Lite с Room и Kotlin</w:t>
+            </w:r>
           </w:p>
           <w:p>
             <w:pPr>
@@ -1452,25 +1372,7 @@
                 <w:sz w:val="28"/>
                 <w:szCs w:val="28"/>
               </w:rPr>
-              <w:t>екорректная обработка нулевого времени ответа (</w:t>
-            </w:r>
-            <w:proofErr w:type="spellStart"/>
-            <w:r>
-              <w:rPr>
-                <w:rFonts w:ascii="Times New Roman" w:hAnsi="Times New Roman" w:cs="Times New Roman"/>
-                <w:sz w:val="28"/>
-                <w:szCs w:val="28"/>
-              </w:rPr>
-              <w:t>responseTimeMs</w:t>
-            </w:r>
-            <w:proofErr w:type="spellEnd"/>
-            <w:r>
-              <w:rPr>
-                <w:rFonts w:ascii="Times New Roman" w:hAnsi="Times New Roman" w:cs="Times New Roman"/>
-                <w:sz w:val="28"/>
-                <w:szCs w:val="28"/>
-              </w:rPr>
-              <w:t xml:space="preserve"> = 0) при расчёте интервалов</w:t>
+              <w:t>екорректная обработка нулевого времени ответа (responseTimeMs = 0) при расчёте интервалов</w:t>
             </w:r>
           </w:p>
           <w:p>
@@ -1496,61 +1398,7 @@
                 <w:sz w:val="28"/>
                 <w:szCs w:val="28"/>
               </w:rPr>
-              <w:t>Конфликт версий зависимостей (</w:t>
-            </w:r>
-            <w:proofErr w:type="spellStart"/>
-            <w:r>
-              <w:rPr>
-                <w:rFonts w:ascii="Times New Roman" w:hAnsi="Times New Roman" w:cs="Times New Roman"/>
-                <w:sz w:val="28"/>
-                <w:szCs w:val="28"/>
-              </w:rPr>
-              <w:t>Gradle</w:t>
-            </w:r>
-            <w:proofErr w:type="spellEnd"/>
-            <w:r>
-              <w:rPr>
-                <w:rFonts w:ascii="Times New Roman" w:hAnsi="Times New Roman" w:cs="Times New Roman"/>
-                <w:sz w:val="28"/>
-                <w:szCs w:val="28"/>
-              </w:rPr>
-              <w:t xml:space="preserve">, </w:t>
-            </w:r>
-            <w:proofErr w:type="spellStart"/>
-            <w:r>
-              <w:rPr>
-                <w:rFonts w:ascii="Times New Roman" w:hAnsi="Times New Roman" w:cs="Times New Roman"/>
-                <w:sz w:val="28"/>
-                <w:szCs w:val="28"/>
-              </w:rPr>
-              <w:t>Room</w:t>
-            </w:r>
-            <w:proofErr w:type="spellEnd"/>
-            <w:r>
-              <w:rPr>
-                <w:rFonts w:ascii="Times New Roman" w:hAnsi="Times New Roman" w:cs="Times New Roman"/>
-                <w:sz w:val="28"/>
-                <w:szCs w:val="28"/>
-              </w:rPr>
-              <w:t xml:space="preserve">, </w:t>
-            </w:r>
-            <w:proofErr w:type="spellStart"/>
-            <w:r>
-              <w:rPr>
-                <w:rFonts w:ascii="Times New Roman" w:hAnsi="Times New Roman" w:cs="Times New Roman"/>
-                <w:sz w:val="28"/>
-                <w:szCs w:val="28"/>
-              </w:rPr>
-              <w:t>TensorFlow</w:t>
-            </w:r>
-            <w:proofErr w:type="spellEnd"/>
-            <w:r>
-              <w:rPr>
-                <w:rFonts w:ascii="Times New Roman" w:hAnsi="Times New Roman" w:cs="Times New Roman"/>
-                <w:sz w:val="28"/>
-                <w:szCs w:val="28"/>
-              </w:rPr>
-              <w:t xml:space="preserve"> Lite) при сборке проекта</w:t>
+              <w:t>Конфликт версий зависимостей (Gradle, Room, TensorFlow Lite) при сборке проекта</w:t>
             </w:r>
           </w:p>
           <w:p>
@@ -1592,25 +1440,7 @@
                 <w:sz w:val="28"/>
                 <w:szCs w:val="28"/>
               </w:rPr>
-              <w:t>едостаточная производительность нейросетевой модели на слабых устройствах (</w:t>
-            </w:r>
-            <w:proofErr w:type="spellStart"/>
-            <w:r>
-              <w:rPr>
-                <w:rFonts w:ascii="Times New Roman" w:hAnsi="Times New Roman" w:cs="Times New Roman"/>
-                <w:sz w:val="28"/>
-                <w:szCs w:val="28"/>
-              </w:rPr>
-              <w:t>Android</w:t>
-            </w:r>
-            <w:proofErr w:type="spellEnd"/>
-            <w:r>
-              <w:rPr>
-                <w:rFonts w:ascii="Times New Roman" w:hAnsi="Times New Roman" w:cs="Times New Roman"/>
-                <w:sz w:val="28"/>
-                <w:szCs w:val="28"/>
-              </w:rPr>
-              <w:t xml:space="preserve"> 8.0, 2 ГБ ОЗУ)</w:t>
+              <w:t>едостаточная производительность нейросетевой модели на слабых устройствах (Android 8.0, 2 ГБ ОЗУ)</w:t>
             </w:r>
           </w:p>
         </w:tc>
@@ -1945,25 +1775,7 @@
                 <w:sz w:val="28"/>
                 <w:szCs w:val="28"/>
               </w:rPr>
-              <w:t xml:space="preserve">становка приложения на устройство с версией </w:t>
-            </w:r>
-            <w:proofErr w:type="spellStart"/>
-            <w:r>
-              <w:rPr>
-                <w:rFonts w:ascii="Times New Roman" w:hAnsi="Times New Roman" w:cs="Times New Roman"/>
-                <w:sz w:val="28"/>
-                <w:szCs w:val="28"/>
-              </w:rPr>
-              <w:t>Android</w:t>
-            </w:r>
-            <w:proofErr w:type="spellEnd"/>
-            <w:r>
-              <w:rPr>
-                <w:rFonts w:ascii="Times New Roman" w:hAnsi="Times New Roman" w:cs="Times New Roman"/>
-                <w:sz w:val="28"/>
-                <w:szCs w:val="28"/>
-              </w:rPr>
-              <w:t xml:space="preserve"> ниже 8.0</w:t>
+              <w:t>становка приложения на устройство с версией Android ниже 8.0</w:t>
             </w:r>
           </w:p>
           <w:p>
@@ -2015,36 +1827,8 @@
                 <w:sz w:val="28"/>
                 <w:szCs w:val="28"/>
               </w:rPr>
-              <w:t xml:space="preserve">овреждение APK-файла при скачивании из </w:t>
-            </w:r>
-            <w:proofErr w:type="spellStart"/>
-            <w:r>
-              <w:rPr>
-                <w:rFonts w:ascii="Times New Roman" w:hAnsi="Times New Roman" w:cs="Times New Roman"/>
-                <w:sz w:val="28"/>
-                <w:szCs w:val="28"/>
-              </w:rPr>
-              <w:t>GitHub</w:t>
-            </w:r>
-            <w:proofErr w:type="spellEnd"/>
-            <w:r>
-              <w:rPr>
-                <w:rFonts w:ascii="Times New Roman" w:hAnsi="Times New Roman" w:cs="Times New Roman"/>
-                <w:sz w:val="28"/>
-                <w:szCs w:val="28"/>
-              </w:rPr>
-              <w:t xml:space="preserve"> </w:t>
-            </w:r>
-            <w:proofErr w:type="spellStart"/>
-            <w:r>
-              <w:rPr>
-                <w:rFonts w:ascii="Times New Roman" w:hAnsi="Times New Roman" w:cs="Times New Roman"/>
-                <w:sz w:val="28"/>
-                <w:szCs w:val="28"/>
-              </w:rPr>
-              <w:t>Releases</w:t>
-            </w:r>
-            <w:proofErr w:type="spellEnd"/>
+              <w:t>овреждение APK-файла при скачивании из GitHub Releases</w:t>
+            </w:r>
           </w:p>
           <w:p>
             <w:pPr>
@@ -2078,20 +1862,8 @@
                 <w:szCs w:val="28"/>
               </w:rPr>
               <w:lastRenderedPageBreak/>
-              <w:t>повреждении файла </w:t>
-            </w:r>
-            <w:proofErr w:type="spellStart"/>
-            <w:proofErr w:type="gramStart"/>
-            <w:r>
-              <w:rPr>
-                <w:rFonts w:ascii="Times New Roman" w:hAnsi="Times New Roman" w:cs="Times New Roman"/>
-                <w:sz w:val="28"/>
-                <w:szCs w:val="28"/>
-              </w:rPr>
-              <w:t>model.tflite</w:t>
-            </w:r>
-            <w:proofErr w:type="spellEnd"/>
-            <w:proofErr w:type="gramEnd"/>
+              <w:t>повреждении файла model.tflite</w:t>
+            </w:r>
           </w:p>
         </w:tc>
       </w:tr>
@@ -2366,7 +2138,7 @@
     <w:p>
       <w:pPr>
         <w:spacing w:after="0" w:line="360" w:lineRule="auto"/>
-        <w:jc w:val="both"/>
+        <w:ind w:firstLine="709"/>
         <w:rPr>
           <w:rFonts w:ascii="Times New Roman" w:hAnsi="Times New Roman" w:cs="Times New Roman"/>
           <w:sz w:val="28"/>
@@ -2379,7 +2151,7 @@
           <w:sz w:val="28"/>
           <w:szCs w:val="28"/>
         </w:rPr>
-        <w:t>Более подробно системные риски как наиболее критичные рассмотрены в таблице 2.</w:t>
+        <w:t>Более подробно описание всех выявленных рисков и их последствий представлены в таблице 2.</w:t>
       </w:r>
     </w:p>
     <w:p>
@@ -2397,23 +2169,7 @@
           <w:sz w:val="28"/>
           <w:szCs w:val="28"/>
         </w:rPr>
-        <w:t xml:space="preserve">Таблица </w:t>
-      </w:r>
-      <w:r>
-        <w:rPr>
-          <w:rFonts w:ascii="Times New Roman" w:hAnsi="Times New Roman" w:cs="Times New Roman"/>
-          <w:sz w:val="28"/>
-          <w:szCs w:val="28"/>
-        </w:rPr>
-        <w:t>2</w:t>
-      </w:r>
-      <w:r>
-        <w:rPr>
-          <w:rFonts w:ascii="Times New Roman" w:hAnsi="Times New Roman" w:cs="Times New Roman"/>
-          <w:sz w:val="28"/>
-          <w:szCs w:val="28"/>
-        </w:rPr>
-        <w:t>.</w:t>
+        <w:t>Таблица 2.</w:t>
       </w:r>
       <w:r>
         <w:t xml:space="preserve"> </w:t>
@@ -2445,7 +2201,6 @@
           </w:tcPr>
           <w:p>
             <w:pPr>
-              <w:spacing w:line="360" w:lineRule="auto"/>
               <w:jc w:val="both"/>
               <w:rPr>
                 <w:rFonts w:ascii="Times New Roman" w:hAnsi="Times New Roman" w:cs="Times New Roman"/>
@@ -2469,7 +2224,6 @@
           </w:tcPr>
           <w:p>
             <w:pPr>
-              <w:spacing w:line="360" w:lineRule="auto"/>
               <w:jc w:val="both"/>
               <w:rPr>
                 <w:rFonts w:ascii="Times New Roman" w:hAnsi="Times New Roman" w:cs="Times New Roman"/>
@@ -2493,7 +2247,6 @@
           </w:tcPr>
           <w:p>
             <w:pPr>
-              <w:spacing w:line="360" w:lineRule="auto"/>
               <w:jc w:val="both"/>
               <w:rPr>
                 <w:rFonts w:ascii="Times New Roman" w:hAnsi="Times New Roman" w:cs="Times New Roman"/>
@@ -2519,21 +2272,20 @@
           </w:tcPr>
           <w:p>
             <w:pPr>
-              <w:spacing w:line="360" w:lineRule="auto"/>
-              <w:jc w:val="both"/>
-              <w:rPr>
-                <w:rFonts w:ascii="Times New Roman" w:hAnsi="Times New Roman" w:cs="Times New Roman"/>
-                <w:sz w:val="28"/>
-                <w:szCs w:val="28"/>
-              </w:rPr>
-            </w:pPr>
-            <w:r>
-              <w:rPr>
-                <w:rFonts w:ascii="Times New Roman" w:hAnsi="Times New Roman" w:cs="Times New Roman"/>
-                <w:sz w:val="28"/>
-                <w:szCs w:val="28"/>
-              </w:rPr>
-              <w:t>С-1</w:t>
+              <w:jc w:val="both"/>
+              <w:rPr>
+                <w:rFonts w:ascii="Times New Roman" w:hAnsi="Times New Roman" w:cs="Times New Roman"/>
+                <w:sz w:val="28"/>
+                <w:szCs w:val="28"/>
+              </w:rPr>
+            </w:pPr>
+            <w:r>
+              <w:rPr>
+                <w:rFonts w:ascii="Times New Roman" w:hAnsi="Times New Roman" w:cs="Times New Roman"/>
+                <w:sz w:val="28"/>
+                <w:szCs w:val="28"/>
+              </w:rPr>
+              <w:t>Р-1</w:t>
             </w:r>
           </w:p>
         </w:tc>
@@ -2543,39 +2295,20 @@
           </w:tcPr>
           <w:p>
             <w:pPr>
-              <w:spacing w:line="360" w:lineRule="auto"/>
-              <w:jc w:val="both"/>
-              <w:rPr>
-                <w:rFonts w:ascii="Times New Roman" w:hAnsi="Times New Roman" w:cs="Times New Roman"/>
-                <w:sz w:val="28"/>
-                <w:szCs w:val="28"/>
-              </w:rPr>
-            </w:pPr>
-            <w:r>
-              <w:rPr>
-                <w:rFonts w:ascii="Times New Roman" w:hAnsi="Times New Roman" w:cs="Times New Roman"/>
-                <w:sz w:val="28"/>
-                <w:szCs w:val="28"/>
-              </w:rPr>
-              <w:t xml:space="preserve">Установка приложения на устройство с версией </w:t>
-            </w:r>
-            <w:proofErr w:type="spellStart"/>
-            <w:r>
-              <w:rPr>
-                <w:rFonts w:ascii="Times New Roman" w:hAnsi="Times New Roman" w:cs="Times New Roman"/>
-                <w:sz w:val="28"/>
-                <w:szCs w:val="28"/>
-              </w:rPr>
-              <w:t>Android</w:t>
-            </w:r>
-            <w:proofErr w:type="spellEnd"/>
-            <w:r>
-              <w:rPr>
-                <w:rFonts w:ascii="Times New Roman" w:hAnsi="Times New Roman" w:cs="Times New Roman"/>
-                <w:sz w:val="28"/>
-                <w:szCs w:val="28"/>
-              </w:rPr>
-              <w:t xml:space="preserve"> ниже 8.0</w:t>
+              <w:jc w:val="both"/>
+              <w:rPr>
+                <w:rFonts w:ascii="Times New Roman" w:hAnsi="Times New Roman" w:cs="Times New Roman"/>
+                <w:sz w:val="28"/>
+                <w:szCs w:val="28"/>
+              </w:rPr>
+            </w:pPr>
+            <w:r>
+              <w:rPr>
+                <w:rFonts w:ascii="Times New Roman" w:hAnsi="Times New Roman" w:cs="Times New Roman"/>
+                <w:sz w:val="28"/>
+                <w:szCs w:val="28"/>
+              </w:rPr>
+              <w:t>Увеличение трудоёмкости разработки нейросетевого модуля из-за сложности интеграции TensorFlow Lite с Room и Kotlin</w:t>
             </w:r>
           </w:p>
         </w:tc>
@@ -2585,21 +2318,20 @@
           </w:tcPr>
           <w:p>
             <w:pPr>
-              <w:spacing w:line="360" w:lineRule="auto"/>
-              <w:jc w:val="both"/>
-              <w:rPr>
-                <w:rFonts w:ascii="Times New Roman" w:hAnsi="Times New Roman" w:cs="Times New Roman"/>
-                <w:sz w:val="28"/>
-                <w:szCs w:val="28"/>
-              </w:rPr>
-            </w:pPr>
-            <w:r>
-              <w:rPr>
-                <w:rFonts w:ascii="Times New Roman" w:hAnsi="Times New Roman" w:cs="Times New Roman"/>
-                <w:sz w:val="28"/>
-                <w:szCs w:val="28"/>
-              </w:rPr>
-              <w:t>Невозможность запуска приложения, пользователь не может использовать ПС</w:t>
+              <w:jc w:val="both"/>
+              <w:rPr>
+                <w:rFonts w:ascii="Times New Roman" w:hAnsi="Times New Roman" w:cs="Times New Roman"/>
+                <w:sz w:val="28"/>
+                <w:szCs w:val="28"/>
+              </w:rPr>
+            </w:pPr>
+            <w:r>
+              <w:rPr>
+                <w:rFonts w:ascii="Times New Roman" w:hAnsi="Times New Roman" w:cs="Times New Roman"/>
+                <w:sz w:val="28"/>
+                <w:szCs w:val="28"/>
+              </w:rPr>
+              <w:t>Срыв сроков календарного плана, необходимость упрощения функционала (отказ от нейросети в пользу SM-2)</w:t>
             </w:r>
           </w:p>
         </w:tc>
@@ -2611,21 +2343,20 @@
           </w:tcPr>
           <w:p>
             <w:pPr>
-              <w:spacing w:line="360" w:lineRule="auto"/>
-              <w:jc w:val="both"/>
-              <w:rPr>
-                <w:rFonts w:ascii="Times New Roman" w:hAnsi="Times New Roman" w:cs="Times New Roman"/>
-                <w:sz w:val="28"/>
-                <w:szCs w:val="28"/>
-              </w:rPr>
-            </w:pPr>
-            <w:r>
-              <w:rPr>
-                <w:rFonts w:ascii="Times New Roman" w:hAnsi="Times New Roman" w:cs="Times New Roman"/>
-                <w:sz w:val="28"/>
-                <w:szCs w:val="28"/>
-              </w:rPr>
-              <w:t>С-2</w:t>
+              <w:jc w:val="both"/>
+              <w:rPr>
+                <w:rFonts w:ascii="Times New Roman" w:hAnsi="Times New Roman" w:cs="Times New Roman"/>
+                <w:sz w:val="28"/>
+                <w:szCs w:val="28"/>
+              </w:rPr>
+            </w:pPr>
+            <w:r>
+              <w:rPr>
+                <w:rFonts w:ascii="Times New Roman" w:hAnsi="Times New Roman" w:cs="Times New Roman"/>
+                <w:sz w:val="28"/>
+                <w:szCs w:val="28"/>
+              </w:rPr>
+              <w:t>Р-2</w:t>
             </w:r>
           </w:p>
         </w:tc>
@@ -2635,21 +2366,20 @@
           </w:tcPr>
           <w:p>
             <w:pPr>
-              <w:spacing w:line="360" w:lineRule="auto"/>
-              <w:jc w:val="both"/>
-              <w:rPr>
-                <w:rFonts w:ascii="Times New Roman" w:hAnsi="Times New Roman" w:cs="Times New Roman"/>
-                <w:sz w:val="28"/>
-                <w:szCs w:val="28"/>
-              </w:rPr>
-            </w:pPr>
-            <w:r>
-              <w:rPr>
-                <w:rFonts w:ascii="Times New Roman" w:hAnsi="Times New Roman" w:cs="Times New Roman"/>
-                <w:sz w:val="28"/>
-                <w:szCs w:val="28"/>
-              </w:rPr>
-              <w:t>Недостаточный объём свободной памяти на устройстве (менее 50 МБ)</w:t>
+              <w:jc w:val="both"/>
+              <w:rPr>
+                <w:rFonts w:ascii="Times New Roman" w:hAnsi="Times New Roman" w:cs="Times New Roman"/>
+                <w:sz w:val="28"/>
+                <w:szCs w:val="28"/>
+              </w:rPr>
+            </w:pPr>
+            <w:r>
+              <w:rPr>
+                <w:rFonts w:ascii="Times New Roman" w:hAnsi="Times New Roman" w:cs="Times New Roman"/>
+                <w:sz w:val="28"/>
+                <w:szCs w:val="28"/>
+              </w:rPr>
+              <w:t>Некорректная обработка нулевого времени ответа (responseTimeMs = 0) при расчёте интервалов</w:t>
             </w:r>
           </w:p>
         </w:tc>
@@ -2659,21 +2389,20 @@
           </w:tcPr>
           <w:p>
             <w:pPr>
-              <w:spacing w:line="360" w:lineRule="auto"/>
-              <w:jc w:val="both"/>
-              <w:rPr>
-                <w:rFonts w:ascii="Times New Roman" w:hAnsi="Times New Roman" w:cs="Times New Roman"/>
-                <w:sz w:val="28"/>
-                <w:szCs w:val="28"/>
-              </w:rPr>
-            </w:pPr>
-            <w:r>
-              <w:rPr>
-                <w:rFonts w:ascii="Times New Roman" w:hAnsi="Times New Roman" w:cs="Times New Roman"/>
-                <w:sz w:val="28"/>
-                <w:szCs w:val="28"/>
-              </w:rPr>
-              <w:t>Ошибка установки APK-файла, невозможность развернуть приложение</w:t>
+              <w:jc w:val="both"/>
+              <w:rPr>
+                <w:rFonts w:ascii="Times New Roman" w:hAnsi="Times New Roman" w:cs="Times New Roman"/>
+                <w:sz w:val="28"/>
+                <w:szCs w:val="28"/>
+              </w:rPr>
+            </w:pPr>
+            <w:r>
+              <w:rPr>
+                <w:rFonts w:ascii="Times New Roman" w:hAnsi="Times New Roman" w:cs="Times New Roman"/>
+                <w:sz w:val="28"/>
+                <w:szCs w:val="28"/>
+              </w:rPr>
+              <w:t>Аномальное увеличение интервала повторения (до 30 дней для новой карточки), снижение эффективности обучения</w:t>
             </w:r>
           </w:p>
         </w:tc>
@@ -2685,7 +2414,6 @@
           </w:tcPr>
           <w:p>
             <w:pPr>
-              <w:spacing w:line="360" w:lineRule="auto"/>
               <w:jc w:val="both"/>
               <w:rPr>
                 <w:rFonts w:ascii="Times New Roman" w:hAnsi="Times New Roman" w:cs="Times New Roman"/>
@@ -2700,7 +2428,7 @@
                 <w:szCs w:val="28"/>
               </w:rPr>
               <w:lastRenderedPageBreak/>
-              <w:t>С-3</w:t>
+              <w:t>Р-3</w:t>
             </w:r>
           </w:p>
         </w:tc>
@@ -2710,50 +2438,21 @@
           </w:tcPr>
           <w:p>
             <w:pPr>
-              <w:spacing w:line="360" w:lineRule="auto"/>
-              <w:jc w:val="both"/>
-              <w:rPr>
-                <w:rFonts w:ascii="Times New Roman" w:hAnsi="Times New Roman" w:cs="Times New Roman"/>
-                <w:sz w:val="28"/>
-                <w:szCs w:val="28"/>
-              </w:rPr>
-            </w:pPr>
-            <w:r>
-              <w:rPr>
-                <w:rFonts w:ascii="Times New Roman" w:hAnsi="Times New Roman" w:cs="Times New Roman"/>
-                <w:sz w:val="28"/>
-                <w:szCs w:val="28"/>
-              </w:rPr>
-              <w:t xml:space="preserve">Повреждение APK-файла при скачивании из </w:t>
-            </w:r>
-            <w:proofErr w:type="spellStart"/>
-            <w:r>
-              <w:rPr>
-                <w:rFonts w:ascii="Times New Roman" w:hAnsi="Times New Roman" w:cs="Times New Roman"/>
-                <w:sz w:val="28"/>
-                <w:szCs w:val="28"/>
-              </w:rPr>
-              <w:t>GitHub</w:t>
-            </w:r>
-            <w:proofErr w:type="spellEnd"/>
-            <w:r>
-              <w:rPr>
-                <w:rFonts w:ascii="Times New Roman" w:hAnsi="Times New Roman" w:cs="Times New Roman"/>
-                <w:sz w:val="28"/>
-                <w:szCs w:val="28"/>
-              </w:rPr>
-              <w:t xml:space="preserve"> </w:t>
-            </w:r>
-            <w:proofErr w:type="spellStart"/>
-            <w:r>
-              <w:rPr>
-                <w:rFonts w:ascii="Times New Roman" w:hAnsi="Times New Roman" w:cs="Times New Roman"/>
-                <w:sz w:val="28"/>
-                <w:szCs w:val="28"/>
-              </w:rPr>
-              <w:t>Releases</w:t>
-            </w:r>
-            <w:proofErr w:type="spellEnd"/>
+              <w:jc w:val="both"/>
+              <w:rPr>
+                <w:rFonts w:ascii="Times New Roman" w:hAnsi="Times New Roman" w:cs="Times New Roman"/>
+                <w:sz w:val="28"/>
+                <w:szCs w:val="28"/>
+              </w:rPr>
+            </w:pPr>
+            <w:r>
+              <w:rPr>
+                <w:rFonts w:ascii="Times New Roman" w:hAnsi="Times New Roman" w:cs="Times New Roman"/>
+                <w:sz w:val="28"/>
+                <w:szCs w:val="28"/>
+              </w:rPr>
+              <w:t>Конфликт версий зависимостей (Gradle, Room, TensorFlow Lite) при сборке проекта</w:t>
+            </w:r>
           </w:p>
         </w:tc>
         <w:tc>
@@ -2762,21 +2461,20 @@
           </w:tcPr>
           <w:p>
             <w:pPr>
-              <w:spacing w:line="360" w:lineRule="auto"/>
-              <w:jc w:val="both"/>
-              <w:rPr>
-                <w:rFonts w:ascii="Times New Roman" w:hAnsi="Times New Roman" w:cs="Times New Roman"/>
-                <w:sz w:val="28"/>
-                <w:szCs w:val="28"/>
-              </w:rPr>
-            </w:pPr>
-            <w:r>
-              <w:rPr>
-                <w:rFonts w:ascii="Times New Roman" w:hAnsi="Times New Roman" w:cs="Times New Roman"/>
-                <w:sz w:val="28"/>
-                <w:szCs w:val="28"/>
-              </w:rPr>
-              <w:t>Ошибка установки («APK повреждён»), пользователь не может установить приложение</w:t>
+              <w:jc w:val="both"/>
+              <w:rPr>
+                <w:rFonts w:ascii="Times New Roman" w:hAnsi="Times New Roman" w:cs="Times New Roman"/>
+                <w:sz w:val="28"/>
+                <w:szCs w:val="28"/>
+              </w:rPr>
+            </w:pPr>
+            <w:r>
+              <w:rPr>
+                <w:rFonts w:ascii="Times New Roman" w:hAnsi="Times New Roman" w:cs="Times New Roman"/>
+                <w:sz w:val="28"/>
+                <w:szCs w:val="28"/>
+              </w:rPr>
+              <w:t>Ошибки компиляции, потеря времени на разрешение конфликтов, задержка выпуска версии</w:t>
             </w:r>
           </w:p>
         </w:tc>
@@ -2788,7 +2486,290 @@
           </w:tcPr>
           <w:p>
             <w:pPr>
-              <w:spacing w:line="360" w:lineRule="auto"/>
+              <w:jc w:val="both"/>
+              <w:rPr>
+                <w:rFonts w:ascii="Times New Roman" w:hAnsi="Times New Roman" w:cs="Times New Roman"/>
+                <w:sz w:val="28"/>
+                <w:szCs w:val="28"/>
+              </w:rPr>
+            </w:pPr>
+            <w:r>
+              <w:rPr>
+                <w:rFonts w:ascii="Times New Roman" w:hAnsi="Times New Roman" w:cs="Times New Roman"/>
+                <w:sz w:val="28"/>
+                <w:szCs w:val="28"/>
+              </w:rPr>
+              <w:t>Р-4</w:t>
+            </w:r>
+          </w:p>
+        </w:tc>
+        <w:tc>
+          <w:tcPr>
+            <w:tcW w:w="3304" w:type="dxa"/>
+          </w:tcPr>
+          <w:p>
+            <w:pPr>
+              <w:jc w:val="both"/>
+              <w:rPr>
+                <w:rFonts w:ascii="Times New Roman" w:hAnsi="Times New Roman" w:cs="Times New Roman"/>
+                <w:sz w:val="28"/>
+                <w:szCs w:val="28"/>
+              </w:rPr>
+            </w:pPr>
+            <w:r>
+              <w:rPr>
+                <w:rFonts w:ascii="Times New Roman" w:hAnsi="Times New Roman" w:cs="Times New Roman"/>
+                <w:sz w:val="28"/>
+                <w:szCs w:val="28"/>
+              </w:rPr>
+              <w:t>Недостаточная производительность нейросетевой модели на слабых устройствах (Android 8.0, 2 ГБ ОЗУ)</w:t>
+            </w:r>
+          </w:p>
+        </w:tc>
+        <w:tc>
+          <w:tcPr>
+            <w:tcW w:w="3304" w:type="dxa"/>
+          </w:tcPr>
+          <w:p>
+            <w:pPr>
+              <w:jc w:val="both"/>
+              <w:rPr>
+                <w:rFonts w:ascii="Times New Roman" w:hAnsi="Times New Roman" w:cs="Times New Roman"/>
+                <w:sz w:val="28"/>
+                <w:szCs w:val="28"/>
+              </w:rPr>
+            </w:pPr>
+            <w:r>
+              <w:rPr>
+                <w:rFonts w:ascii="Times New Roman" w:hAnsi="Times New Roman" w:cs="Times New Roman"/>
+                <w:sz w:val="28"/>
+                <w:szCs w:val="28"/>
+              </w:rPr>
+              <w:t>Увеличение времени отклика интерфейса при инференсе, несоответствие требованию ≤200 мс</w:t>
+            </w:r>
+          </w:p>
+        </w:tc>
+      </w:tr>
+      <w:tr>
+        <w:tc>
+          <w:tcPr>
+            <w:tcW w:w="3303" w:type="dxa"/>
+          </w:tcPr>
+          <w:p>
+            <w:pPr>
+              <w:jc w:val="both"/>
+              <w:rPr>
+                <w:rFonts w:ascii="Times New Roman" w:hAnsi="Times New Roman" w:cs="Times New Roman"/>
+                <w:sz w:val="28"/>
+                <w:szCs w:val="28"/>
+              </w:rPr>
+            </w:pPr>
+            <w:r>
+              <w:rPr>
+                <w:rFonts w:ascii="Times New Roman" w:hAnsi="Times New Roman" w:cs="Times New Roman"/>
+                <w:sz w:val="28"/>
+                <w:szCs w:val="28"/>
+              </w:rPr>
+              <w:t>С-1</w:t>
+            </w:r>
+          </w:p>
+        </w:tc>
+        <w:tc>
+          <w:tcPr>
+            <w:tcW w:w="3304" w:type="dxa"/>
+          </w:tcPr>
+          <w:p>
+            <w:pPr>
+              <w:jc w:val="both"/>
+              <w:rPr>
+                <w:rFonts w:ascii="Times New Roman" w:hAnsi="Times New Roman" w:cs="Times New Roman"/>
+                <w:sz w:val="28"/>
+                <w:szCs w:val="28"/>
+              </w:rPr>
+            </w:pPr>
+            <w:r>
+              <w:rPr>
+                <w:rFonts w:ascii="Times New Roman" w:hAnsi="Times New Roman" w:cs="Times New Roman"/>
+                <w:sz w:val="28"/>
+                <w:szCs w:val="28"/>
+              </w:rPr>
+              <w:t>Установка приложения на устройство с версией Android ниже 8.0</w:t>
+            </w:r>
+          </w:p>
+        </w:tc>
+        <w:tc>
+          <w:tcPr>
+            <w:tcW w:w="3304" w:type="dxa"/>
+          </w:tcPr>
+          <w:p>
+            <w:pPr>
+              <w:jc w:val="both"/>
+              <w:rPr>
+                <w:rFonts w:ascii="Times New Roman" w:hAnsi="Times New Roman" w:cs="Times New Roman"/>
+                <w:sz w:val="28"/>
+                <w:szCs w:val="28"/>
+              </w:rPr>
+            </w:pPr>
+            <w:r>
+              <w:rPr>
+                <w:rFonts w:ascii="Times New Roman" w:hAnsi="Times New Roman" w:cs="Times New Roman"/>
+                <w:sz w:val="28"/>
+                <w:szCs w:val="28"/>
+              </w:rPr>
+              <w:t>Невозможность запуска приложения, пользователь не может использовать ПС</w:t>
+            </w:r>
+          </w:p>
+        </w:tc>
+      </w:tr>
+      <w:tr>
+        <w:tc>
+          <w:tcPr>
+            <w:tcW w:w="3303" w:type="dxa"/>
+          </w:tcPr>
+          <w:p>
+            <w:pPr>
+              <w:jc w:val="both"/>
+              <w:rPr>
+                <w:rFonts w:ascii="Times New Roman" w:hAnsi="Times New Roman" w:cs="Times New Roman"/>
+                <w:sz w:val="28"/>
+                <w:szCs w:val="28"/>
+              </w:rPr>
+            </w:pPr>
+            <w:r>
+              <w:rPr>
+                <w:rFonts w:ascii="Times New Roman" w:hAnsi="Times New Roman" w:cs="Times New Roman"/>
+                <w:sz w:val="28"/>
+                <w:szCs w:val="28"/>
+              </w:rPr>
+              <w:t>С-2</w:t>
+            </w:r>
+          </w:p>
+        </w:tc>
+        <w:tc>
+          <w:tcPr>
+            <w:tcW w:w="3304" w:type="dxa"/>
+          </w:tcPr>
+          <w:p>
+            <w:pPr>
+              <w:jc w:val="both"/>
+              <w:rPr>
+                <w:rFonts w:ascii="Times New Roman" w:hAnsi="Times New Roman" w:cs="Times New Roman"/>
+                <w:sz w:val="28"/>
+                <w:szCs w:val="28"/>
+              </w:rPr>
+            </w:pPr>
+            <w:r>
+              <w:rPr>
+                <w:rFonts w:ascii="Times New Roman" w:hAnsi="Times New Roman" w:cs="Times New Roman"/>
+                <w:sz w:val="28"/>
+                <w:szCs w:val="28"/>
+              </w:rPr>
+              <w:t>Недостаточный объём свободной памяти на устройстве (менее 50 МБ)</w:t>
+            </w:r>
+          </w:p>
+        </w:tc>
+        <w:tc>
+          <w:tcPr>
+            <w:tcW w:w="3304" w:type="dxa"/>
+          </w:tcPr>
+          <w:p>
+            <w:pPr>
+              <w:jc w:val="both"/>
+              <w:rPr>
+                <w:rFonts w:ascii="Times New Roman" w:hAnsi="Times New Roman" w:cs="Times New Roman"/>
+                <w:sz w:val="28"/>
+                <w:szCs w:val="28"/>
+              </w:rPr>
+            </w:pPr>
+            <w:r>
+              <w:rPr>
+                <w:rFonts w:ascii="Times New Roman" w:hAnsi="Times New Roman" w:cs="Times New Roman"/>
+                <w:sz w:val="28"/>
+                <w:szCs w:val="28"/>
+              </w:rPr>
+              <w:t>Ошибка установки APK-файла, невозможность развернуть приложение</w:t>
+            </w:r>
+          </w:p>
+        </w:tc>
+      </w:tr>
+      <w:tr>
+        <w:tc>
+          <w:tcPr>
+            <w:tcW w:w="3303" w:type="dxa"/>
+          </w:tcPr>
+          <w:p>
+            <w:pPr>
+              <w:jc w:val="both"/>
+              <w:rPr>
+                <w:rFonts w:ascii="Times New Roman" w:hAnsi="Times New Roman" w:cs="Times New Roman"/>
+                <w:sz w:val="28"/>
+                <w:szCs w:val="28"/>
+              </w:rPr>
+            </w:pPr>
+            <w:r>
+              <w:rPr>
+                <w:rFonts w:ascii="Times New Roman" w:hAnsi="Times New Roman" w:cs="Times New Roman"/>
+                <w:sz w:val="28"/>
+                <w:szCs w:val="28"/>
+              </w:rPr>
+              <w:t>С-3</w:t>
+            </w:r>
+          </w:p>
+        </w:tc>
+        <w:tc>
+          <w:tcPr>
+            <w:tcW w:w="3304" w:type="dxa"/>
+          </w:tcPr>
+          <w:p>
+            <w:pPr>
+              <w:jc w:val="both"/>
+              <w:rPr>
+                <w:rFonts w:ascii="Times New Roman" w:hAnsi="Times New Roman" w:cs="Times New Roman"/>
+                <w:sz w:val="28"/>
+                <w:szCs w:val="28"/>
+              </w:rPr>
+            </w:pPr>
+            <w:r>
+              <w:rPr>
+                <w:rFonts w:ascii="Times New Roman" w:hAnsi="Times New Roman" w:cs="Times New Roman"/>
+                <w:sz w:val="28"/>
+                <w:szCs w:val="28"/>
+              </w:rPr>
+              <w:t>Повреждение APK-файла при скачивании из GitHub Releases</w:t>
+            </w:r>
+          </w:p>
+        </w:tc>
+        <w:tc>
+          <w:tcPr>
+            <w:tcW w:w="3304" w:type="dxa"/>
+          </w:tcPr>
+          <w:p>
+            <w:pPr>
+              <w:jc w:val="both"/>
+              <w:rPr>
+                <w:rFonts w:ascii="Times New Roman" w:hAnsi="Times New Roman" w:cs="Times New Roman"/>
+                <w:sz w:val="28"/>
+                <w:szCs w:val="28"/>
+              </w:rPr>
+            </w:pPr>
+            <w:r>
+              <w:rPr>
+                <w:rFonts w:ascii="Times New Roman" w:hAnsi="Times New Roman" w:cs="Times New Roman"/>
+                <w:sz w:val="28"/>
+                <w:szCs w:val="28"/>
+              </w:rPr>
+              <w:t>Ошибка установки («APK повреждён»), пользователь не может установить приложение</w:t>
+            </w:r>
+          </w:p>
+        </w:tc>
+      </w:tr>
+      <w:tr>
+        <w:tc>
+          <w:tcPr>
+            <w:tcW w:w="3303" w:type="dxa"/>
+          </w:tcPr>
+          <w:p>
+            <w:pPr>
               <w:jc w:val="both"/>
               <w:rPr>
                 <w:rFonts w:ascii="Times New Roman" w:hAnsi="Times New Roman" w:cs="Times New Roman"/>
@@ -2812,34 +2793,21 @@
           </w:tcPr>
           <w:p>
             <w:pPr>
-              <w:spacing w:line="360" w:lineRule="auto"/>
-              <w:jc w:val="both"/>
-              <w:rPr>
-                <w:rFonts w:ascii="Times New Roman" w:hAnsi="Times New Roman" w:cs="Times New Roman"/>
-                <w:sz w:val="28"/>
-                <w:szCs w:val="28"/>
-              </w:rPr>
-            </w:pPr>
-            <w:r>
-              <w:rPr>
-                <w:rFonts w:ascii="Times New Roman" w:hAnsi="Times New Roman" w:cs="Times New Roman"/>
-                <w:sz w:val="28"/>
-                <w:szCs w:val="28"/>
-              </w:rPr>
-              <w:t>Нарушение работы нейросетевой модели при повреждении файла </w:t>
-            </w:r>
-            <w:proofErr w:type="spellStart"/>
-            <w:proofErr w:type="gramStart"/>
-            <w:r>
-              <w:rPr>
-                <w:rFonts w:ascii="Times New Roman" w:hAnsi="Times New Roman" w:cs="Times New Roman"/>
-                <w:sz w:val="28"/>
-                <w:szCs w:val="28"/>
-              </w:rPr>
-              <w:t>model.tflite</w:t>
-            </w:r>
-            <w:proofErr w:type="spellEnd"/>
-            <w:proofErr w:type="gramEnd"/>
+              <w:jc w:val="both"/>
+              <w:rPr>
+                <w:rFonts w:ascii="Times New Roman" w:hAnsi="Times New Roman" w:cs="Times New Roman"/>
+                <w:sz w:val="28"/>
+                <w:szCs w:val="28"/>
+              </w:rPr>
+            </w:pPr>
+            <w:r>
+              <w:rPr>
+                <w:rFonts w:ascii="Times New Roman" w:hAnsi="Times New Roman" w:cs="Times New Roman"/>
+                <w:sz w:val="28"/>
+                <w:szCs w:val="28"/>
+              </w:rPr>
+              <w:t>Нарушение работы нейросетевой модели при повреждении файла model.tflite</w:t>
+            </w:r>
           </w:p>
         </w:tc>
         <w:tc>
@@ -2848,7 +2816,6 @@
           </w:tcPr>
           <w:p>
             <w:pPr>
-              <w:spacing w:line="360" w:lineRule="auto"/>
               <w:jc w:val="both"/>
               <w:rPr>
                 <w:rFonts w:ascii="Times New Roman" w:hAnsi="Times New Roman" w:cs="Times New Roman"/>
@@ -2863,11 +2830,306 @@
                 <w:szCs w:val="28"/>
               </w:rPr>
               <w:t>Переключение на резервный алгоритм SM-2, снижение точности прогнозов интервалов</w:t>
+            </w:r>
+          </w:p>
+        </w:tc>
+      </w:tr>
+      <w:tr>
+        <w:tc>
+          <w:tcPr>
+            <w:tcW w:w="3303" w:type="dxa"/>
+          </w:tcPr>
+          <w:p>
+            <w:pPr>
+              <w:jc w:val="both"/>
+              <w:rPr>
+                <w:rFonts w:ascii="Times New Roman" w:hAnsi="Times New Roman" w:cs="Times New Roman"/>
+                <w:sz w:val="28"/>
+                <w:szCs w:val="28"/>
+              </w:rPr>
+            </w:pPr>
+            <w:r>
+              <w:rPr>
+                <w:rFonts w:ascii="Times New Roman" w:hAnsi="Times New Roman" w:cs="Times New Roman"/>
+                <w:sz w:val="28"/>
+                <w:szCs w:val="28"/>
+              </w:rPr>
+              <w:t>П-1</w:t>
+            </w:r>
+          </w:p>
+        </w:tc>
+        <w:tc>
+          <w:tcPr>
+            <w:tcW w:w="3304" w:type="dxa"/>
+          </w:tcPr>
+          <w:p>
+            <w:pPr>
+              <w:jc w:val="both"/>
+              <w:rPr>
+                <w:rFonts w:ascii="Times New Roman" w:hAnsi="Times New Roman" w:cs="Times New Roman"/>
+                <w:sz w:val="28"/>
+                <w:szCs w:val="28"/>
+              </w:rPr>
+            </w:pPr>
+            <w:r>
+              <w:rPr>
+                <w:rFonts w:ascii="Times New Roman" w:hAnsi="Times New Roman" w:cs="Times New Roman"/>
+                <w:sz w:val="28"/>
+                <w:szCs w:val="28"/>
+              </w:rPr>
+              <w:t>Недостаточная техническая грамотность пользователя (неумение разрешить установку из неизвестных источников)</w:t>
+            </w:r>
+          </w:p>
+        </w:tc>
+        <w:tc>
+          <w:tcPr>
+            <w:tcW w:w="3304" w:type="dxa"/>
+          </w:tcPr>
+          <w:p>
+            <w:pPr>
+              <w:jc w:val="both"/>
+              <w:rPr>
+                <w:rFonts w:ascii="Times New Roman" w:hAnsi="Times New Roman" w:cs="Times New Roman"/>
+                <w:sz w:val="28"/>
+                <w:szCs w:val="28"/>
+              </w:rPr>
+            </w:pPr>
+            <w:r>
+              <w:rPr>
+                <w:rFonts w:ascii="Times New Roman" w:hAnsi="Times New Roman" w:cs="Times New Roman"/>
+                <w:sz w:val="28"/>
+                <w:szCs w:val="28"/>
+              </w:rPr>
+              <w:t>Невозможность самостоятельно установить приложение, отказ от использования ПС</w:t>
+            </w:r>
+          </w:p>
+        </w:tc>
+      </w:tr>
+      <w:tr>
+        <w:tc>
+          <w:tcPr>
+            <w:tcW w:w="3303" w:type="dxa"/>
+          </w:tcPr>
+          <w:p>
+            <w:pPr>
+              <w:jc w:val="both"/>
+              <w:rPr>
+                <w:rFonts w:ascii="Times New Roman" w:hAnsi="Times New Roman" w:cs="Times New Roman"/>
+                <w:sz w:val="28"/>
+                <w:szCs w:val="28"/>
+              </w:rPr>
+            </w:pPr>
+            <w:r>
+              <w:rPr>
+                <w:rFonts w:ascii="Times New Roman" w:hAnsi="Times New Roman" w:cs="Times New Roman"/>
+                <w:sz w:val="28"/>
+                <w:szCs w:val="28"/>
+              </w:rPr>
+              <w:t>П-2</w:t>
+            </w:r>
+          </w:p>
+        </w:tc>
+        <w:tc>
+          <w:tcPr>
+            <w:tcW w:w="3304" w:type="dxa"/>
+          </w:tcPr>
+          <w:p>
+            <w:pPr>
+              <w:jc w:val="both"/>
+              <w:rPr>
+                <w:rFonts w:ascii="Times New Roman" w:hAnsi="Times New Roman" w:cs="Times New Roman"/>
+                <w:sz w:val="28"/>
+                <w:szCs w:val="28"/>
+              </w:rPr>
+            </w:pPr>
+            <w:r>
+              <w:rPr>
+                <w:rFonts w:ascii="Times New Roman" w:hAnsi="Times New Roman" w:cs="Times New Roman"/>
+                <w:sz w:val="28"/>
+                <w:szCs w:val="28"/>
+              </w:rPr>
+              <w:t>Недоверие пользователя к установке APK вручную (привычка к Google Play)</w:t>
+            </w:r>
+          </w:p>
+        </w:tc>
+        <w:tc>
+          <w:tcPr>
+            <w:tcW w:w="3304" w:type="dxa"/>
+          </w:tcPr>
+          <w:p>
+            <w:pPr>
+              <w:jc w:val="both"/>
+              <w:rPr>
+                <w:rFonts w:ascii="Times New Roman" w:hAnsi="Times New Roman" w:cs="Times New Roman"/>
+                <w:sz w:val="28"/>
+                <w:szCs w:val="28"/>
+              </w:rPr>
+            </w:pPr>
+            <w:r>
+              <w:rPr>
+                <w:rFonts w:ascii="Times New Roman" w:hAnsi="Times New Roman" w:cs="Times New Roman"/>
+                <w:sz w:val="28"/>
+                <w:szCs w:val="28"/>
+              </w:rPr>
+              <w:t>Отказ от установки, потеря потенциальных пользователей</w:t>
+            </w:r>
+          </w:p>
+        </w:tc>
+      </w:tr>
+      <w:tr>
+        <w:tc>
+          <w:tcPr>
+            <w:tcW w:w="3303" w:type="dxa"/>
+          </w:tcPr>
+          <w:p>
+            <w:pPr>
+              <w:jc w:val="both"/>
+              <w:rPr>
+                <w:rFonts w:ascii="Times New Roman" w:hAnsi="Times New Roman" w:cs="Times New Roman"/>
+                <w:sz w:val="28"/>
+                <w:szCs w:val="28"/>
+              </w:rPr>
+            </w:pPr>
+            <w:r>
+              <w:rPr>
+                <w:rFonts w:ascii="Times New Roman" w:hAnsi="Times New Roman" w:cs="Times New Roman"/>
+                <w:sz w:val="28"/>
+                <w:szCs w:val="28"/>
+              </w:rPr>
+              <w:t>П-3</w:t>
+            </w:r>
+          </w:p>
+        </w:tc>
+        <w:tc>
+          <w:tcPr>
+            <w:tcW w:w="3304" w:type="dxa"/>
+          </w:tcPr>
+          <w:p>
+            <w:pPr>
+              <w:jc w:val="both"/>
+              <w:rPr>
+                <w:rFonts w:ascii="Times New Roman" w:hAnsi="Times New Roman" w:cs="Times New Roman"/>
+                <w:sz w:val="28"/>
+                <w:szCs w:val="28"/>
+              </w:rPr>
+            </w:pPr>
+            <w:r>
+              <w:rPr>
+                <w:rFonts w:ascii="Times New Roman" w:hAnsi="Times New Roman" w:cs="Times New Roman"/>
+                <w:sz w:val="28"/>
+                <w:szCs w:val="28"/>
+              </w:rPr>
+              <w:t>Неправильное заполнение карточек пользователем (некорректные вопрос или ответ)</w:t>
+            </w:r>
+          </w:p>
+        </w:tc>
+        <w:tc>
+          <w:tcPr>
+            <w:tcW w:w="3304" w:type="dxa"/>
+          </w:tcPr>
+          <w:p>
+            <w:pPr>
+              <w:jc w:val="both"/>
+              <w:rPr>
+                <w:rFonts w:ascii="Times New Roman" w:hAnsi="Times New Roman" w:cs="Times New Roman"/>
+                <w:sz w:val="28"/>
+                <w:szCs w:val="28"/>
+              </w:rPr>
+            </w:pPr>
+            <w:r>
+              <w:rPr>
+                <w:rFonts w:ascii="Times New Roman" w:hAnsi="Times New Roman" w:cs="Times New Roman"/>
+                <w:sz w:val="28"/>
+                <w:szCs w:val="28"/>
+              </w:rPr>
+              <w:t>Снижение эффективности обучения, формирование неверных знаний</w:t>
+            </w:r>
+          </w:p>
+        </w:tc>
+      </w:tr>
+      <w:tr>
+        <w:tc>
+          <w:tcPr>
+            <w:tcW w:w="3303" w:type="dxa"/>
+          </w:tcPr>
+          <w:p>
+            <w:pPr>
+              <w:jc w:val="both"/>
+              <w:rPr>
+                <w:rFonts w:ascii="Times New Roman" w:hAnsi="Times New Roman" w:cs="Times New Roman"/>
+                <w:sz w:val="28"/>
+                <w:szCs w:val="28"/>
+              </w:rPr>
+            </w:pPr>
+            <w:r>
+              <w:rPr>
+                <w:rFonts w:ascii="Times New Roman" w:hAnsi="Times New Roman" w:cs="Times New Roman"/>
+                <w:sz w:val="28"/>
+                <w:szCs w:val="28"/>
+              </w:rPr>
+              <w:t>П-4</w:t>
+            </w:r>
+          </w:p>
+        </w:tc>
+        <w:tc>
+          <w:tcPr>
+            <w:tcW w:w="3304" w:type="dxa"/>
+          </w:tcPr>
+          <w:p>
+            <w:pPr>
+              <w:jc w:val="both"/>
+              <w:rPr>
+                <w:rFonts w:ascii="Times New Roman" w:hAnsi="Times New Roman" w:cs="Times New Roman"/>
+                <w:sz w:val="28"/>
+                <w:szCs w:val="28"/>
+              </w:rPr>
+            </w:pPr>
+            <w:r>
+              <w:rPr>
+                <w:rFonts w:ascii="Times New Roman" w:hAnsi="Times New Roman" w:cs="Times New Roman"/>
+                <w:sz w:val="28"/>
+                <w:szCs w:val="28"/>
+              </w:rPr>
+              <w:t>Потеря устройства (кража, поломка) без предварительного экспорта данных</w:t>
+            </w:r>
+          </w:p>
+        </w:tc>
+        <w:tc>
+          <w:tcPr>
+            <w:tcW w:w="3304" w:type="dxa"/>
+          </w:tcPr>
+          <w:p>
+            <w:pPr>
+              <w:jc w:val="both"/>
+              <w:rPr>
+                <w:rFonts w:ascii="Times New Roman" w:hAnsi="Times New Roman" w:cs="Times New Roman"/>
+                <w:sz w:val="28"/>
+                <w:szCs w:val="28"/>
+              </w:rPr>
+            </w:pPr>
+            <w:r>
+              <w:rPr>
+                <w:rFonts w:ascii="Times New Roman" w:hAnsi="Times New Roman" w:cs="Times New Roman"/>
+                <w:sz w:val="28"/>
+                <w:szCs w:val="28"/>
+              </w:rPr>
+              <w:t>Безвозвратная утрата всех созданных карточек, конспектов и истории прогресса</w:t>
             </w:r>
           </w:p>
         </w:tc>
       </w:tr>
     </w:tbl>
+    <w:p>
+      <w:pPr>
+        <w:spacing w:after="0" w:line="360" w:lineRule="auto"/>
+        <w:jc w:val="both"/>
+        <w:rPr>
+          <w:rFonts w:ascii="Times New Roman" w:hAnsi="Times New Roman" w:cs="Times New Roman"/>
+          <w:sz w:val="28"/>
+          <w:szCs w:val="28"/>
+        </w:rPr>
+      </w:pPr>
+    </w:p>
     <w:p>
       <w:pPr>
         <w:spacing w:after="0" w:line="360" w:lineRule="auto"/>
@@ -2904,13 +3166,14 @@
           <w:sz w:val="28"/>
           <w:szCs w:val="28"/>
         </w:rPr>
+        <w:lastRenderedPageBreak/>
         <w:t>Оценивание рисков</w:t>
       </w:r>
     </w:p>
     <w:p>
       <w:pPr>
         <w:spacing w:after="0" w:line="360" w:lineRule="auto"/>
-        <w:jc w:val="both"/>
+        <w:ind w:firstLine="709"/>
         <w:rPr>
           <w:rFonts w:ascii="Times New Roman" w:hAnsi="Times New Roman" w:cs="Times New Roman"/>
           <w:sz w:val="28"/>
@@ -2923,17 +3186,13 @@
           <w:sz w:val="28"/>
           <w:szCs w:val="28"/>
         </w:rPr>
-        <w:t>Для оценивания рисков использовались две ранговые трёхбалльные шкалы:</w:t>
+        <w:t>По всем выявленным рискам было проведен оценивание с использованием двух ранговых шкал: вероятности реализации риска и существенности последствий риска.</w:t>
       </w:r>
     </w:p>
     <w:p>
       <w:pPr>
-        <w:numPr>
-          <w:ilvl w:val="0"/>
-          <w:numId w:val="25"/>
-        </w:numPr>
         <w:spacing w:after="0" w:line="360" w:lineRule="auto"/>
-        <w:jc w:val="both"/>
+        <w:ind w:firstLine="709"/>
         <w:rPr>
           <w:rFonts w:ascii="Times New Roman" w:hAnsi="Times New Roman" w:cs="Times New Roman"/>
           <w:sz w:val="28"/>
@@ -2946,57 +3205,7 @@
           <w:sz w:val="28"/>
           <w:szCs w:val="28"/>
         </w:rPr>
-        <w:t>Вероятность реализации риска (низкая / средняя / высокая)</w:t>
-      </w:r>
-    </w:p>
-    <w:p>
-      <w:pPr>
-        <w:numPr>
-          <w:ilvl w:val="0"/>
-          <w:numId w:val="25"/>
-        </w:numPr>
-        <w:spacing w:after="0" w:line="360" w:lineRule="auto"/>
-        <w:jc w:val="both"/>
-        <w:rPr>
-          <w:rFonts w:ascii="Times New Roman" w:hAnsi="Times New Roman" w:cs="Times New Roman"/>
-          <w:sz w:val="28"/>
-          <w:szCs w:val="28"/>
-        </w:rPr>
-      </w:pPr>
-      <w:r>
-        <w:rPr>
-          <w:rFonts w:ascii="Times New Roman" w:hAnsi="Times New Roman" w:cs="Times New Roman"/>
-          <w:sz w:val="28"/>
-          <w:szCs w:val="28"/>
-        </w:rPr>
-        <w:t>Существенность последствий (низкая / средняя / высокая)</w:t>
-      </w:r>
-    </w:p>
-    <w:p>
-      <w:pPr>
-        <w:spacing w:after="0" w:line="360" w:lineRule="auto"/>
-        <w:jc w:val="both"/>
-        <w:rPr>
-          <w:rFonts w:ascii="Times New Roman" w:hAnsi="Times New Roman" w:cs="Times New Roman"/>
-          <w:sz w:val="28"/>
-          <w:szCs w:val="28"/>
-        </w:rPr>
-      </w:pPr>
-      <w:r>
-        <w:rPr>
-          <w:rFonts w:ascii="Times New Roman" w:hAnsi="Times New Roman" w:cs="Times New Roman"/>
-          <w:sz w:val="28"/>
-          <w:szCs w:val="28"/>
-        </w:rPr>
-        <w:t>Диапазоны вероятности реализации рисков определены априорно на основе экспертной оценки и анализа аналогичных проектов</w:t>
-      </w:r>
-      <w:r>
-        <w:rPr>
-          <w:rFonts w:ascii="Times New Roman" w:hAnsi="Times New Roman" w:cs="Times New Roman"/>
-          <w:sz w:val="28"/>
-          <w:szCs w:val="28"/>
-        </w:rPr>
-        <w:t xml:space="preserve"> и представлен в таблице 3.</w:t>
+        <w:t>Результаты оценивания приведены в таблицах 2 и 3.</w:t>
       </w:r>
     </w:p>
     <w:p>
@@ -3035,27 +3244,37 @@
         <w:tblLook w:val="04A0" w:firstRow="1" w:lastRow="0" w:firstColumn="1" w:lastColumn="0" w:noHBand="0" w:noVBand="1"/>
       </w:tblPr>
       <w:tblGrid>
-        <w:gridCol w:w="3303"/>
-        <w:gridCol w:w="3304"/>
-        <w:gridCol w:w="3304"/>
+        <w:gridCol w:w="1129"/>
+        <w:gridCol w:w="4111"/>
+        <w:gridCol w:w="4104"/>
       </w:tblGrid>
       <w:tr>
         <w:tc>
           <w:tcPr>
-            <w:tcW w:w="3303" w:type="dxa"/>
-          </w:tcPr>
-          <w:p>
-            <w:pPr>
-              <w:jc w:val="both"/>
-              <w:rPr>
-                <w:rFonts w:ascii="Times New Roman" w:hAnsi="Times New Roman" w:cs="Times New Roman"/>
-                <w:sz w:val="28"/>
-                <w:szCs w:val="28"/>
-              </w:rPr>
-            </w:pPr>
-            <w:r>
-              <w:rPr>
-                <w:rFonts w:ascii="Times New Roman" w:hAnsi="Times New Roman" w:cs="Times New Roman"/>
+            <w:tcW w:w="1129" w:type="dxa"/>
+          </w:tcPr>
+          <w:p>
+            <w:pPr>
+              <w:pStyle w:val="a7"/>
+              <w:tabs>
+                <w:tab w:val="left" w:pos="1134"/>
+              </w:tabs>
+              <w:spacing w:line="360" w:lineRule="auto"/>
+              <w:ind w:left="0"/>
+              <w:jc w:val="center"/>
+              <w:rPr>
+                <w:rFonts w:ascii="Times New Roman" w:hAnsi="Times New Roman" w:cs="Times New Roman"/>
+                <w:b/>
+                <w:bCs/>
+                <w:sz w:val="28"/>
+                <w:szCs w:val="28"/>
+              </w:rPr>
+            </w:pPr>
+            <w:r>
+              <w:rPr>
+                <w:rFonts w:ascii="Times New Roman" w:hAnsi="Times New Roman" w:cs="Times New Roman"/>
+                <w:b/>
+                <w:bCs/>
                 <w:sz w:val="28"/>
                 <w:szCs w:val="28"/>
               </w:rPr>
@@ -3065,20 +3284,30 @@
         </w:tc>
         <w:tc>
           <w:tcPr>
-            <w:tcW w:w="3304" w:type="dxa"/>
-          </w:tcPr>
-          <w:p>
-            <w:pPr>
-              <w:jc w:val="both"/>
-              <w:rPr>
-                <w:rFonts w:ascii="Times New Roman" w:hAnsi="Times New Roman" w:cs="Times New Roman"/>
-                <w:sz w:val="28"/>
-                <w:szCs w:val="28"/>
-              </w:rPr>
-            </w:pPr>
-            <w:r>
-              <w:rPr>
-                <w:rFonts w:ascii="Times New Roman" w:hAnsi="Times New Roman" w:cs="Times New Roman"/>
+            <w:tcW w:w="4111" w:type="dxa"/>
+          </w:tcPr>
+          <w:p>
+            <w:pPr>
+              <w:pStyle w:val="a7"/>
+              <w:tabs>
+                <w:tab w:val="left" w:pos="1134"/>
+              </w:tabs>
+              <w:spacing w:line="360" w:lineRule="auto"/>
+              <w:ind w:left="0"/>
+              <w:jc w:val="center"/>
+              <w:rPr>
+                <w:rFonts w:ascii="Times New Roman" w:hAnsi="Times New Roman" w:cs="Times New Roman"/>
+                <w:b/>
+                <w:bCs/>
+                <w:sz w:val="28"/>
+                <w:szCs w:val="28"/>
+              </w:rPr>
+            </w:pPr>
+            <w:r>
+              <w:rPr>
+                <w:rFonts w:ascii="Times New Roman" w:hAnsi="Times New Roman" w:cs="Times New Roman"/>
+                <w:b/>
+                <w:bCs/>
                 <w:sz w:val="28"/>
                 <w:szCs w:val="28"/>
               </w:rPr>
@@ -3088,20 +3317,30 @@
         </w:tc>
         <w:tc>
           <w:tcPr>
-            <w:tcW w:w="3304" w:type="dxa"/>
-          </w:tcPr>
-          <w:p>
-            <w:pPr>
-              <w:jc w:val="both"/>
-              <w:rPr>
-                <w:rFonts w:ascii="Times New Roman" w:hAnsi="Times New Roman" w:cs="Times New Roman"/>
-                <w:sz w:val="28"/>
-                <w:szCs w:val="28"/>
-              </w:rPr>
-            </w:pPr>
-            <w:r>
-              <w:rPr>
-                <w:rFonts w:ascii="Times New Roman" w:hAnsi="Times New Roman" w:cs="Times New Roman"/>
+            <w:tcW w:w="4104" w:type="dxa"/>
+          </w:tcPr>
+          <w:p>
+            <w:pPr>
+              <w:pStyle w:val="a7"/>
+              <w:tabs>
+                <w:tab w:val="left" w:pos="1134"/>
+              </w:tabs>
+              <w:spacing w:line="360" w:lineRule="auto"/>
+              <w:ind w:left="0"/>
+              <w:jc w:val="center"/>
+              <w:rPr>
+                <w:rFonts w:ascii="Times New Roman" w:hAnsi="Times New Roman" w:cs="Times New Roman"/>
+                <w:b/>
+                <w:bCs/>
+                <w:sz w:val="28"/>
+                <w:szCs w:val="28"/>
+              </w:rPr>
+            </w:pPr>
+            <w:r>
+              <w:rPr>
+                <w:rFonts w:ascii="Times New Roman" w:hAnsi="Times New Roman" w:cs="Times New Roman"/>
+                <w:b/>
+                <w:bCs/>
                 <w:sz w:val="28"/>
                 <w:szCs w:val="28"/>
               </w:rPr>
@@ -3113,70 +3352,112 @@
       <w:tr>
         <w:tc>
           <w:tcPr>
-            <w:tcW w:w="3303" w:type="dxa"/>
-          </w:tcPr>
-          <w:p>
-            <w:pPr>
-              <w:jc w:val="both"/>
-              <w:rPr>
-                <w:rFonts w:ascii="Times New Roman" w:hAnsi="Times New Roman" w:cs="Times New Roman"/>
-                <w:sz w:val="28"/>
-                <w:szCs w:val="28"/>
-              </w:rPr>
-            </w:pPr>
-            <w:r>
-              <w:rPr>
-                <w:rFonts w:ascii="Times New Roman" w:hAnsi="Times New Roman" w:cs="Times New Roman"/>
-                <w:sz w:val="28"/>
-                <w:szCs w:val="28"/>
-              </w:rPr>
-              <w:t>Н</w:t>
-            </w:r>
-          </w:p>
-        </w:tc>
-        <w:tc>
-          <w:tcPr>
-            <w:tcW w:w="3304" w:type="dxa"/>
-          </w:tcPr>
-          <w:p>
-            <w:pPr>
-              <w:jc w:val="both"/>
-              <w:rPr>
-                <w:rFonts w:ascii="Times New Roman" w:hAnsi="Times New Roman" w:cs="Times New Roman"/>
-                <w:sz w:val="28"/>
-                <w:szCs w:val="28"/>
-              </w:rPr>
-            </w:pPr>
-            <w:r>
-              <w:rPr>
-                <w:rFonts w:ascii="Times New Roman" w:hAnsi="Times New Roman" w:cs="Times New Roman"/>
-                <w:sz w:val="28"/>
-                <w:szCs w:val="28"/>
-              </w:rPr>
-              <w:t>Низкая</w:t>
-            </w:r>
-          </w:p>
-        </w:tc>
-        <w:tc>
-          <w:tcPr>
-            <w:tcW w:w="3304" w:type="dxa"/>
-          </w:tcPr>
-          <w:p>
-            <w:pPr>
-              <w:jc w:val="both"/>
-              <w:rPr>
-                <w:rFonts w:ascii="Times New Roman" w:hAnsi="Times New Roman" w:cs="Times New Roman"/>
-                <w:sz w:val="28"/>
-                <w:szCs w:val="28"/>
-              </w:rPr>
-            </w:pPr>
-            <w:r>
-              <w:rPr>
-                <w:rFonts w:ascii="Times New Roman" w:hAnsi="Times New Roman" w:cs="Times New Roman"/>
-                <w:sz w:val="28"/>
-                <w:szCs w:val="28"/>
-              </w:rPr>
-              <w:t>менее 20%</w:t>
+            <w:tcW w:w="1129" w:type="dxa"/>
+          </w:tcPr>
+          <w:p>
+            <w:pPr>
+              <w:pStyle w:val="a7"/>
+              <w:tabs>
+                <w:tab w:val="left" w:pos="1134"/>
+              </w:tabs>
+              <w:spacing w:line="360" w:lineRule="auto"/>
+              <w:ind w:left="0"/>
+              <w:jc w:val="center"/>
+              <w:rPr>
+                <w:rFonts w:ascii="Times New Roman" w:hAnsi="Times New Roman" w:cs="Times New Roman"/>
+                <w:sz w:val="28"/>
+                <w:szCs w:val="28"/>
+              </w:rPr>
+            </w:pPr>
+            <w:r>
+              <w:rPr>
+                <w:rFonts w:ascii="Times New Roman" w:hAnsi="Times New Roman" w:cs="Times New Roman"/>
+                <w:sz w:val="28"/>
+                <w:szCs w:val="28"/>
+              </w:rPr>
+              <w:t>Р-1</w:t>
+            </w:r>
+          </w:p>
+        </w:tc>
+        <w:tc>
+          <w:tcPr>
+            <w:tcW w:w="4111" w:type="dxa"/>
+          </w:tcPr>
+          <w:p>
+            <w:pPr>
+              <w:pStyle w:val="a7"/>
+              <w:tabs>
+                <w:tab w:val="left" w:pos="1134"/>
+              </w:tabs>
+              <w:spacing w:line="360" w:lineRule="auto"/>
+              <w:ind w:left="0"/>
+              <w:jc w:val="center"/>
+              <w:rPr>
+                <w:rFonts w:ascii="Times New Roman" w:hAnsi="Times New Roman" w:cs="Times New Roman"/>
+                <w:sz w:val="28"/>
+                <w:szCs w:val="28"/>
+              </w:rPr>
+            </w:pPr>
+            <w:r>
+              <w:rPr>
+                <w:rFonts w:ascii="Times New Roman" w:hAnsi="Times New Roman" w:cs="Times New Roman"/>
+                <w:sz w:val="28"/>
+                <w:szCs w:val="28"/>
+              </w:rPr>
+              <w:t>2 (средняя)</w:t>
+            </w:r>
+          </w:p>
+        </w:tc>
+        <w:tc>
+          <w:tcPr>
+            <w:tcW w:w="4104" w:type="dxa"/>
+          </w:tcPr>
+          <w:p>
+            <w:pPr>
+              <w:pStyle w:val="a7"/>
+              <w:tabs>
+                <w:tab w:val="left" w:pos="1134"/>
+              </w:tabs>
+              <w:spacing w:line="360" w:lineRule="auto"/>
+              <w:ind w:left="0"/>
+              <w:jc w:val="center"/>
+              <w:rPr>
+                <w:rFonts w:ascii="Times New Roman" w:hAnsi="Times New Roman" w:cs="Times New Roman"/>
+                <w:sz w:val="28"/>
+                <w:szCs w:val="28"/>
+              </w:rPr>
+            </w:pPr>
+            <w:r>
+              <w:rPr>
+                <w:rFonts w:ascii="Times New Roman" w:hAnsi="Times New Roman" w:cs="Times New Roman"/>
+                <w:sz w:val="28"/>
+                <w:szCs w:val="28"/>
+              </w:rPr>
+              <w:t>3</w:t>
+            </w:r>
+            <w:r>
+              <w:rPr>
+                <w:rFonts w:ascii="Times New Roman" w:hAnsi="Times New Roman" w:cs="Times New Roman"/>
+                <w:sz w:val="28"/>
+                <w:szCs w:val="28"/>
+              </w:rPr>
+              <w:t xml:space="preserve">0% – </w:t>
+            </w:r>
+            <w:r>
+              <w:rPr>
+                <w:rFonts w:ascii="Times New Roman" w:hAnsi="Times New Roman" w:cs="Times New Roman"/>
+                <w:sz w:val="28"/>
+                <w:szCs w:val="28"/>
+              </w:rPr>
+              <w:t>7</w:t>
+            </w:r>
+            <w:r>
+              <w:rPr>
+                <w:rFonts w:ascii="Times New Roman" w:hAnsi="Times New Roman" w:cs="Times New Roman"/>
+                <w:sz w:val="28"/>
+                <w:szCs w:val="28"/>
+              </w:rPr>
+              <w:t>0%</w:t>
             </w:r>
           </w:p>
         </w:tc>
@@ -3184,70 +3465,88 @@
       <w:tr>
         <w:tc>
           <w:tcPr>
-            <w:tcW w:w="3303" w:type="dxa"/>
-          </w:tcPr>
-          <w:p>
-            <w:pPr>
-              <w:jc w:val="both"/>
-              <w:rPr>
-                <w:rFonts w:ascii="Times New Roman" w:hAnsi="Times New Roman" w:cs="Times New Roman"/>
-                <w:sz w:val="28"/>
-                <w:szCs w:val="28"/>
-              </w:rPr>
-            </w:pPr>
-            <w:r>
-              <w:rPr>
-                <w:rFonts w:ascii="Times New Roman" w:hAnsi="Times New Roman" w:cs="Times New Roman"/>
-                <w:sz w:val="28"/>
-                <w:szCs w:val="28"/>
-              </w:rPr>
-              <w:t>С</w:t>
-            </w:r>
-          </w:p>
-        </w:tc>
-        <w:tc>
-          <w:tcPr>
-            <w:tcW w:w="3304" w:type="dxa"/>
-          </w:tcPr>
-          <w:p>
-            <w:pPr>
-              <w:jc w:val="both"/>
-              <w:rPr>
-                <w:rFonts w:ascii="Times New Roman" w:hAnsi="Times New Roman" w:cs="Times New Roman"/>
-                <w:sz w:val="28"/>
-                <w:szCs w:val="28"/>
-              </w:rPr>
-            </w:pPr>
-            <w:r>
-              <w:rPr>
-                <w:rFonts w:ascii="Times New Roman" w:hAnsi="Times New Roman" w:cs="Times New Roman"/>
-                <w:sz w:val="28"/>
-                <w:szCs w:val="28"/>
-              </w:rPr>
-              <w:t>Средняя</w:t>
-            </w:r>
-          </w:p>
-        </w:tc>
-        <w:tc>
-          <w:tcPr>
-            <w:tcW w:w="3304" w:type="dxa"/>
-          </w:tcPr>
-          <w:p>
-            <w:pPr>
-              <w:jc w:val="both"/>
-              <w:rPr>
-                <w:rFonts w:ascii="Times New Roman" w:hAnsi="Times New Roman" w:cs="Times New Roman"/>
-                <w:sz w:val="28"/>
-                <w:szCs w:val="28"/>
-              </w:rPr>
-            </w:pPr>
-            <w:r>
-              <w:rPr>
-                <w:rFonts w:ascii="Times New Roman" w:hAnsi="Times New Roman" w:cs="Times New Roman"/>
-                <w:sz w:val="28"/>
-                <w:szCs w:val="28"/>
-              </w:rPr>
-              <w:t>20% – 60%</w:t>
+            <w:tcW w:w="1129" w:type="dxa"/>
+          </w:tcPr>
+          <w:p>
+            <w:pPr>
+              <w:pStyle w:val="a7"/>
+              <w:tabs>
+                <w:tab w:val="left" w:pos="1134"/>
+              </w:tabs>
+              <w:spacing w:line="360" w:lineRule="auto"/>
+              <w:ind w:left="0"/>
+              <w:jc w:val="center"/>
+              <w:rPr>
+                <w:rFonts w:ascii="Times New Roman" w:hAnsi="Times New Roman" w:cs="Times New Roman"/>
+                <w:sz w:val="28"/>
+                <w:szCs w:val="28"/>
+              </w:rPr>
+            </w:pPr>
+            <w:r>
+              <w:rPr>
+                <w:rFonts w:ascii="Times New Roman" w:hAnsi="Times New Roman" w:cs="Times New Roman"/>
+                <w:sz w:val="28"/>
+                <w:szCs w:val="28"/>
+              </w:rPr>
+              <w:t>Р-2</w:t>
+            </w:r>
+          </w:p>
+        </w:tc>
+        <w:tc>
+          <w:tcPr>
+            <w:tcW w:w="4111" w:type="dxa"/>
+          </w:tcPr>
+          <w:p>
+            <w:pPr>
+              <w:pStyle w:val="a7"/>
+              <w:tabs>
+                <w:tab w:val="left" w:pos="1134"/>
+              </w:tabs>
+              <w:spacing w:line="360" w:lineRule="auto"/>
+              <w:ind w:left="0"/>
+              <w:jc w:val="center"/>
+              <w:rPr>
+                <w:rFonts w:ascii="Times New Roman" w:hAnsi="Times New Roman" w:cs="Times New Roman"/>
+                <w:sz w:val="28"/>
+                <w:szCs w:val="28"/>
+              </w:rPr>
+            </w:pPr>
+            <w:r>
+              <w:rPr>
+                <w:rFonts w:ascii="Times New Roman" w:hAnsi="Times New Roman" w:cs="Times New Roman"/>
+                <w:sz w:val="28"/>
+                <w:szCs w:val="28"/>
+              </w:rPr>
+              <w:t>1 (низкая)</w:t>
+            </w:r>
+          </w:p>
+        </w:tc>
+        <w:tc>
+          <w:tcPr>
+            <w:tcW w:w="4104" w:type="dxa"/>
+          </w:tcPr>
+          <w:p>
+            <w:pPr>
+              <w:pStyle w:val="a7"/>
+              <w:tabs>
+                <w:tab w:val="left" w:pos="1134"/>
+              </w:tabs>
+              <w:spacing w:line="360" w:lineRule="auto"/>
+              <w:ind w:left="0"/>
+              <w:jc w:val="center"/>
+              <w:rPr>
+                <w:rFonts w:ascii="Times New Roman" w:hAnsi="Times New Roman" w:cs="Times New Roman"/>
+                <w:sz w:val="28"/>
+                <w:szCs w:val="28"/>
+              </w:rPr>
+            </w:pPr>
+            <w:r>
+              <w:rPr>
+                <w:rFonts w:ascii="Times New Roman" w:hAnsi="Times New Roman" w:cs="Times New Roman"/>
+                <w:sz w:val="28"/>
+                <w:szCs w:val="28"/>
+              </w:rPr>
+              <w:t>0% – 30%</w:t>
             </w:r>
           </w:p>
         </w:tc>
@@ -3255,70 +3554,1063 @@
       <w:tr>
         <w:tc>
           <w:tcPr>
-            <w:tcW w:w="3303" w:type="dxa"/>
-          </w:tcPr>
-          <w:p>
-            <w:pPr>
-              <w:jc w:val="both"/>
-              <w:rPr>
-                <w:rFonts w:ascii="Times New Roman" w:hAnsi="Times New Roman" w:cs="Times New Roman"/>
-                <w:sz w:val="28"/>
-                <w:szCs w:val="28"/>
-              </w:rPr>
-            </w:pPr>
-            <w:r>
-              <w:rPr>
-                <w:rFonts w:ascii="Times New Roman" w:hAnsi="Times New Roman" w:cs="Times New Roman"/>
-                <w:sz w:val="28"/>
-                <w:szCs w:val="28"/>
-              </w:rPr>
-              <w:t>В</w:t>
-            </w:r>
-          </w:p>
-        </w:tc>
-        <w:tc>
-          <w:tcPr>
-            <w:tcW w:w="3304" w:type="dxa"/>
-          </w:tcPr>
-          <w:p>
-            <w:pPr>
-              <w:jc w:val="both"/>
-              <w:rPr>
-                <w:rFonts w:ascii="Times New Roman" w:hAnsi="Times New Roman" w:cs="Times New Roman"/>
-                <w:sz w:val="28"/>
-                <w:szCs w:val="28"/>
-              </w:rPr>
-            </w:pPr>
-            <w:r>
-              <w:rPr>
-                <w:rFonts w:ascii="Times New Roman" w:hAnsi="Times New Roman" w:cs="Times New Roman"/>
-                <w:sz w:val="28"/>
-                <w:szCs w:val="28"/>
-              </w:rPr>
-              <w:t>Высокая</w:t>
-            </w:r>
-          </w:p>
-        </w:tc>
-        <w:tc>
-          <w:tcPr>
-            <w:tcW w:w="3304" w:type="dxa"/>
-          </w:tcPr>
-          <w:p>
-            <w:pPr>
-              <w:jc w:val="both"/>
-              <w:rPr>
-                <w:rFonts w:ascii="Times New Roman" w:hAnsi="Times New Roman" w:cs="Times New Roman"/>
-                <w:sz w:val="28"/>
-                <w:szCs w:val="28"/>
-              </w:rPr>
-            </w:pPr>
-            <w:r>
-              <w:rPr>
-                <w:rFonts w:ascii="Times New Roman" w:hAnsi="Times New Roman" w:cs="Times New Roman"/>
-                <w:sz w:val="28"/>
-                <w:szCs w:val="28"/>
-              </w:rPr>
-              <w:t>более 60%</w:t>
+            <w:tcW w:w="1129" w:type="dxa"/>
+          </w:tcPr>
+          <w:p>
+            <w:pPr>
+              <w:pStyle w:val="a7"/>
+              <w:tabs>
+                <w:tab w:val="left" w:pos="1134"/>
+              </w:tabs>
+              <w:spacing w:line="360" w:lineRule="auto"/>
+              <w:ind w:left="0"/>
+              <w:jc w:val="center"/>
+              <w:rPr>
+                <w:rFonts w:ascii="Times New Roman" w:hAnsi="Times New Roman" w:cs="Times New Roman"/>
+                <w:sz w:val="28"/>
+                <w:szCs w:val="28"/>
+              </w:rPr>
+            </w:pPr>
+            <w:r>
+              <w:rPr>
+                <w:rFonts w:ascii="Times New Roman" w:hAnsi="Times New Roman" w:cs="Times New Roman"/>
+                <w:sz w:val="28"/>
+                <w:szCs w:val="28"/>
+              </w:rPr>
+              <w:t>Р-3</w:t>
+            </w:r>
+          </w:p>
+        </w:tc>
+        <w:tc>
+          <w:tcPr>
+            <w:tcW w:w="4111" w:type="dxa"/>
+          </w:tcPr>
+          <w:p>
+            <w:pPr>
+              <w:pStyle w:val="a7"/>
+              <w:tabs>
+                <w:tab w:val="left" w:pos="1134"/>
+              </w:tabs>
+              <w:spacing w:line="360" w:lineRule="auto"/>
+              <w:ind w:left="0"/>
+              <w:jc w:val="center"/>
+              <w:rPr>
+                <w:rFonts w:ascii="Times New Roman" w:hAnsi="Times New Roman" w:cs="Times New Roman"/>
+                <w:sz w:val="28"/>
+                <w:szCs w:val="28"/>
+              </w:rPr>
+            </w:pPr>
+            <w:r>
+              <w:rPr>
+                <w:rFonts w:ascii="Times New Roman" w:hAnsi="Times New Roman" w:cs="Times New Roman"/>
+                <w:sz w:val="28"/>
+                <w:szCs w:val="28"/>
+              </w:rPr>
+              <w:t>1 (низкая)</w:t>
+            </w:r>
+          </w:p>
+        </w:tc>
+        <w:tc>
+          <w:tcPr>
+            <w:tcW w:w="4104" w:type="dxa"/>
+          </w:tcPr>
+          <w:p>
+            <w:pPr>
+              <w:pStyle w:val="a7"/>
+              <w:tabs>
+                <w:tab w:val="left" w:pos="1134"/>
+              </w:tabs>
+              <w:spacing w:line="360" w:lineRule="auto"/>
+              <w:ind w:left="0"/>
+              <w:jc w:val="center"/>
+              <w:rPr>
+                <w:rFonts w:ascii="Times New Roman" w:hAnsi="Times New Roman" w:cs="Times New Roman"/>
+                <w:sz w:val="28"/>
+                <w:szCs w:val="28"/>
+              </w:rPr>
+            </w:pPr>
+            <w:r>
+              <w:rPr>
+                <w:rFonts w:ascii="Times New Roman" w:hAnsi="Times New Roman" w:cs="Times New Roman"/>
+                <w:sz w:val="28"/>
+                <w:szCs w:val="28"/>
+              </w:rPr>
+              <w:t>0% – 30%</w:t>
+            </w:r>
+          </w:p>
+        </w:tc>
+      </w:tr>
+      <w:tr>
+        <w:tc>
+          <w:tcPr>
+            <w:tcW w:w="1129" w:type="dxa"/>
+          </w:tcPr>
+          <w:p>
+            <w:pPr>
+              <w:pStyle w:val="a7"/>
+              <w:tabs>
+                <w:tab w:val="left" w:pos="1134"/>
+              </w:tabs>
+              <w:spacing w:line="360" w:lineRule="auto"/>
+              <w:ind w:left="0"/>
+              <w:jc w:val="center"/>
+              <w:rPr>
+                <w:rFonts w:ascii="Times New Roman" w:hAnsi="Times New Roman" w:cs="Times New Roman"/>
+                <w:sz w:val="28"/>
+                <w:szCs w:val="28"/>
+              </w:rPr>
+            </w:pPr>
+            <w:r>
+              <w:rPr>
+                <w:rFonts w:ascii="Times New Roman" w:hAnsi="Times New Roman" w:cs="Times New Roman"/>
+                <w:sz w:val="28"/>
+                <w:szCs w:val="28"/>
+              </w:rPr>
+              <w:t>Р-4</w:t>
+            </w:r>
+          </w:p>
+        </w:tc>
+        <w:tc>
+          <w:tcPr>
+            <w:tcW w:w="4111" w:type="dxa"/>
+          </w:tcPr>
+          <w:p>
+            <w:pPr>
+              <w:pStyle w:val="a7"/>
+              <w:tabs>
+                <w:tab w:val="left" w:pos="1134"/>
+              </w:tabs>
+              <w:spacing w:line="360" w:lineRule="auto"/>
+              <w:ind w:left="0"/>
+              <w:jc w:val="center"/>
+              <w:rPr>
+                <w:rFonts w:ascii="Times New Roman" w:hAnsi="Times New Roman" w:cs="Times New Roman"/>
+                <w:sz w:val="28"/>
+                <w:szCs w:val="28"/>
+              </w:rPr>
+            </w:pPr>
+            <w:r>
+              <w:rPr>
+                <w:rFonts w:ascii="Times New Roman" w:hAnsi="Times New Roman" w:cs="Times New Roman"/>
+                <w:sz w:val="28"/>
+                <w:szCs w:val="28"/>
+              </w:rPr>
+              <w:t>2 (средняя)</w:t>
+            </w:r>
+          </w:p>
+        </w:tc>
+        <w:tc>
+          <w:tcPr>
+            <w:tcW w:w="4104" w:type="dxa"/>
+          </w:tcPr>
+          <w:p>
+            <w:pPr>
+              <w:pStyle w:val="a7"/>
+              <w:tabs>
+                <w:tab w:val="left" w:pos="1134"/>
+              </w:tabs>
+              <w:spacing w:line="360" w:lineRule="auto"/>
+              <w:ind w:left="0"/>
+              <w:jc w:val="center"/>
+              <w:rPr>
+                <w:rFonts w:ascii="Times New Roman" w:hAnsi="Times New Roman" w:cs="Times New Roman"/>
+                <w:sz w:val="28"/>
+                <w:szCs w:val="28"/>
+              </w:rPr>
+            </w:pPr>
+            <w:r>
+              <w:rPr>
+                <w:rFonts w:ascii="Times New Roman" w:hAnsi="Times New Roman" w:cs="Times New Roman"/>
+                <w:sz w:val="28"/>
+                <w:szCs w:val="28"/>
+              </w:rPr>
+              <w:t>3</w:t>
+            </w:r>
+            <w:r>
+              <w:rPr>
+                <w:rFonts w:ascii="Times New Roman" w:hAnsi="Times New Roman" w:cs="Times New Roman"/>
+                <w:sz w:val="28"/>
+                <w:szCs w:val="28"/>
+              </w:rPr>
+              <w:t xml:space="preserve">0% – </w:t>
+            </w:r>
+            <w:r>
+              <w:rPr>
+                <w:rFonts w:ascii="Times New Roman" w:hAnsi="Times New Roman" w:cs="Times New Roman"/>
+                <w:sz w:val="28"/>
+                <w:szCs w:val="28"/>
+              </w:rPr>
+              <w:t>70</w:t>
+            </w:r>
+            <w:r>
+              <w:rPr>
+                <w:rFonts w:ascii="Times New Roman" w:hAnsi="Times New Roman" w:cs="Times New Roman"/>
+                <w:sz w:val="28"/>
+                <w:szCs w:val="28"/>
+              </w:rPr>
+              <w:t>%</w:t>
+            </w:r>
+          </w:p>
+        </w:tc>
+      </w:tr>
+      <w:tr>
+        <w:tc>
+          <w:tcPr>
+            <w:tcW w:w="1129" w:type="dxa"/>
+          </w:tcPr>
+          <w:p>
+            <w:pPr>
+              <w:pStyle w:val="a7"/>
+              <w:tabs>
+                <w:tab w:val="left" w:pos="1134"/>
+              </w:tabs>
+              <w:spacing w:line="360" w:lineRule="auto"/>
+              <w:ind w:left="0"/>
+              <w:jc w:val="center"/>
+              <w:rPr>
+                <w:rFonts w:ascii="Times New Roman" w:hAnsi="Times New Roman" w:cs="Times New Roman"/>
+                <w:sz w:val="28"/>
+                <w:szCs w:val="28"/>
+              </w:rPr>
+            </w:pPr>
+            <w:r>
+              <w:rPr>
+                <w:rFonts w:ascii="Times New Roman" w:hAnsi="Times New Roman" w:cs="Times New Roman"/>
+                <w:sz w:val="28"/>
+                <w:szCs w:val="28"/>
+              </w:rPr>
+              <w:t>С</w:t>
+            </w:r>
+            <w:r>
+              <w:rPr>
+                <w:rFonts w:ascii="Times New Roman" w:hAnsi="Times New Roman" w:cs="Times New Roman"/>
+                <w:sz w:val="28"/>
+                <w:szCs w:val="28"/>
+              </w:rPr>
+              <w:t>-1</w:t>
+            </w:r>
+          </w:p>
+        </w:tc>
+        <w:tc>
+          <w:tcPr>
+            <w:tcW w:w="4111" w:type="dxa"/>
+          </w:tcPr>
+          <w:p>
+            <w:pPr>
+              <w:pStyle w:val="a7"/>
+              <w:tabs>
+                <w:tab w:val="left" w:pos="1134"/>
+              </w:tabs>
+              <w:spacing w:line="360" w:lineRule="auto"/>
+              <w:ind w:left="0"/>
+              <w:jc w:val="center"/>
+              <w:rPr>
+                <w:rFonts w:ascii="Times New Roman" w:hAnsi="Times New Roman" w:cs="Times New Roman"/>
+                <w:sz w:val="28"/>
+                <w:szCs w:val="28"/>
+              </w:rPr>
+            </w:pPr>
+            <w:r>
+              <w:rPr>
+                <w:rFonts w:ascii="Times New Roman" w:hAnsi="Times New Roman" w:cs="Times New Roman"/>
+                <w:sz w:val="28"/>
+                <w:szCs w:val="28"/>
+              </w:rPr>
+              <w:t>2</w:t>
+            </w:r>
+            <w:r>
+              <w:rPr>
+                <w:rFonts w:ascii="Times New Roman" w:hAnsi="Times New Roman" w:cs="Times New Roman"/>
+                <w:sz w:val="28"/>
+                <w:szCs w:val="28"/>
+              </w:rPr>
+              <w:t xml:space="preserve"> (</w:t>
+            </w:r>
+            <w:r>
+              <w:rPr>
+                <w:rFonts w:ascii="Times New Roman" w:hAnsi="Times New Roman" w:cs="Times New Roman"/>
+                <w:sz w:val="28"/>
+                <w:szCs w:val="28"/>
+              </w:rPr>
+              <w:t>средняя</w:t>
+            </w:r>
+            <w:r>
+              <w:rPr>
+                <w:rFonts w:ascii="Times New Roman" w:hAnsi="Times New Roman" w:cs="Times New Roman"/>
+                <w:sz w:val="28"/>
+                <w:szCs w:val="28"/>
+              </w:rPr>
+              <w:t>)</w:t>
+            </w:r>
+          </w:p>
+        </w:tc>
+        <w:tc>
+          <w:tcPr>
+            <w:tcW w:w="4104" w:type="dxa"/>
+          </w:tcPr>
+          <w:p>
+            <w:pPr>
+              <w:pStyle w:val="a7"/>
+              <w:tabs>
+                <w:tab w:val="left" w:pos="1134"/>
+              </w:tabs>
+              <w:spacing w:line="360" w:lineRule="auto"/>
+              <w:ind w:left="0"/>
+              <w:jc w:val="center"/>
+              <w:rPr>
+                <w:rFonts w:ascii="Times New Roman" w:hAnsi="Times New Roman" w:cs="Times New Roman"/>
+                <w:sz w:val="28"/>
+                <w:szCs w:val="28"/>
+              </w:rPr>
+            </w:pPr>
+            <w:r>
+              <w:rPr>
+                <w:rFonts w:ascii="Times New Roman" w:hAnsi="Times New Roman" w:cs="Times New Roman"/>
+                <w:sz w:val="28"/>
+                <w:szCs w:val="28"/>
+              </w:rPr>
+              <w:t>3</w:t>
+            </w:r>
+            <w:r>
+              <w:rPr>
+                <w:rFonts w:ascii="Times New Roman" w:hAnsi="Times New Roman" w:cs="Times New Roman"/>
+                <w:sz w:val="28"/>
+                <w:szCs w:val="28"/>
+              </w:rPr>
+              <w:t xml:space="preserve">0% – </w:t>
+            </w:r>
+            <w:r>
+              <w:rPr>
+                <w:rFonts w:ascii="Times New Roman" w:hAnsi="Times New Roman" w:cs="Times New Roman"/>
+                <w:sz w:val="28"/>
+                <w:szCs w:val="28"/>
+              </w:rPr>
+              <w:t>70</w:t>
+            </w:r>
+            <w:r>
+              <w:rPr>
+                <w:rFonts w:ascii="Times New Roman" w:hAnsi="Times New Roman" w:cs="Times New Roman"/>
+                <w:sz w:val="28"/>
+                <w:szCs w:val="28"/>
+              </w:rPr>
+              <w:t>%</w:t>
+            </w:r>
+          </w:p>
+        </w:tc>
+      </w:tr>
+      <w:tr>
+        <w:tc>
+          <w:tcPr>
+            <w:tcW w:w="1129" w:type="dxa"/>
+          </w:tcPr>
+          <w:p>
+            <w:pPr>
+              <w:pStyle w:val="a7"/>
+              <w:tabs>
+                <w:tab w:val="left" w:pos="1134"/>
+              </w:tabs>
+              <w:spacing w:line="360" w:lineRule="auto"/>
+              <w:ind w:left="0"/>
+              <w:jc w:val="center"/>
+              <w:rPr>
+                <w:rFonts w:ascii="Times New Roman" w:hAnsi="Times New Roman" w:cs="Times New Roman"/>
+                <w:sz w:val="28"/>
+                <w:szCs w:val="28"/>
+              </w:rPr>
+            </w:pPr>
+            <w:r>
+              <w:rPr>
+                <w:rFonts w:ascii="Times New Roman" w:hAnsi="Times New Roman" w:cs="Times New Roman"/>
+                <w:sz w:val="28"/>
+                <w:szCs w:val="28"/>
+              </w:rPr>
+              <w:t>С-2</w:t>
+            </w:r>
+          </w:p>
+        </w:tc>
+        <w:tc>
+          <w:tcPr>
+            <w:tcW w:w="4111" w:type="dxa"/>
+          </w:tcPr>
+          <w:p>
+            <w:pPr>
+              <w:pStyle w:val="a7"/>
+              <w:tabs>
+                <w:tab w:val="left" w:pos="1134"/>
+              </w:tabs>
+              <w:spacing w:line="360" w:lineRule="auto"/>
+              <w:ind w:left="0"/>
+              <w:jc w:val="center"/>
+              <w:rPr>
+                <w:rFonts w:ascii="Times New Roman" w:hAnsi="Times New Roman" w:cs="Times New Roman"/>
+                <w:sz w:val="28"/>
+                <w:szCs w:val="28"/>
+              </w:rPr>
+            </w:pPr>
+            <w:r>
+              <w:rPr>
+                <w:rFonts w:ascii="Times New Roman" w:hAnsi="Times New Roman" w:cs="Times New Roman"/>
+                <w:sz w:val="28"/>
+                <w:szCs w:val="28"/>
+              </w:rPr>
+              <w:t>2 (средняя)</w:t>
+            </w:r>
+          </w:p>
+        </w:tc>
+        <w:tc>
+          <w:tcPr>
+            <w:tcW w:w="4104" w:type="dxa"/>
+          </w:tcPr>
+          <w:p>
+            <w:pPr>
+              <w:pStyle w:val="a7"/>
+              <w:tabs>
+                <w:tab w:val="left" w:pos="1134"/>
+              </w:tabs>
+              <w:spacing w:line="360" w:lineRule="auto"/>
+              <w:ind w:left="0"/>
+              <w:jc w:val="center"/>
+              <w:rPr>
+                <w:rFonts w:ascii="Times New Roman" w:hAnsi="Times New Roman" w:cs="Times New Roman"/>
+                <w:sz w:val="28"/>
+                <w:szCs w:val="28"/>
+              </w:rPr>
+            </w:pPr>
+            <w:r>
+              <w:rPr>
+                <w:rFonts w:ascii="Times New Roman" w:hAnsi="Times New Roman" w:cs="Times New Roman"/>
+                <w:sz w:val="28"/>
+                <w:szCs w:val="28"/>
+              </w:rPr>
+              <w:t>3</w:t>
+            </w:r>
+            <w:r>
+              <w:rPr>
+                <w:rFonts w:ascii="Times New Roman" w:hAnsi="Times New Roman" w:cs="Times New Roman"/>
+                <w:sz w:val="28"/>
+                <w:szCs w:val="28"/>
+              </w:rPr>
+              <w:t xml:space="preserve">0% – </w:t>
+            </w:r>
+            <w:r>
+              <w:rPr>
+                <w:rFonts w:ascii="Times New Roman" w:hAnsi="Times New Roman" w:cs="Times New Roman"/>
+                <w:sz w:val="28"/>
+                <w:szCs w:val="28"/>
+              </w:rPr>
+              <w:t>70</w:t>
+            </w:r>
+            <w:r>
+              <w:rPr>
+                <w:rFonts w:ascii="Times New Roman" w:hAnsi="Times New Roman" w:cs="Times New Roman"/>
+                <w:sz w:val="28"/>
+                <w:szCs w:val="28"/>
+              </w:rPr>
+              <w:t>%</w:t>
+            </w:r>
+          </w:p>
+        </w:tc>
+      </w:tr>
+      <w:tr>
+        <w:tc>
+          <w:tcPr>
+            <w:tcW w:w="1129" w:type="dxa"/>
+          </w:tcPr>
+          <w:p>
+            <w:pPr>
+              <w:pStyle w:val="a7"/>
+              <w:tabs>
+                <w:tab w:val="left" w:pos="1134"/>
+              </w:tabs>
+              <w:spacing w:line="360" w:lineRule="auto"/>
+              <w:ind w:left="0"/>
+              <w:jc w:val="center"/>
+              <w:rPr>
+                <w:rFonts w:ascii="Times New Roman" w:hAnsi="Times New Roman" w:cs="Times New Roman"/>
+                <w:sz w:val="28"/>
+                <w:szCs w:val="28"/>
+              </w:rPr>
+            </w:pPr>
+            <w:r>
+              <w:rPr>
+                <w:rFonts w:ascii="Times New Roman" w:hAnsi="Times New Roman" w:cs="Times New Roman"/>
+                <w:sz w:val="28"/>
+                <w:szCs w:val="28"/>
+              </w:rPr>
+              <w:t>С-3</w:t>
+            </w:r>
+          </w:p>
+        </w:tc>
+        <w:tc>
+          <w:tcPr>
+            <w:tcW w:w="4111" w:type="dxa"/>
+          </w:tcPr>
+          <w:p>
+            <w:pPr>
+              <w:pStyle w:val="a7"/>
+              <w:tabs>
+                <w:tab w:val="left" w:pos="1134"/>
+              </w:tabs>
+              <w:spacing w:line="360" w:lineRule="auto"/>
+              <w:ind w:left="0"/>
+              <w:jc w:val="center"/>
+              <w:rPr>
+                <w:rFonts w:ascii="Times New Roman" w:hAnsi="Times New Roman" w:cs="Times New Roman"/>
+                <w:sz w:val="28"/>
+                <w:szCs w:val="28"/>
+              </w:rPr>
+            </w:pPr>
+            <w:r>
+              <w:rPr>
+                <w:rFonts w:ascii="Times New Roman" w:hAnsi="Times New Roman" w:cs="Times New Roman"/>
+                <w:sz w:val="28"/>
+                <w:szCs w:val="28"/>
+              </w:rPr>
+              <w:t>1 (низкая)</w:t>
+            </w:r>
+          </w:p>
+        </w:tc>
+        <w:tc>
+          <w:tcPr>
+            <w:tcW w:w="4104" w:type="dxa"/>
+          </w:tcPr>
+          <w:p>
+            <w:pPr>
+              <w:pStyle w:val="a7"/>
+              <w:tabs>
+                <w:tab w:val="left" w:pos="1134"/>
+              </w:tabs>
+              <w:spacing w:line="360" w:lineRule="auto"/>
+              <w:ind w:left="0"/>
+              <w:jc w:val="center"/>
+              <w:rPr>
+                <w:rFonts w:ascii="Times New Roman" w:hAnsi="Times New Roman" w:cs="Times New Roman"/>
+                <w:sz w:val="28"/>
+                <w:szCs w:val="28"/>
+              </w:rPr>
+            </w:pPr>
+            <w:r>
+              <w:rPr>
+                <w:rFonts w:ascii="Times New Roman" w:hAnsi="Times New Roman" w:cs="Times New Roman"/>
+                <w:sz w:val="28"/>
+                <w:szCs w:val="28"/>
+              </w:rPr>
+              <w:t>0% – 30%</w:t>
+            </w:r>
+          </w:p>
+        </w:tc>
+      </w:tr>
+      <w:tr>
+        <w:tc>
+          <w:tcPr>
+            <w:tcW w:w="1129" w:type="dxa"/>
+          </w:tcPr>
+          <w:p>
+            <w:pPr>
+              <w:pStyle w:val="a7"/>
+              <w:tabs>
+                <w:tab w:val="left" w:pos="1134"/>
+              </w:tabs>
+              <w:spacing w:line="360" w:lineRule="auto"/>
+              <w:ind w:left="0"/>
+              <w:jc w:val="center"/>
+              <w:rPr>
+                <w:rFonts w:ascii="Times New Roman" w:hAnsi="Times New Roman" w:cs="Times New Roman"/>
+                <w:sz w:val="28"/>
+                <w:szCs w:val="28"/>
+              </w:rPr>
+            </w:pPr>
+            <w:r>
+              <w:rPr>
+                <w:rFonts w:ascii="Times New Roman" w:hAnsi="Times New Roman" w:cs="Times New Roman"/>
+                <w:sz w:val="28"/>
+                <w:szCs w:val="28"/>
+              </w:rPr>
+              <w:t>С-4</w:t>
+            </w:r>
+          </w:p>
+        </w:tc>
+        <w:tc>
+          <w:tcPr>
+            <w:tcW w:w="4111" w:type="dxa"/>
+          </w:tcPr>
+          <w:p>
+            <w:pPr>
+              <w:pStyle w:val="a7"/>
+              <w:tabs>
+                <w:tab w:val="left" w:pos="1134"/>
+              </w:tabs>
+              <w:spacing w:line="360" w:lineRule="auto"/>
+              <w:ind w:left="0"/>
+              <w:jc w:val="center"/>
+              <w:rPr>
+                <w:rFonts w:ascii="Times New Roman" w:hAnsi="Times New Roman" w:cs="Times New Roman"/>
+                <w:sz w:val="28"/>
+                <w:szCs w:val="28"/>
+              </w:rPr>
+            </w:pPr>
+            <w:r>
+              <w:rPr>
+                <w:rFonts w:ascii="Times New Roman" w:hAnsi="Times New Roman" w:cs="Times New Roman"/>
+                <w:sz w:val="28"/>
+                <w:szCs w:val="28"/>
+              </w:rPr>
+              <w:t>1 (низкая)</w:t>
+            </w:r>
+          </w:p>
+        </w:tc>
+        <w:tc>
+          <w:tcPr>
+            <w:tcW w:w="4104" w:type="dxa"/>
+          </w:tcPr>
+          <w:p>
+            <w:pPr>
+              <w:pStyle w:val="a7"/>
+              <w:tabs>
+                <w:tab w:val="left" w:pos="1134"/>
+              </w:tabs>
+              <w:spacing w:line="360" w:lineRule="auto"/>
+              <w:ind w:left="0"/>
+              <w:jc w:val="center"/>
+              <w:rPr>
+                <w:rFonts w:ascii="Times New Roman" w:hAnsi="Times New Roman" w:cs="Times New Roman"/>
+                <w:sz w:val="28"/>
+                <w:szCs w:val="28"/>
+              </w:rPr>
+            </w:pPr>
+            <w:r>
+              <w:rPr>
+                <w:rFonts w:ascii="Times New Roman" w:hAnsi="Times New Roman" w:cs="Times New Roman"/>
+                <w:sz w:val="28"/>
+                <w:szCs w:val="28"/>
+              </w:rPr>
+              <w:t>0% – 30%</w:t>
+            </w:r>
+          </w:p>
+        </w:tc>
+      </w:tr>
+      <w:tr>
+        <w:tc>
+          <w:tcPr>
+            <w:tcW w:w="1129" w:type="dxa"/>
+            <w:vAlign w:val="center"/>
+          </w:tcPr>
+          <w:p>
+            <w:pPr>
+              <w:pStyle w:val="a7"/>
+              <w:tabs>
+                <w:tab w:val="left" w:pos="1134"/>
+              </w:tabs>
+              <w:spacing w:line="360" w:lineRule="auto"/>
+              <w:ind w:left="0"/>
+              <w:jc w:val="center"/>
+              <w:rPr>
+                <w:rFonts w:ascii="Times New Roman" w:hAnsi="Times New Roman" w:cs="Times New Roman"/>
+                <w:sz w:val="28"/>
+                <w:szCs w:val="28"/>
+              </w:rPr>
+            </w:pPr>
+            <w:r>
+              <w:rPr>
+                <w:rFonts w:ascii="Times New Roman" w:hAnsi="Times New Roman" w:cs="Times New Roman"/>
+                <w:color w:val="0F1115"/>
+                <w:sz w:val="28"/>
+                <w:szCs w:val="28"/>
+              </w:rPr>
+              <w:t>П-1</w:t>
+            </w:r>
+          </w:p>
+        </w:tc>
+        <w:tc>
+          <w:tcPr>
+            <w:tcW w:w="4111" w:type="dxa"/>
+            <w:vAlign w:val="center"/>
+          </w:tcPr>
+          <w:p>
+            <w:pPr>
+              <w:pStyle w:val="a7"/>
+              <w:tabs>
+                <w:tab w:val="left" w:pos="1134"/>
+              </w:tabs>
+              <w:spacing w:line="360" w:lineRule="auto"/>
+              <w:ind w:left="0"/>
+              <w:jc w:val="center"/>
+              <w:rPr>
+                <w:rFonts w:ascii="Times New Roman" w:hAnsi="Times New Roman" w:cs="Times New Roman"/>
+                <w:sz w:val="28"/>
+                <w:szCs w:val="28"/>
+              </w:rPr>
+            </w:pPr>
+            <w:r>
+              <w:rPr>
+                <w:rFonts w:ascii="Times New Roman" w:hAnsi="Times New Roman" w:cs="Times New Roman"/>
+                <w:color w:val="0F1115"/>
+                <w:sz w:val="28"/>
+                <w:szCs w:val="28"/>
+              </w:rPr>
+              <w:t>2 (средняя)</w:t>
+            </w:r>
+          </w:p>
+        </w:tc>
+        <w:tc>
+          <w:tcPr>
+            <w:tcW w:w="4104" w:type="dxa"/>
+            <w:vAlign w:val="center"/>
+          </w:tcPr>
+          <w:p>
+            <w:pPr>
+              <w:pStyle w:val="a7"/>
+              <w:tabs>
+                <w:tab w:val="left" w:pos="1134"/>
+              </w:tabs>
+              <w:spacing w:line="360" w:lineRule="auto"/>
+              <w:ind w:left="0"/>
+              <w:jc w:val="center"/>
+              <w:rPr>
+                <w:rFonts w:ascii="Times New Roman" w:hAnsi="Times New Roman" w:cs="Times New Roman"/>
+                <w:sz w:val="28"/>
+                <w:szCs w:val="28"/>
+              </w:rPr>
+            </w:pPr>
+            <w:r>
+              <w:rPr>
+                <w:rFonts w:ascii="Times New Roman" w:hAnsi="Times New Roman" w:cs="Times New Roman"/>
+                <w:sz w:val="28"/>
+                <w:szCs w:val="28"/>
+              </w:rPr>
+              <w:t>3</w:t>
+            </w:r>
+            <w:r>
+              <w:rPr>
+                <w:rFonts w:ascii="Times New Roman" w:hAnsi="Times New Roman" w:cs="Times New Roman"/>
+                <w:sz w:val="28"/>
+                <w:szCs w:val="28"/>
+              </w:rPr>
+              <w:t xml:space="preserve">0% – </w:t>
+            </w:r>
+            <w:r>
+              <w:rPr>
+                <w:rFonts w:ascii="Times New Roman" w:hAnsi="Times New Roman" w:cs="Times New Roman"/>
+                <w:sz w:val="28"/>
+                <w:szCs w:val="28"/>
+              </w:rPr>
+              <w:t>70</w:t>
+            </w:r>
+            <w:r>
+              <w:rPr>
+                <w:rFonts w:ascii="Times New Roman" w:hAnsi="Times New Roman" w:cs="Times New Roman"/>
+                <w:sz w:val="28"/>
+                <w:szCs w:val="28"/>
+              </w:rPr>
+              <w:t>%</w:t>
+            </w:r>
+          </w:p>
+        </w:tc>
+      </w:tr>
+      <w:tr>
+        <w:tc>
+          <w:tcPr>
+            <w:tcW w:w="1129" w:type="dxa"/>
+            <w:vAlign w:val="center"/>
+          </w:tcPr>
+          <w:p>
+            <w:pPr>
+              <w:pStyle w:val="a7"/>
+              <w:tabs>
+                <w:tab w:val="left" w:pos="1134"/>
+              </w:tabs>
+              <w:spacing w:line="360" w:lineRule="auto"/>
+              <w:ind w:left="0"/>
+              <w:jc w:val="center"/>
+              <w:rPr>
+                <w:rFonts w:ascii="Times New Roman" w:hAnsi="Times New Roman" w:cs="Times New Roman"/>
+                <w:sz w:val="28"/>
+                <w:szCs w:val="28"/>
+              </w:rPr>
+            </w:pPr>
+            <w:r>
+              <w:rPr>
+                <w:rFonts w:ascii="Times New Roman" w:hAnsi="Times New Roman" w:cs="Times New Roman"/>
+                <w:color w:val="0F1115"/>
+                <w:sz w:val="28"/>
+                <w:szCs w:val="28"/>
+              </w:rPr>
+              <w:t>П-2</w:t>
+            </w:r>
+          </w:p>
+        </w:tc>
+        <w:tc>
+          <w:tcPr>
+            <w:tcW w:w="4111" w:type="dxa"/>
+            <w:vAlign w:val="center"/>
+          </w:tcPr>
+          <w:p>
+            <w:pPr>
+              <w:pStyle w:val="a7"/>
+              <w:tabs>
+                <w:tab w:val="left" w:pos="1134"/>
+              </w:tabs>
+              <w:spacing w:line="360" w:lineRule="auto"/>
+              <w:ind w:left="0"/>
+              <w:jc w:val="center"/>
+              <w:rPr>
+                <w:rFonts w:ascii="Times New Roman" w:hAnsi="Times New Roman" w:cs="Times New Roman"/>
+                <w:sz w:val="28"/>
+                <w:szCs w:val="28"/>
+              </w:rPr>
+            </w:pPr>
+            <w:r>
+              <w:rPr>
+                <w:rFonts w:ascii="Times New Roman" w:hAnsi="Times New Roman" w:cs="Times New Roman"/>
+                <w:color w:val="0F1115"/>
+                <w:sz w:val="28"/>
+                <w:szCs w:val="28"/>
+              </w:rPr>
+              <w:t>2 (средняя)</w:t>
+            </w:r>
+          </w:p>
+        </w:tc>
+        <w:tc>
+          <w:tcPr>
+            <w:tcW w:w="4104" w:type="dxa"/>
+            <w:vAlign w:val="center"/>
+          </w:tcPr>
+          <w:p>
+            <w:pPr>
+              <w:pStyle w:val="a7"/>
+              <w:tabs>
+                <w:tab w:val="left" w:pos="1134"/>
+              </w:tabs>
+              <w:spacing w:line="360" w:lineRule="auto"/>
+              <w:ind w:left="0"/>
+              <w:jc w:val="center"/>
+              <w:rPr>
+                <w:rFonts w:ascii="Times New Roman" w:hAnsi="Times New Roman" w:cs="Times New Roman"/>
+                <w:sz w:val="28"/>
+                <w:szCs w:val="28"/>
+              </w:rPr>
+            </w:pPr>
+            <w:r>
+              <w:rPr>
+                <w:rFonts w:ascii="Times New Roman" w:hAnsi="Times New Roman" w:cs="Times New Roman"/>
+                <w:sz w:val="28"/>
+                <w:szCs w:val="28"/>
+              </w:rPr>
+              <w:t>3</w:t>
+            </w:r>
+            <w:r>
+              <w:rPr>
+                <w:rFonts w:ascii="Times New Roman" w:hAnsi="Times New Roman" w:cs="Times New Roman"/>
+                <w:sz w:val="28"/>
+                <w:szCs w:val="28"/>
+              </w:rPr>
+              <w:t xml:space="preserve">0% – </w:t>
+            </w:r>
+            <w:r>
+              <w:rPr>
+                <w:rFonts w:ascii="Times New Roman" w:hAnsi="Times New Roman" w:cs="Times New Roman"/>
+                <w:sz w:val="28"/>
+                <w:szCs w:val="28"/>
+              </w:rPr>
+              <w:t>70</w:t>
+            </w:r>
+            <w:r>
+              <w:rPr>
+                <w:rFonts w:ascii="Times New Roman" w:hAnsi="Times New Roman" w:cs="Times New Roman"/>
+                <w:sz w:val="28"/>
+                <w:szCs w:val="28"/>
+              </w:rPr>
+              <w:t>%</w:t>
+            </w:r>
+          </w:p>
+        </w:tc>
+      </w:tr>
+      <w:tr>
+        <w:tc>
+          <w:tcPr>
+            <w:tcW w:w="1129" w:type="dxa"/>
+            <w:vAlign w:val="center"/>
+          </w:tcPr>
+          <w:p>
+            <w:pPr>
+              <w:pStyle w:val="a7"/>
+              <w:tabs>
+                <w:tab w:val="left" w:pos="1134"/>
+              </w:tabs>
+              <w:spacing w:line="360" w:lineRule="auto"/>
+              <w:ind w:left="0"/>
+              <w:jc w:val="center"/>
+              <w:rPr>
+                <w:rFonts w:ascii="Times New Roman" w:hAnsi="Times New Roman" w:cs="Times New Roman"/>
+                <w:sz w:val="28"/>
+                <w:szCs w:val="28"/>
+              </w:rPr>
+            </w:pPr>
+            <w:r>
+              <w:rPr>
+                <w:rFonts w:ascii="Times New Roman" w:hAnsi="Times New Roman" w:cs="Times New Roman"/>
+                <w:color w:val="0F1115"/>
+                <w:sz w:val="28"/>
+                <w:szCs w:val="28"/>
+              </w:rPr>
+              <w:t>П-3</w:t>
+            </w:r>
+          </w:p>
+        </w:tc>
+        <w:tc>
+          <w:tcPr>
+            <w:tcW w:w="4111" w:type="dxa"/>
+            <w:vAlign w:val="center"/>
+          </w:tcPr>
+          <w:p>
+            <w:pPr>
+              <w:pStyle w:val="a7"/>
+              <w:tabs>
+                <w:tab w:val="left" w:pos="1134"/>
+              </w:tabs>
+              <w:spacing w:line="360" w:lineRule="auto"/>
+              <w:ind w:left="0"/>
+              <w:jc w:val="center"/>
+              <w:rPr>
+                <w:rFonts w:ascii="Times New Roman" w:hAnsi="Times New Roman" w:cs="Times New Roman"/>
+                <w:sz w:val="28"/>
+                <w:szCs w:val="28"/>
+              </w:rPr>
+            </w:pPr>
+            <w:r>
+              <w:rPr>
+                <w:rFonts w:ascii="Times New Roman" w:hAnsi="Times New Roman" w:cs="Times New Roman"/>
+                <w:color w:val="0F1115"/>
+                <w:sz w:val="28"/>
+                <w:szCs w:val="28"/>
+              </w:rPr>
+              <w:t>1 (низкая)</w:t>
+            </w:r>
+          </w:p>
+        </w:tc>
+        <w:tc>
+          <w:tcPr>
+            <w:tcW w:w="4104" w:type="dxa"/>
+            <w:vAlign w:val="center"/>
+          </w:tcPr>
+          <w:p>
+            <w:pPr>
+              <w:pStyle w:val="a7"/>
+              <w:tabs>
+                <w:tab w:val="left" w:pos="1134"/>
+              </w:tabs>
+              <w:spacing w:line="360" w:lineRule="auto"/>
+              <w:ind w:left="0"/>
+              <w:jc w:val="center"/>
+              <w:rPr>
+                <w:rFonts w:ascii="Times New Roman" w:hAnsi="Times New Roman" w:cs="Times New Roman"/>
+                <w:sz w:val="28"/>
+                <w:szCs w:val="28"/>
+              </w:rPr>
+            </w:pPr>
+            <w:r>
+              <w:rPr>
+                <w:rFonts w:ascii="Times New Roman" w:hAnsi="Times New Roman" w:cs="Times New Roman"/>
+                <w:color w:val="0F1115"/>
+                <w:sz w:val="28"/>
+                <w:szCs w:val="28"/>
+              </w:rPr>
+              <w:t>0% – 30%</w:t>
+            </w:r>
+          </w:p>
+        </w:tc>
+      </w:tr>
+      <w:tr>
+        <w:tc>
+          <w:tcPr>
+            <w:tcW w:w="1129" w:type="dxa"/>
+            <w:vAlign w:val="center"/>
+          </w:tcPr>
+          <w:p>
+            <w:pPr>
+              <w:pStyle w:val="a7"/>
+              <w:tabs>
+                <w:tab w:val="left" w:pos="1134"/>
+              </w:tabs>
+              <w:spacing w:line="360" w:lineRule="auto"/>
+              <w:ind w:left="0"/>
+              <w:jc w:val="center"/>
+              <w:rPr>
+                <w:rFonts w:ascii="Times New Roman" w:hAnsi="Times New Roman" w:cs="Times New Roman"/>
+                <w:sz w:val="28"/>
+                <w:szCs w:val="28"/>
+              </w:rPr>
+            </w:pPr>
+            <w:r>
+              <w:rPr>
+                <w:rFonts w:ascii="Times New Roman" w:hAnsi="Times New Roman" w:cs="Times New Roman"/>
+                <w:color w:val="0F1115"/>
+                <w:sz w:val="28"/>
+                <w:szCs w:val="28"/>
+              </w:rPr>
+              <w:t>П-4</w:t>
+            </w:r>
+          </w:p>
+        </w:tc>
+        <w:tc>
+          <w:tcPr>
+            <w:tcW w:w="4111" w:type="dxa"/>
+            <w:vAlign w:val="center"/>
+          </w:tcPr>
+          <w:p>
+            <w:pPr>
+              <w:pStyle w:val="a7"/>
+              <w:tabs>
+                <w:tab w:val="left" w:pos="1134"/>
+              </w:tabs>
+              <w:spacing w:line="360" w:lineRule="auto"/>
+              <w:ind w:left="0"/>
+              <w:jc w:val="center"/>
+              <w:rPr>
+                <w:rFonts w:ascii="Times New Roman" w:hAnsi="Times New Roman" w:cs="Times New Roman"/>
+                <w:sz w:val="28"/>
+                <w:szCs w:val="28"/>
+              </w:rPr>
+            </w:pPr>
+            <w:r>
+              <w:rPr>
+                <w:rFonts w:ascii="Times New Roman" w:hAnsi="Times New Roman" w:cs="Times New Roman"/>
+                <w:color w:val="0F1115"/>
+                <w:sz w:val="28"/>
+                <w:szCs w:val="28"/>
+              </w:rPr>
+              <w:t>1 (низкая)</w:t>
+            </w:r>
+          </w:p>
+        </w:tc>
+        <w:tc>
+          <w:tcPr>
+            <w:tcW w:w="4104" w:type="dxa"/>
+            <w:vAlign w:val="center"/>
+          </w:tcPr>
+          <w:p>
+            <w:pPr>
+              <w:pStyle w:val="a7"/>
+              <w:tabs>
+                <w:tab w:val="left" w:pos="1134"/>
+              </w:tabs>
+              <w:spacing w:line="360" w:lineRule="auto"/>
+              <w:ind w:left="0"/>
+              <w:jc w:val="center"/>
+              <w:rPr>
+                <w:rFonts w:ascii="Times New Roman" w:hAnsi="Times New Roman" w:cs="Times New Roman"/>
+                <w:sz w:val="28"/>
+                <w:szCs w:val="28"/>
+              </w:rPr>
+            </w:pPr>
+            <w:r>
+              <w:rPr>
+                <w:rFonts w:ascii="Times New Roman" w:hAnsi="Times New Roman" w:cs="Times New Roman"/>
+                <w:color w:val="0F1115"/>
+                <w:sz w:val="28"/>
+                <w:szCs w:val="28"/>
+              </w:rPr>
+              <w:t>0% – 30%</w:t>
             </w:r>
           </w:p>
         </w:tc>
@@ -3326,8 +4618,8 @@
     </w:tbl>
     <w:p>
       <w:pPr>
-        <w:spacing w:after="0" w:line="240" w:lineRule="auto"/>
-        <w:ind w:firstLine="709"/>
+        <w:spacing w:after="0" w:line="360" w:lineRule="auto"/>
+        <w:jc w:val="both"/>
         <w:rPr>
           <w:rFonts w:ascii="Times New Roman" w:hAnsi="Times New Roman" w:cs="Times New Roman"/>
           <w:sz w:val="28"/>
@@ -3337,7 +4629,13 @@
     </w:p>
     <w:p>
       <w:pPr>
-        <w:spacing w:after="0" w:line="240" w:lineRule="auto"/>
+        <w:pStyle w:val="a7"/>
+        <w:tabs>
+          <w:tab w:val="left" w:pos="1134"/>
+        </w:tabs>
+        <w:spacing w:after="0" w:line="276" w:lineRule="auto"/>
+        <w:ind w:left="0"/>
+        <w:jc w:val="both"/>
         <w:rPr>
           <w:rFonts w:ascii="Times New Roman" w:hAnsi="Times New Roman" w:cs="Times New Roman"/>
           <w:sz w:val="28"/>
@@ -3350,62 +4648,7 @@
           <w:sz w:val="28"/>
           <w:szCs w:val="28"/>
         </w:rPr>
-        <w:t>В таблице 4 представлена существенность последствий для каждого риска.</w:t>
-      </w:r>
-    </w:p>
-    <w:p>
-      <w:pPr>
-        <w:spacing w:after="0" w:line="240" w:lineRule="auto"/>
-        <w:rPr>
-          <w:rFonts w:ascii="Times New Roman" w:hAnsi="Times New Roman" w:cs="Times New Roman"/>
-          <w:sz w:val="28"/>
-          <w:szCs w:val="28"/>
-        </w:rPr>
-      </w:pPr>
-    </w:p>
-    <w:p>
-      <w:pPr>
-        <w:spacing w:after="0" w:line="240" w:lineRule="auto"/>
-        <w:rPr>
-          <w:rFonts w:ascii="Times New Roman" w:hAnsi="Times New Roman" w:cs="Times New Roman"/>
-          <w:sz w:val="28"/>
-          <w:szCs w:val="28"/>
-        </w:rPr>
-      </w:pPr>
-      <w:r>
-        <w:rPr>
-          <w:rFonts w:ascii="Times New Roman" w:hAnsi="Times New Roman" w:cs="Times New Roman"/>
-          <w:sz w:val="28"/>
-          <w:szCs w:val="28"/>
-        </w:rPr>
-        <w:t xml:space="preserve">Таблица </w:t>
-      </w:r>
-      <w:r>
-        <w:rPr>
-          <w:rFonts w:ascii="Times New Roman" w:hAnsi="Times New Roman" w:cs="Times New Roman"/>
-          <w:sz w:val="28"/>
-          <w:szCs w:val="28"/>
-        </w:rPr>
-        <w:t>4</w:t>
-      </w:r>
-      <w:r>
-        <w:rPr>
-          <w:rFonts w:ascii="Times New Roman" w:hAnsi="Times New Roman" w:cs="Times New Roman"/>
-          <w:sz w:val="28"/>
-          <w:szCs w:val="28"/>
-        </w:rPr>
-        <w:t>.</w:t>
-      </w:r>
-      <w:r>
-        <w:t xml:space="preserve"> </w:t>
-      </w:r>
-      <w:r>
-        <w:rPr>
-          <w:rFonts w:ascii="Times New Roman" w:hAnsi="Times New Roman" w:cs="Times New Roman"/>
-          <w:sz w:val="28"/>
-          <w:szCs w:val="28"/>
-        </w:rPr>
-        <w:t>Шкала оценивания существенности последствий риска</w:t>
+        <w:t>Таблица 3. Шкала оценивания существенности последствий риска</w:t>
       </w:r>
     </w:p>
     <w:tbl>
@@ -3415,27 +4658,36 @@
         <w:tblLook w:val="04A0" w:firstRow="1" w:lastRow="0" w:firstColumn="1" w:lastColumn="0" w:noHBand="0" w:noVBand="1"/>
       </w:tblPr>
       <w:tblGrid>
-        <w:gridCol w:w="3303"/>
-        <w:gridCol w:w="3304"/>
-        <w:gridCol w:w="3304"/>
+        <w:gridCol w:w="1129"/>
+        <w:gridCol w:w="2977"/>
+        <w:gridCol w:w="5238"/>
       </w:tblGrid>
       <w:tr>
         <w:tc>
           <w:tcPr>
-            <w:tcW w:w="3303" w:type="dxa"/>
-          </w:tcPr>
-          <w:p>
-            <w:pPr>
-              <w:jc w:val="both"/>
-              <w:rPr>
-                <w:rFonts w:ascii="Times New Roman" w:hAnsi="Times New Roman" w:cs="Times New Roman"/>
-                <w:sz w:val="28"/>
-                <w:szCs w:val="28"/>
-              </w:rPr>
-            </w:pPr>
-            <w:r>
-              <w:rPr>
-                <w:rFonts w:ascii="Times New Roman" w:hAnsi="Times New Roman" w:cs="Times New Roman"/>
+            <w:tcW w:w="1129" w:type="dxa"/>
+          </w:tcPr>
+          <w:p>
+            <w:pPr>
+              <w:pStyle w:val="a7"/>
+              <w:tabs>
+                <w:tab w:val="left" w:pos="1134"/>
+              </w:tabs>
+              <w:ind w:left="0"/>
+              <w:jc w:val="center"/>
+              <w:rPr>
+                <w:rFonts w:ascii="Times New Roman" w:hAnsi="Times New Roman" w:cs="Times New Roman"/>
+                <w:b/>
+                <w:bCs/>
+                <w:sz w:val="28"/>
+                <w:szCs w:val="28"/>
+              </w:rPr>
+            </w:pPr>
+            <w:r>
+              <w:rPr>
+                <w:rFonts w:ascii="Times New Roman" w:hAnsi="Times New Roman" w:cs="Times New Roman"/>
+                <w:b/>
+                <w:bCs/>
                 <w:sz w:val="28"/>
                 <w:szCs w:val="28"/>
               </w:rPr>
@@ -3445,20 +4697,29 @@
         </w:tc>
         <w:tc>
           <w:tcPr>
-            <w:tcW w:w="3304" w:type="dxa"/>
-          </w:tcPr>
-          <w:p>
-            <w:pPr>
-              <w:jc w:val="both"/>
-              <w:rPr>
-                <w:rFonts w:ascii="Times New Roman" w:hAnsi="Times New Roman" w:cs="Times New Roman"/>
-                <w:sz w:val="28"/>
-                <w:szCs w:val="28"/>
-              </w:rPr>
-            </w:pPr>
-            <w:r>
-              <w:rPr>
-                <w:rFonts w:ascii="Times New Roman" w:hAnsi="Times New Roman" w:cs="Times New Roman"/>
+            <w:tcW w:w="2977" w:type="dxa"/>
+          </w:tcPr>
+          <w:p>
+            <w:pPr>
+              <w:pStyle w:val="a7"/>
+              <w:tabs>
+                <w:tab w:val="left" w:pos="1134"/>
+              </w:tabs>
+              <w:ind w:left="0"/>
+              <w:jc w:val="center"/>
+              <w:rPr>
+                <w:rFonts w:ascii="Times New Roman" w:hAnsi="Times New Roman" w:cs="Times New Roman"/>
+                <w:b/>
+                <w:bCs/>
+                <w:sz w:val="28"/>
+                <w:szCs w:val="28"/>
+              </w:rPr>
+            </w:pPr>
+            <w:r>
+              <w:rPr>
+                <w:rFonts w:ascii="Times New Roman" w:hAnsi="Times New Roman" w:cs="Times New Roman"/>
+                <w:b/>
+                <w:bCs/>
                 <w:sz w:val="28"/>
                 <w:szCs w:val="28"/>
               </w:rPr>
@@ -3468,20 +4729,29 @@
         </w:tc>
         <w:tc>
           <w:tcPr>
-            <w:tcW w:w="3304" w:type="dxa"/>
-          </w:tcPr>
-          <w:p>
-            <w:pPr>
-              <w:jc w:val="both"/>
-              <w:rPr>
-                <w:rFonts w:ascii="Times New Roman" w:hAnsi="Times New Roman" w:cs="Times New Roman"/>
-                <w:sz w:val="28"/>
-                <w:szCs w:val="28"/>
-              </w:rPr>
-            </w:pPr>
-            <w:r>
-              <w:rPr>
-                <w:rFonts w:ascii="Times New Roman" w:hAnsi="Times New Roman" w:cs="Times New Roman"/>
+            <w:tcW w:w="5238" w:type="dxa"/>
+          </w:tcPr>
+          <w:p>
+            <w:pPr>
+              <w:pStyle w:val="a7"/>
+              <w:tabs>
+                <w:tab w:val="left" w:pos="1134"/>
+              </w:tabs>
+              <w:ind w:left="0"/>
+              <w:jc w:val="center"/>
+              <w:rPr>
+                <w:rFonts w:ascii="Times New Roman" w:hAnsi="Times New Roman" w:cs="Times New Roman"/>
+                <w:b/>
+                <w:bCs/>
+                <w:sz w:val="28"/>
+                <w:szCs w:val="28"/>
+              </w:rPr>
+            </w:pPr>
+            <w:r>
+              <w:rPr>
+                <w:rFonts w:ascii="Times New Roman" w:hAnsi="Times New Roman" w:cs="Times New Roman"/>
+                <w:b/>
+                <w:bCs/>
                 <w:sz w:val="28"/>
                 <w:szCs w:val="28"/>
               </w:rPr>
@@ -3493,70 +4763,85 @@
       <w:tr>
         <w:tc>
           <w:tcPr>
-            <w:tcW w:w="3303" w:type="dxa"/>
-          </w:tcPr>
-          <w:p>
-            <w:pPr>
-              <w:jc w:val="both"/>
-              <w:rPr>
-                <w:rFonts w:ascii="Times New Roman" w:hAnsi="Times New Roman" w:cs="Times New Roman"/>
-                <w:sz w:val="28"/>
-                <w:szCs w:val="28"/>
-              </w:rPr>
-            </w:pPr>
-            <w:r>
-              <w:rPr>
-                <w:rFonts w:ascii="Times New Roman" w:hAnsi="Times New Roman" w:cs="Times New Roman"/>
-                <w:sz w:val="28"/>
-                <w:szCs w:val="28"/>
-              </w:rPr>
-              <w:t>Н</w:t>
-            </w:r>
-          </w:p>
-        </w:tc>
-        <w:tc>
-          <w:tcPr>
-            <w:tcW w:w="3304" w:type="dxa"/>
-          </w:tcPr>
-          <w:p>
-            <w:pPr>
-              <w:jc w:val="both"/>
-              <w:rPr>
-                <w:rFonts w:ascii="Times New Roman" w:hAnsi="Times New Roman" w:cs="Times New Roman"/>
-                <w:sz w:val="28"/>
-                <w:szCs w:val="28"/>
-              </w:rPr>
-            </w:pPr>
-            <w:r>
-              <w:rPr>
-                <w:rFonts w:ascii="Times New Roman" w:hAnsi="Times New Roman" w:cs="Times New Roman"/>
-                <w:sz w:val="28"/>
-                <w:szCs w:val="28"/>
-              </w:rPr>
-              <w:t>Низкая</w:t>
-            </w:r>
-          </w:p>
-        </w:tc>
-        <w:tc>
-          <w:tcPr>
-            <w:tcW w:w="3304" w:type="dxa"/>
-          </w:tcPr>
-          <w:p>
-            <w:pPr>
-              <w:jc w:val="both"/>
-              <w:rPr>
-                <w:rFonts w:ascii="Times New Roman" w:hAnsi="Times New Roman" w:cs="Times New Roman"/>
-                <w:sz w:val="28"/>
-                <w:szCs w:val="28"/>
-              </w:rPr>
-            </w:pPr>
-            <w:r>
-              <w:rPr>
-                <w:rFonts w:ascii="Times New Roman" w:hAnsi="Times New Roman" w:cs="Times New Roman"/>
-                <w:sz w:val="28"/>
-                <w:szCs w:val="28"/>
-              </w:rPr>
-              <w:t>Незначительные последствия, не влияют на работоспособность ПС</w:t>
+            <w:tcW w:w="1129" w:type="dxa"/>
+          </w:tcPr>
+          <w:p>
+            <w:pPr>
+              <w:pStyle w:val="a7"/>
+              <w:tabs>
+                <w:tab w:val="left" w:pos="1134"/>
+              </w:tabs>
+              <w:ind w:left="0"/>
+              <w:jc w:val="center"/>
+              <w:rPr>
+                <w:rFonts w:ascii="Times New Roman" w:hAnsi="Times New Roman" w:cs="Times New Roman"/>
+                <w:sz w:val="28"/>
+                <w:szCs w:val="28"/>
+              </w:rPr>
+            </w:pPr>
+            <w:r>
+              <w:rPr>
+                <w:rFonts w:ascii="Times New Roman" w:hAnsi="Times New Roman" w:cs="Times New Roman"/>
+                <w:sz w:val="28"/>
+                <w:szCs w:val="28"/>
+              </w:rPr>
+              <w:t>Р-1</w:t>
+            </w:r>
+          </w:p>
+        </w:tc>
+        <w:tc>
+          <w:tcPr>
+            <w:tcW w:w="2977" w:type="dxa"/>
+          </w:tcPr>
+          <w:p>
+            <w:pPr>
+              <w:pStyle w:val="a7"/>
+              <w:tabs>
+                <w:tab w:val="left" w:pos="1134"/>
+              </w:tabs>
+              <w:ind w:left="0"/>
+              <w:jc w:val="center"/>
+              <w:rPr>
+                <w:rFonts w:ascii="Times New Roman" w:hAnsi="Times New Roman" w:cs="Times New Roman"/>
+                <w:sz w:val="28"/>
+                <w:szCs w:val="28"/>
+              </w:rPr>
+            </w:pPr>
+            <w:r>
+              <w:rPr>
+                <w:rFonts w:ascii="Times New Roman" w:hAnsi="Times New Roman" w:cs="Times New Roman"/>
+                <w:sz w:val="28"/>
+                <w:szCs w:val="28"/>
+              </w:rPr>
+              <w:t>3 (высокая)</w:t>
+            </w:r>
+          </w:p>
+        </w:tc>
+        <w:tc>
+          <w:tcPr>
+            <w:tcW w:w="5238" w:type="dxa"/>
+          </w:tcPr>
+          <w:p>
+            <w:pPr>
+              <w:pStyle w:val="a7"/>
+              <w:tabs>
+                <w:tab w:val="left" w:pos="1134"/>
+              </w:tabs>
+              <w:ind w:left="0"/>
+              <w:jc w:val="both"/>
+              <w:rPr>
+                <w:rFonts w:ascii="Times New Roman" w:hAnsi="Times New Roman" w:cs="Times New Roman"/>
+                <w:sz w:val="28"/>
+                <w:szCs w:val="28"/>
+              </w:rPr>
+            </w:pPr>
+            <w:r>
+              <w:rPr>
+                <w:rFonts w:ascii="Times New Roman" w:hAnsi="Times New Roman" w:cs="Times New Roman"/>
+                <w:sz w:val="28"/>
+                <w:szCs w:val="28"/>
+              </w:rPr>
+              <w:t>Полная потеря функциональности нейросети, переход на менее эффективный SM-2</w:t>
             </w:r>
           </w:p>
         </w:tc>
@@ -3564,70 +4849,85 @@
       <w:tr>
         <w:tc>
           <w:tcPr>
-            <w:tcW w:w="3303" w:type="dxa"/>
-          </w:tcPr>
-          <w:p>
-            <w:pPr>
-              <w:jc w:val="both"/>
-              <w:rPr>
-                <w:rFonts w:ascii="Times New Roman" w:hAnsi="Times New Roman" w:cs="Times New Roman"/>
-                <w:sz w:val="28"/>
-                <w:szCs w:val="28"/>
-              </w:rPr>
-            </w:pPr>
-            <w:r>
-              <w:rPr>
-                <w:rFonts w:ascii="Times New Roman" w:hAnsi="Times New Roman" w:cs="Times New Roman"/>
-                <w:sz w:val="28"/>
-                <w:szCs w:val="28"/>
-              </w:rPr>
-              <w:t>С</w:t>
-            </w:r>
-          </w:p>
-        </w:tc>
-        <w:tc>
-          <w:tcPr>
-            <w:tcW w:w="3304" w:type="dxa"/>
-          </w:tcPr>
-          <w:p>
-            <w:pPr>
-              <w:jc w:val="both"/>
-              <w:rPr>
-                <w:rFonts w:ascii="Times New Roman" w:hAnsi="Times New Roman" w:cs="Times New Roman"/>
-                <w:sz w:val="28"/>
-                <w:szCs w:val="28"/>
-              </w:rPr>
-            </w:pPr>
-            <w:r>
-              <w:rPr>
-                <w:rFonts w:ascii="Times New Roman" w:hAnsi="Times New Roman" w:cs="Times New Roman"/>
-                <w:sz w:val="28"/>
-                <w:szCs w:val="28"/>
-              </w:rPr>
-              <w:t>Средняя</w:t>
-            </w:r>
-          </w:p>
-        </w:tc>
-        <w:tc>
-          <w:tcPr>
-            <w:tcW w:w="3304" w:type="dxa"/>
-          </w:tcPr>
-          <w:p>
-            <w:pPr>
-              <w:jc w:val="both"/>
-              <w:rPr>
-                <w:rFonts w:ascii="Times New Roman" w:hAnsi="Times New Roman" w:cs="Times New Roman"/>
-                <w:sz w:val="28"/>
-                <w:szCs w:val="28"/>
-              </w:rPr>
-            </w:pPr>
-            <w:r>
-              <w:rPr>
-                <w:rFonts w:ascii="Times New Roman" w:hAnsi="Times New Roman" w:cs="Times New Roman"/>
-                <w:sz w:val="28"/>
-                <w:szCs w:val="28"/>
-              </w:rPr>
-              <w:t>Снижение эффективности, временная потеря функциональности</w:t>
+            <w:tcW w:w="1129" w:type="dxa"/>
+          </w:tcPr>
+          <w:p>
+            <w:pPr>
+              <w:pStyle w:val="a7"/>
+              <w:tabs>
+                <w:tab w:val="left" w:pos="1134"/>
+              </w:tabs>
+              <w:ind w:left="0"/>
+              <w:jc w:val="center"/>
+              <w:rPr>
+                <w:rFonts w:ascii="Times New Roman" w:hAnsi="Times New Roman" w:cs="Times New Roman"/>
+                <w:sz w:val="28"/>
+                <w:szCs w:val="28"/>
+              </w:rPr>
+            </w:pPr>
+            <w:r>
+              <w:rPr>
+                <w:rFonts w:ascii="Times New Roman" w:hAnsi="Times New Roman" w:cs="Times New Roman"/>
+                <w:sz w:val="28"/>
+                <w:szCs w:val="28"/>
+              </w:rPr>
+              <w:t>Р-2</w:t>
+            </w:r>
+          </w:p>
+        </w:tc>
+        <w:tc>
+          <w:tcPr>
+            <w:tcW w:w="2977" w:type="dxa"/>
+          </w:tcPr>
+          <w:p>
+            <w:pPr>
+              <w:pStyle w:val="a7"/>
+              <w:tabs>
+                <w:tab w:val="left" w:pos="1134"/>
+              </w:tabs>
+              <w:ind w:left="0"/>
+              <w:jc w:val="center"/>
+              <w:rPr>
+                <w:rFonts w:ascii="Times New Roman" w:hAnsi="Times New Roman" w:cs="Times New Roman"/>
+                <w:sz w:val="28"/>
+                <w:szCs w:val="28"/>
+              </w:rPr>
+            </w:pPr>
+            <w:r>
+              <w:rPr>
+                <w:rFonts w:ascii="Times New Roman" w:hAnsi="Times New Roman" w:cs="Times New Roman"/>
+                <w:sz w:val="28"/>
+                <w:szCs w:val="28"/>
+              </w:rPr>
+              <w:t>2 (средняя)</w:t>
+            </w:r>
+          </w:p>
+        </w:tc>
+        <w:tc>
+          <w:tcPr>
+            <w:tcW w:w="5238" w:type="dxa"/>
+          </w:tcPr>
+          <w:p>
+            <w:pPr>
+              <w:pStyle w:val="a7"/>
+              <w:tabs>
+                <w:tab w:val="left" w:pos="1134"/>
+              </w:tabs>
+              <w:ind w:left="0"/>
+              <w:jc w:val="both"/>
+              <w:rPr>
+                <w:rFonts w:ascii="Times New Roman" w:hAnsi="Times New Roman" w:cs="Times New Roman"/>
+                <w:sz w:val="28"/>
+                <w:szCs w:val="28"/>
+              </w:rPr>
+            </w:pPr>
+            <w:r>
+              <w:rPr>
+                <w:rFonts w:ascii="Times New Roman" w:hAnsi="Times New Roman" w:cs="Times New Roman"/>
+                <w:sz w:val="28"/>
+                <w:szCs w:val="28"/>
+              </w:rPr>
+              <w:t>Аномальное увеличение интервалов, снижение эффективности обучения</w:t>
             </w:r>
           </w:p>
         </w:tc>
@@ -3635,79 +4935,884 @@
       <w:tr>
         <w:tc>
           <w:tcPr>
-            <w:tcW w:w="3303" w:type="dxa"/>
-          </w:tcPr>
-          <w:p>
-            <w:pPr>
-              <w:jc w:val="both"/>
-              <w:rPr>
-                <w:rFonts w:ascii="Times New Roman" w:hAnsi="Times New Roman" w:cs="Times New Roman"/>
-                <w:sz w:val="28"/>
-                <w:szCs w:val="28"/>
-              </w:rPr>
-            </w:pPr>
-            <w:r>
-              <w:rPr>
-                <w:rFonts w:ascii="Times New Roman" w:hAnsi="Times New Roman" w:cs="Times New Roman"/>
-                <w:sz w:val="28"/>
-                <w:szCs w:val="28"/>
-              </w:rPr>
-              <w:t>В</w:t>
-            </w:r>
-          </w:p>
-        </w:tc>
-        <w:tc>
-          <w:tcPr>
-            <w:tcW w:w="3304" w:type="dxa"/>
-          </w:tcPr>
-          <w:p>
-            <w:pPr>
-              <w:jc w:val="both"/>
-              <w:rPr>
-                <w:rFonts w:ascii="Times New Roman" w:hAnsi="Times New Roman" w:cs="Times New Roman"/>
-                <w:sz w:val="28"/>
-                <w:szCs w:val="28"/>
-              </w:rPr>
-            </w:pPr>
-            <w:r>
-              <w:rPr>
-                <w:rFonts w:ascii="Times New Roman" w:hAnsi="Times New Roman" w:cs="Times New Roman"/>
-                <w:sz w:val="28"/>
-                <w:szCs w:val="28"/>
-              </w:rPr>
-              <w:t>Высокая</w:t>
-            </w:r>
-          </w:p>
-        </w:tc>
-        <w:tc>
-          <w:tcPr>
-            <w:tcW w:w="3304" w:type="dxa"/>
-          </w:tcPr>
-          <w:p>
-            <w:pPr>
-              <w:jc w:val="both"/>
-              <w:rPr>
-                <w:rFonts w:ascii="Times New Roman" w:hAnsi="Times New Roman" w:cs="Times New Roman"/>
-                <w:sz w:val="28"/>
-                <w:szCs w:val="28"/>
-              </w:rPr>
-            </w:pPr>
-            <w:r>
-              <w:rPr>
-                <w:rFonts w:ascii="Times New Roman" w:hAnsi="Times New Roman" w:cs="Times New Roman"/>
-                <w:sz w:val="28"/>
-                <w:szCs w:val="28"/>
-              </w:rPr>
-              <w:t xml:space="preserve">Полная потеря функциональности, </w:t>
-            </w:r>
-            <w:r>
-              <w:rPr>
-                <w:rFonts w:ascii="Times New Roman" w:hAnsi="Times New Roman" w:cs="Times New Roman"/>
+            <w:tcW w:w="1129" w:type="dxa"/>
+          </w:tcPr>
+          <w:p>
+            <w:pPr>
+              <w:pStyle w:val="a7"/>
+              <w:tabs>
+                <w:tab w:val="left" w:pos="1134"/>
+              </w:tabs>
+              <w:ind w:left="0"/>
+              <w:jc w:val="center"/>
+              <w:rPr>
+                <w:rFonts w:ascii="Times New Roman" w:hAnsi="Times New Roman" w:cs="Times New Roman"/>
+                <w:sz w:val="28"/>
+                <w:szCs w:val="28"/>
+              </w:rPr>
+            </w:pPr>
+            <w:r>
+              <w:rPr>
+                <w:rFonts w:ascii="Times New Roman" w:hAnsi="Times New Roman" w:cs="Times New Roman"/>
+                <w:sz w:val="28"/>
+                <w:szCs w:val="28"/>
+              </w:rPr>
+              <w:t>Р-3</w:t>
+            </w:r>
+          </w:p>
+        </w:tc>
+        <w:tc>
+          <w:tcPr>
+            <w:tcW w:w="2977" w:type="dxa"/>
+          </w:tcPr>
+          <w:p>
+            <w:pPr>
+              <w:pStyle w:val="a7"/>
+              <w:tabs>
+                <w:tab w:val="left" w:pos="1134"/>
+              </w:tabs>
+              <w:ind w:left="0"/>
+              <w:jc w:val="center"/>
+              <w:rPr>
+                <w:rFonts w:ascii="Times New Roman" w:hAnsi="Times New Roman" w:cs="Times New Roman"/>
+                <w:sz w:val="28"/>
+                <w:szCs w:val="28"/>
+              </w:rPr>
+            </w:pPr>
+            <w:r>
+              <w:rPr>
+                <w:rFonts w:ascii="Times New Roman" w:hAnsi="Times New Roman" w:cs="Times New Roman"/>
+                <w:sz w:val="28"/>
+                <w:szCs w:val="28"/>
+              </w:rPr>
+              <w:t>2 (средняя)</w:t>
+            </w:r>
+          </w:p>
+        </w:tc>
+        <w:tc>
+          <w:tcPr>
+            <w:tcW w:w="5238" w:type="dxa"/>
+          </w:tcPr>
+          <w:p>
+            <w:pPr>
+              <w:pStyle w:val="a7"/>
+              <w:tabs>
+                <w:tab w:val="left" w:pos="1134"/>
+              </w:tabs>
+              <w:ind w:left="0"/>
+              <w:jc w:val="both"/>
+              <w:rPr>
+                <w:rFonts w:ascii="Times New Roman" w:hAnsi="Times New Roman" w:cs="Times New Roman"/>
+                <w:sz w:val="28"/>
+                <w:szCs w:val="28"/>
+              </w:rPr>
+            </w:pPr>
+            <w:r>
+              <w:rPr>
+                <w:rFonts w:ascii="Times New Roman" w:hAnsi="Times New Roman" w:cs="Times New Roman"/>
+                <w:sz w:val="28"/>
+                <w:szCs w:val="28"/>
+              </w:rPr>
+              <w:t>Задержка выпуска версии из-за разрешения конфликтов зависимостей</w:t>
+            </w:r>
+          </w:p>
+        </w:tc>
+      </w:tr>
+      <w:tr>
+        <w:tc>
+          <w:tcPr>
+            <w:tcW w:w="1129" w:type="dxa"/>
+          </w:tcPr>
+          <w:p>
+            <w:pPr>
+              <w:pStyle w:val="a7"/>
+              <w:tabs>
+                <w:tab w:val="left" w:pos="1134"/>
+              </w:tabs>
+              <w:ind w:left="0"/>
+              <w:jc w:val="center"/>
+              <w:rPr>
+                <w:rFonts w:ascii="Times New Roman" w:hAnsi="Times New Roman" w:cs="Times New Roman"/>
+                <w:sz w:val="28"/>
+                <w:szCs w:val="28"/>
+              </w:rPr>
+            </w:pPr>
+            <w:r>
+              <w:rPr>
+                <w:rFonts w:ascii="Times New Roman" w:hAnsi="Times New Roman" w:cs="Times New Roman"/>
+                <w:sz w:val="28"/>
+                <w:szCs w:val="28"/>
+              </w:rPr>
+              <w:t>Р-4</w:t>
+            </w:r>
+          </w:p>
+        </w:tc>
+        <w:tc>
+          <w:tcPr>
+            <w:tcW w:w="2977" w:type="dxa"/>
+          </w:tcPr>
+          <w:p>
+            <w:pPr>
+              <w:pStyle w:val="a7"/>
+              <w:tabs>
+                <w:tab w:val="left" w:pos="1134"/>
+              </w:tabs>
+              <w:ind w:left="0"/>
+              <w:jc w:val="center"/>
+              <w:rPr>
+                <w:rFonts w:ascii="Times New Roman" w:hAnsi="Times New Roman" w:cs="Times New Roman"/>
+                <w:sz w:val="28"/>
+                <w:szCs w:val="28"/>
+              </w:rPr>
+            </w:pPr>
+            <w:r>
+              <w:rPr>
+                <w:rFonts w:ascii="Times New Roman" w:hAnsi="Times New Roman" w:cs="Times New Roman"/>
+                <w:sz w:val="28"/>
+                <w:szCs w:val="28"/>
+              </w:rPr>
+              <w:t>2 (средняя)</w:t>
+            </w:r>
+          </w:p>
+        </w:tc>
+        <w:tc>
+          <w:tcPr>
+            <w:tcW w:w="5238" w:type="dxa"/>
+          </w:tcPr>
+          <w:p>
+            <w:pPr>
+              <w:pStyle w:val="a7"/>
+              <w:tabs>
+                <w:tab w:val="left" w:pos="1134"/>
+              </w:tabs>
+              <w:ind w:left="0"/>
+              <w:jc w:val="both"/>
+              <w:rPr>
+                <w:rFonts w:ascii="Times New Roman" w:hAnsi="Times New Roman" w:cs="Times New Roman"/>
+                <w:sz w:val="28"/>
+                <w:szCs w:val="28"/>
+              </w:rPr>
+            </w:pPr>
+            <w:r>
+              <w:rPr>
+                <w:rFonts w:ascii="Times New Roman" w:hAnsi="Times New Roman" w:cs="Times New Roman"/>
+                <w:sz w:val="28"/>
+                <w:szCs w:val="28"/>
+              </w:rPr>
+              <w:t>Увеличение времени отклика интерфейса, несоответствие требованию ≤200 мс</w:t>
+            </w:r>
+          </w:p>
+        </w:tc>
+      </w:tr>
+      <w:tr>
+        <w:tc>
+          <w:tcPr>
+            <w:tcW w:w="1129" w:type="dxa"/>
+            <w:vAlign w:val="center"/>
+          </w:tcPr>
+          <w:p>
+            <w:pPr>
+              <w:pStyle w:val="a7"/>
+              <w:tabs>
+                <w:tab w:val="left" w:pos="1134"/>
+              </w:tabs>
+              <w:ind w:left="0"/>
+              <w:jc w:val="center"/>
+              <w:rPr>
+                <w:rFonts w:ascii="Times New Roman" w:hAnsi="Times New Roman" w:cs="Times New Roman"/>
+                <w:sz w:val="28"/>
+                <w:szCs w:val="28"/>
+              </w:rPr>
+            </w:pPr>
+            <w:r>
+              <w:rPr>
+                <w:rFonts w:ascii="Times New Roman" w:hAnsi="Times New Roman" w:cs="Times New Roman"/>
+                <w:color w:val="0F1115"/>
                 <w:sz w:val="28"/>
                 <w:szCs w:val="28"/>
               </w:rPr>
               <w:lastRenderedPageBreak/>
-              <w:t>невозможность использования ПС</w:t>
+              <w:t>С-1</w:t>
+            </w:r>
+          </w:p>
+        </w:tc>
+        <w:tc>
+          <w:tcPr>
+            <w:tcW w:w="2977" w:type="dxa"/>
+            <w:vAlign w:val="center"/>
+          </w:tcPr>
+          <w:p>
+            <w:pPr>
+              <w:pStyle w:val="a7"/>
+              <w:tabs>
+                <w:tab w:val="left" w:pos="1134"/>
+              </w:tabs>
+              <w:ind w:left="0"/>
+              <w:jc w:val="center"/>
+              <w:rPr>
+                <w:rFonts w:ascii="Times New Roman" w:hAnsi="Times New Roman" w:cs="Times New Roman"/>
+                <w:sz w:val="28"/>
+                <w:szCs w:val="28"/>
+              </w:rPr>
+            </w:pPr>
+            <w:r>
+              <w:rPr>
+                <w:rFonts w:ascii="Times New Roman" w:hAnsi="Times New Roman" w:cs="Times New Roman"/>
+                <w:color w:val="0F1115"/>
+                <w:sz w:val="28"/>
+                <w:szCs w:val="28"/>
+              </w:rPr>
+              <w:t>3 (высокая)</w:t>
+            </w:r>
+          </w:p>
+        </w:tc>
+        <w:tc>
+          <w:tcPr>
+            <w:tcW w:w="5238" w:type="dxa"/>
+            <w:vAlign w:val="center"/>
+          </w:tcPr>
+          <w:p>
+            <w:pPr>
+              <w:pStyle w:val="a7"/>
+              <w:tabs>
+                <w:tab w:val="left" w:pos="1134"/>
+              </w:tabs>
+              <w:ind w:left="0"/>
+              <w:jc w:val="both"/>
+              <w:rPr>
+                <w:rFonts w:ascii="Times New Roman" w:hAnsi="Times New Roman" w:cs="Times New Roman"/>
+                <w:sz w:val="28"/>
+                <w:szCs w:val="28"/>
+              </w:rPr>
+            </w:pPr>
+            <w:r>
+              <w:rPr>
+                <w:rFonts w:ascii="Times New Roman" w:hAnsi="Times New Roman" w:cs="Times New Roman"/>
+                <w:color w:val="0F1115"/>
+                <w:sz w:val="28"/>
+                <w:szCs w:val="28"/>
+              </w:rPr>
+              <w:t>Полная невозможность запуска приложения на устаревших устройствах</w:t>
+            </w:r>
+          </w:p>
+        </w:tc>
+      </w:tr>
+      <w:tr>
+        <w:tc>
+          <w:tcPr>
+            <w:tcW w:w="1129" w:type="dxa"/>
+            <w:vAlign w:val="center"/>
+          </w:tcPr>
+          <w:p>
+            <w:pPr>
+              <w:pStyle w:val="a7"/>
+              <w:tabs>
+                <w:tab w:val="left" w:pos="1134"/>
+              </w:tabs>
+              <w:ind w:left="0"/>
+              <w:jc w:val="center"/>
+              <w:rPr>
+                <w:rFonts w:ascii="Times New Roman" w:hAnsi="Times New Roman" w:cs="Times New Roman"/>
+                <w:sz w:val="28"/>
+                <w:szCs w:val="28"/>
+              </w:rPr>
+            </w:pPr>
+            <w:r>
+              <w:rPr>
+                <w:rFonts w:ascii="Times New Roman" w:hAnsi="Times New Roman" w:cs="Times New Roman"/>
+                <w:color w:val="0F1115"/>
+                <w:sz w:val="28"/>
+                <w:szCs w:val="28"/>
+              </w:rPr>
+              <w:t>С-2</w:t>
+            </w:r>
+          </w:p>
+        </w:tc>
+        <w:tc>
+          <w:tcPr>
+            <w:tcW w:w="2977" w:type="dxa"/>
+            <w:vAlign w:val="center"/>
+          </w:tcPr>
+          <w:p>
+            <w:pPr>
+              <w:pStyle w:val="a7"/>
+              <w:tabs>
+                <w:tab w:val="left" w:pos="1134"/>
+              </w:tabs>
+              <w:ind w:left="0"/>
+              <w:jc w:val="center"/>
+              <w:rPr>
+                <w:rFonts w:ascii="Times New Roman" w:hAnsi="Times New Roman" w:cs="Times New Roman"/>
+                <w:sz w:val="28"/>
+                <w:szCs w:val="28"/>
+              </w:rPr>
+            </w:pPr>
+            <w:r>
+              <w:rPr>
+                <w:rFonts w:ascii="Times New Roman" w:hAnsi="Times New Roman" w:cs="Times New Roman"/>
+                <w:color w:val="0F1115"/>
+                <w:sz w:val="28"/>
+                <w:szCs w:val="28"/>
+              </w:rPr>
+              <w:t>3 (высокая)</w:t>
+            </w:r>
+          </w:p>
+        </w:tc>
+        <w:tc>
+          <w:tcPr>
+            <w:tcW w:w="5238" w:type="dxa"/>
+            <w:vAlign w:val="center"/>
+          </w:tcPr>
+          <w:p>
+            <w:pPr>
+              <w:pStyle w:val="a7"/>
+              <w:tabs>
+                <w:tab w:val="left" w:pos="1134"/>
+              </w:tabs>
+              <w:ind w:left="0"/>
+              <w:jc w:val="both"/>
+              <w:rPr>
+                <w:rFonts w:ascii="Times New Roman" w:hAnsi="Times New Roman" w:cs="Times New Roman"/>
+                <w:sz w:val="28"/>
+                <w:szCs w:val="28"/>
+              </w:rPr>
+            </w:pPr>
+            <w:r>
+              <w:rPr>
+                <w:rFonts w:ascii="Times New Roman" w:hAnsi="Times New Roman" w:cs="Times New Roman"/>
+                <w:color w:val="0F1115"/>
+                <w:sz w:val="28"/>
+                <w:szCs w:val="28"/>
+              </w:rPr>
+              <w:t>Невозможность установки приложения из-за нехватки свободного места</w:t>
+            </w:r>
+          </w:p>
+        </w:tc>
+      </w:tr>
+      <w:tr>
+        <w:tc>
+          <w:tcPr>
+            <w:tcW w:w="1129" w:type="dxa"/>
+            <w:vAlign w:val="center"/>
+          </w:tcPr>
+          <w:p>
+            <w:pPr>
+              <w:pStyle w:val="a7"/>
+              <w:tabs>
+                <w:tab w:val="left" w:pos="1134"/>
+              </w:tabs>
+              <w:ind w:left="0"/>
+              <w:jc w:val="center"/>
+              <w:rPr>
+                <w:rFonts w:ascii="Times New Roman" w:hAnsi="Times New Roman" w:cs="Times New Roman"/>
+                <w:sz w:val="28"/>
+                <w:szCs w:val="28"/>
+              </w:rPr>
+            </w:pPr>
+            <w:r>
+              <w:rPr>
+                <w:rFonts w:ascii="Times New Roman" w:hAnsi="Times New Roman" w:cs="Times New Roman"/>
+                <w:color w:val="0F1115"/>
+                <w:sz w:val="28"/>
+                <w:szCs w:val="28"/>
+              </w:rPr>
+              <w:t>С-3</w:t>
+            </w:r>
+          </w:p>
+        </w:tc>
+        <w:tc>
+          <w:tcPr>
+            <w:tcW w:w="2977" w:type="dxa"/>
+            <w:vAlign w:val="center"/>
+          </w:tcPr>
+          <w:p>
+            <w:pPr>
+              <w:pStyle w:val="a7"/>
+              <w:tabs>
+                <w:tab w:val="left" w:pos="1134"/>
+              </w:tabs>
+              <w:ind w:left="0"/>
+              <w:jc w:val="center"/>
+              <w:rPr>
+                <w:rFonts w:ascii="Times New Roman" w:hAnsi="Times New Roman" w:cs="Times New Roman"/>
+                <w:sz w:val="28"/>
+                <w:szCs w:val="28"/>
+              </w:rPr>
+            </w:pPr>
+            <w:r>
+              <w:rPr>
+                <w:rFonts w:ascii="Times New Roman" w:hAnsi="Times New Roman" w:cs="Times New Roman"/>
+                <w:color w:val="0F1115"/>
+                <w:sz w:val="28"/>
+                <w:szCs w:val="28"/>
+              </w:rPr>
+              <w:t>3 (высокая)</w:t>
+            </w:r>
+          </w:p>
+        </w:tc>
+        <w:tc>
+          <w:tcPr>
+            <w:tcW w:w="5238" w:type="dxa"/>
+            <w:vAlign w:val="center"/>
+          </w:tcPr>
+          <w:p>
+            <w:pPr>
+              <w:pStyle w:val="a7"/>
+              <w:tabs>
+                <w:tab w:val="left" w:pos="1134"/>
+              </w:tabs>
+              <w:ind w:left="0"/>
+              <w:jc w:val="both"/>
+              <w:rPr>
+                <w:rFonts w:ascii="Times New Roman" w:hAnsi="Times New Roman" w:cs="Times New Roman"/>
+                <w:sz w:val="28"/>
+                <w:szCs w:val="28"/>
+              </w:rPr>
+            </w:pPr>
+            <w:r>
+              <w:rPr>
+                <w:rFonts w:ascii="Times New Roman" w:hAnsi="Times New Roman" w:cs="Times New Roman"/>
+                <w:color w:val="0F1115"/>
+                <w:sz w:val="28"/>
+                <w:szCs w:val="28"/>
+              </w:rPr>
+              <w:t>Ошибка установки, пользователь не может установить приложение</w:t>
+            </w:r>
+          </w:p>
+        </w:tc>
+      </w:tr>
+      <w:tr>
+        <w:tc>
+          <w:tcPr>
+            <w:tcW w:w="1129" w:type="dxa"/>
+            <w:vAlign w:val="center"/>
+          </w:tcPr>
+          <w:p>
+            <w:pPr>
+              <w:pStyle w:val="a7"/>
+              <w:tabs>
+                <w:tab w:val="left" w:pos="1134"/>
+              </w:tabs>
+              <w:ind w:left="0"/>
+              <w:jc w:val="center"/>
+              <w:rPr>
+                <w:rFonts w:ascii="Times New Roman" w:hAnsi="Times New Roman" w:cs="Times New Roman"/>
+                <w:sz w:val="28"/>
+                <w:szCs w:val="28"/>
+              </w:rPr>
+            </w:pPr>
+            <w:r>
+              <w:rPr>
+                <w:rFonts w:ascii="Times New Roman" w:hAnsi="Times New Roman" w:cs="Times New Roman"/>
+                <w:color w:val="0F1115"/>
+                <w:sz w:val="28"/>
+                <w:szCs w:val="28"/>
+              </w:rPr>
+              <w:t>С-4</w:t>
+            </w:r>
+          </w:p>
+        </w:tc>
+        <w:tc>
+          <w:tcPr>
+            <w:tcW w:w="2977" w:type="dxa"/>
+            <w:vAlign w:val="center"/>
+          </w:tcPr>
+          <w:p>
+            <w:pPr>
+              <w:pStyle w:val="a7"/>
+              <w:tabs>
+                <w:tab w:val="left" w:pos="1134"/>
+              </w:tabs>
+              <w:ind w:left="0"/>
+              <w:jc w:val="center"/>
+              <w:rPr>
+                <w:rFonts w:ascii="Times New Roman" w:hAnsi="Times New Roman" w:cs="Times New Roman"/>
+                <w:sz w:val="28"/>
+                <w:szCs w:val="28"/>
+              </w:rPr>
+            </w:pPr>
+            <w:r>
+              <w:rPr>
+                <w:rFonts w:ascii="Times New Roman" w:hAnsi="Times New Roman" w:cs="Times New Roman"/>
+                <w:color w:val="0F1115"/>
+                <w:sz w:val="28"/>
+                <w:szCs w:val="28"/>
+              </w:rPr>
+              <w:t>2 (средняя)</w:t>
+            </w:r>
+          </w:p>
+        </w:tc>
+        <w:tc>
+          <w:tcPr>
+            <w:tcW w:w="5238" w:type="dxa"/>
+            <w:vAlign w:val="center"/>
+          </w:tcPr>
+          <w:p>
+            <w:pPr>
+              <w:pStyle w:val="a7"/>
+              <w:tabs>
+                <w:tab w:val="left" w:pos="1134"/>
+              </w:tabs>
+              <w:ind w:left="0"/>
+              <w:jc w:val="both"/>
+              <w:rPr>
+                <w:rFonts w:ascii="Times New Roman" w:hAnsi="Times New Roman" w:cs="Times New Roman"/>
+                <w:sz w:val="28"/>
+                <w:szCs w:val="28"/>
+              </w:rPr>
+            </w:pPr>
+            <w:r>
+              <w:rPr>
+                <w:rFonts w:ascii="Times New Roman" w:hAnsi="Times New Roman" w:cs="Times New Roman"/>
+                <w:color w:val="0F1115"/>
+                <w:sz w:val="28"/>
+                <w:szCs w:val="28"/>
+              </w:rPr>
+              <w:t>Переключение на SM-2, снижение точности прогнозов интервалов</w:t>
+            </w:r>
+          </w:p>
+        </w:tc>
+      </w:tr>
+      <w:tr>
+        <w:tc>
+          <w:tcPr>
+            <w:tcW w:w="1129" w:type="dxa"/>
+          </w:tcPr>
+          <w:p>
+            <w:pPr>
+              <w:pStyle w:val="a7"/>
+              <w:tabs>
+                <w:tab w:val="left" w:pos="1134"/>
+              </w:tabs>
+              <w:ind w:left="0"/>
+              <w:jc w:val="center"/>
+              <w:rPr>
+                <w:rFonts w:ascii="Times New Roman" w:hAnsi="Times New Roman" w:cs="Times New Roman"/>
+                <w:sz w:val="28"/>
+                <w:szCs w:val="28"/>
+              </w:rPr>
+            </w:pPr>
+            <w:r>
+              <w:rPr>
+                <w:rFonts w:ascii="Times New Roman" w:hAnsi="Times New Roman" w:cs="Times New Roman"/>
+                <w:sz w:val="28"/>
+                <w:szCs w:val="28"/>
+              </w:rPr>
+              <w:t>П-1</w:t>
+            </w:r>
+          </w:p>
+        </w:tc>
+        <w:tc>
+          <w:tcPr>
+            <w:tcW w:w="2977" w:type="dxa"/>
+          </w:tcPr>
+          <w:p>
+            <w:pPr>
+              <w:pStyle w:val="a7"/>
+              <w:tabs>
+                <w:tab w:val="left" w:pos="1134"/>
+              </w:tabs>
+              <w:ind w:left="0"/>
+              <w:jc w:val="center"/>
+              <w:rPr>
+                <w:rFonts w:ascii="Times New Roman" w:hAnsi="Times New Roman" w:cs="Times New Roman"/>
+                <w:sz w:val="28"/>
+                <w:szCs w:val="28"/>
+              </w:rPr>
+            </w:pPr>
+            <w:r>
+              <w:rPr>
+                <w:rFonts w:ascii="Times New Roman" w:hAnsi="Times New Roman" w:cs="Times New Roman"/>
+                <w:sz w:val="28"/>
+                <w:szCs w:val="28"/>
+              </w:rPr>
+              <w:t>3 (высокая)</w:t>
+            </w:r>
+          </w:p>
+        </w:tc>
+        <w:tc>
+          <w:tcPr>
+            <w:tcW w:w="5238" w:type="dxa"/>
+          </w:tcPr>
+          <w:p>
+            <w:pPr>
+              <w:pStyle w:val="a7"/>
+              <w:tabs>
+                <w:tab w:val="left" w:pos="1134"/>
+              </w:tabs>
+              <w:ind w:left="0"/>
+              <w:jc w:val="both"/>
+              <w:rPr>
+                <w:rFonts w:ascii="Times New Roman" w:hAnsi="Times New Roman" w:cs="Times New Roman"/>
+                <w:sz w:val="28"/>
+                <w:szCs w:val="28"/>
+              </w:rPr>
+            </w:pPr>
+            <w:r>
+              <w:rPr>
+                <w:rFonts w:ascii="Times New Roman" w:hAnsi="Times New Roman" w:cs="Times New Roman"/>
+                <w:sz w:val="28"/>
+                <w:szCs w:val="28"/>
+              </w:rPr>
+              <w:t>Невозможность самостоятельно установить приложение, отказ от использования ПС</w:t>
+            </w:r>
+          </w:p>
+        </w:tc>
+      </w:tr>
+      <w:tr>
+        <w:tc>
+          <w:tcPr>
+            <w:tcW w:w="1129" w:type="dxa"/>
+          </w:tcPr>
+          <w:p>
+            <w:pPr>
+              <w:pStyle w:val="a7"/>
+              <w:tabs>
+                <w:tab w:val="left" w:pos="1134"/>
+              </w:tabs>
+              <w:ind w:left="0"/>
+              <w:jc w:val="center"/>
+              <w:rPr>
+                <w:rFonts w:ascii="Times New Roman" w:hAnsi="Times New Roman" w:cs="Times New Roman"/>
+                <w:sz w:val="28"/>
+                <w:szCs w:val="28"/>
+              </w:rPr>
+            </w:pPr>
+            <w:r>
+              <w:rPr>
+                <w:rFonts w:ascii="Times New Roman" w:hAnsi="Times New Roman" w:cs="Times New Roman"/>
+                <w:sz w:val="28"/>
+                <w:szCs w:val="28"/>
+              </w:rPr>
+              <w:t>П-2</w:t>
+            </w:r>
+          </w:p>
+        </w:tc>
+        <w:tc>
+          <w:tcPr>
+            <w:tcW w:w="2977" w:type="dxa"/>
+          </w:tcPr>
+          <w:p>
+            <w:pPr>
+              <w:pStyle w:val="a7"/>
+              <w:tabs>
+                <w:tab w:val="left" w:pos="1134"/>
+              </w:tabs>
+              <w:ind w:left="0"/>
+              <w:jc w:val="center"/>
+              <w:rPr>
+                <w:rFonts w:ascii="Times New Roman" w:hAnsi="Times New Roman" w:cs="Times New Roman"/>
+                <w:sz w:val="28"/>
+                <w:szCs w:val="28"/>
+              </w:rPr>
+            </w:pPr>
+            <w:r>
+              <w:rPr>
+                <w:rFonts w:ascii="Times New Roman" w:hAnsi="Times New Roman" w:cs="Times New Roman"/>
+                <w:sz w:val="28"/>
+                <w:szCs w:val="28"/>
+              </w:rPr>
+              <w:t>2 (средняя)</w:t>
+            </w:r>
+          </w:p>
+        </w:tc>
+        <w:tc>
+          <w:tcPr>
+            <w:tcW w:w="5238" w:type="dxa"/>
+          </w:tcPr>
+          <w:p>
+            <w:pPr>
+              <w:pStyle w:val="a7"/>
+              <w:tabs>
+                <w:tab w:val="left" w:pos="1134"/>
+              </w:tabs>
+              <w:ind w:left="0"/>
+              <w:jc w:val="both"/>
+              <w:rPr>
+                <w:rFonts w:ascii="Times New Roman" w:hAnsi="Times New Roman" w:cs="Times New Roman"/>
+                <w:sz w:val="28"/>
+                <w:szCs w:val="28"/>
+              </w:rPr>
+            </w:pPr>
+            <w:r>
+              <w:rPr>
+                <w:rFonts w:ascii="Times New Roman" w:hAnsi="Times New Roman" w:cs="Times New Roman"/>
+                <w:sz w:val="28"/>
+                <w:szCs w:val="28"/>
+              </w:rPr>
+              <w:t>Отказ от установки из-за недоверия к APK-файлам, потеря пользователей</w:t>
+            </w:r>
+          </w:p>
+        </w:tc>
+      </w:tr>
+      <w:tr>
+        <w:tc>
+          <w:tcPr>
+            <w:tcW w:w="1129" w:type="dxa"/>
+          </w:tcPr>
+          <w:p>
+            <w:pPr>
+              <w:pStyle w:val="a7"/>
+              <w:tabs>
+                <w:tab w:val="left" w:pos="1134"/>
+              </w:tabs>
+              <w:ind w:left="0"/>
+              <w:jc w:val="center"/>
+              <w:rPr>
+                <w:rFonts w:ascii="Times New Roman" w:hAnsi="Times New Roman" w:cs="Times New Roman"/>
+                <w:sz w:val="28"/>
+                <w:szCs w:val="28"/>
+              </w:rPr>
+            </w:pPr>
+            <w:r>
+              <w:rPr>
+                <w:rFonts w:ascii="Times New Roman" w:hAnsi="Times New Roman" w:cs="Times New Roman"/>
+                <w:sz w:val="28"/>
+                <w:szCs w:val="28"/>
+              </w:rPr>
+              <w:t>П-3</w:t>
+            </w:r>
+          </w:p>
+        </w:tc>
+        <w:tc>
+          <w:tcPr>
+            <w:tcW w:w="2977" w:type="dxa"/>
+          </w:tcPr>
+          <w:p>
+            <w:pPr>
+              <w:pStyle w:val="a7"/>
+              <w:tabs>
+                <w:tab w:val="left" w:pos="1134"/>
+              </w:tabs>
+              <w:ind w:left="0"/>
+              <w:jc w:val="center"/>
+              <w:rPr>
+                <w:rFonts w:ascii="Times New Roman" w:hAnsi="Times New Roman" w:cs="Times New Roman"/>
+                <w:sz w:val="28"/>
+                <w:szCs w:val="28"/>
+              </w:rPr>
+            </w:pPr>
+            <w:r>
+              <w:rPr>
+                <w:rFonts w:ascii="Times New Roman" w:hAnsi="Times New Roman" w:cs="Times New Roman"/>
+                <w:sz w:val="28"/>
+                <w:szCs w:val="28"/>
+              </w:rPr>
+              <w:t>2 (средняя)</w:t>
+            </w:r>
+          </w:p>
+        </w:tc>
+        <w:tc>
+          <w:tcPr>
+            <w:tcW w:w="5238" w:type="dxa"/>
+          </w:tcPr>
+          <w:p>
+            <w:pPr>
+              <w:pStyle w:val="a7"/>
+              <w:tabs>
+                <w:tab w:val="left" w:pos="1134"/>
+              </w:tabs>
+              <w:ind w:left="0"/>
+              <w:jc w:val="both"/>
+              <w:rPr>
+                <w:rFonts w:ascii="Times New Roman" w:hAnsi="Times New Roman" w:cs="Times New Roman"/>
+                <w:sz w:val="28"/>
+                <w:szCs w:val="28"/>
+              </w:rPr>
+            </w:pPr>
+            <w:r>
+              <w:rPr>
+                <w:rFonts w:ascii="Times New Roman" w:hAnsi="Times New Roman" w:cs="Times New Roman"/>
+                <w:sz w:val="28"/>
+                <w:szCs w:val="28"/>
+              </w:rPr>
+              <w:t>Формирование неверных знаний из-за некорректного содержания карточек</w:t>
+            </w:r>
+          </w:p>
+        </w:tc>
+      </w:tr>
+      <w:tr>
+        <w:tc>
+          <w:tcPr>
+            <w:tcW w:w="1129" w:type="dxa"/>
+          </w:tcPr>
+          <w:p>
+            <w:pPr>
+              <w:pStyle w:val="a7"/>
+              <w:tabs>
+                <w:tab w:val="left" w:pos="1134"/>
+              </w:tabs>
+              <w:ind w:left="0"/>
+              <w:jc w:val="center"/>
+              <w:rPr>
+                <w:rFonts w:ascii="Times New Roman" w:hAnsi="Times New Roman" w:cs="Times New Roman"/>
+                <w:sz w:val="28"/>
+                <w:szCs w:val="28"/>
+              </w:rPr>
+            </w:pPr>
+            <w:r>
+              <w:rPr>
+                <w:rFonts w:ascii="Times New Roman" w:hAnsi="Times New Roman" w:cs="Times New Roman"/>
+                <w:sz w:val="28"/>
+                <w:szCs w:val="28"/>
+              </w:rPr>
+              <w:t>П-4</w:t>
+            </w:r>
+          </w:p>
+        </w:tc>
+        <w:tc>
+          <w:tcPr>
+            <w:tcW w:w="2977" w:type="dxa"/>
+          </w:tcPr>
+          <w:p>
+            <w:pPr>
+              <w:pStyle w:val="a7"/>
+              <w:tabs>
+                <w:tab w:val="left" w:pos="1134"/>
+              </w:tabs>
+              <w:ind w:left="0"/>
+              <w:jc w:val="center"/>
+              <w:rPr>
+                <w:rFonts w:ascii="Times New Roman" w:hAnsi="Times New Roman" w:cs="Times New Roman"/>
+                <w:sz w:val="28"/>
+                <w:szCs w:val="28"/>
+              </w:rPr>
+            </w:pPr>
+            <w:r>
+              <w:rPr>
+                <w:rFonts w:ascii="Times New Roman" w:hAnsi="Times New Roman" w:cs="Times New Roman"/>
+                <w:sz w:val="28"/>
+                <w:szCs w:val="28"/>
+              </w:rPr>
+              <w:t>3 (высокая)</w:t>
+            </w:r>
+          </w:p>
+        </w:tc>
+        <w:tc>
+          <w:tcPr>
+            <w:tcW w:w="5238" w:type="dxa"/>
+          </w:tcPr>
+          <w:p>
+            <w:pPr>
+              <w:pStyle w:val="a7"/>
+              <w:tabs>
+                <w:tab w:val="left" w:pos="1134"/>
+              </w:tabs>
+              <w:ind w:left="0"/>
+              <w:jc w:val="both"/>
+              <w:rPr>
+                <w:rFonts w:ascii="Times New Roman" w:hAnsi="Times New Roman" w:cs="Times New Roman"/>
+                <w:sz w:val="28"/>
+                <w:szCs w:val="28"/>
+              </w:rPr>
+            </w:pPr>
+            <w:r>
+              <w:rPr>
+                <w:rFonts w:ascii="Times New Roman" w:hAnsi="Times New Roman" w:cs="Times New Roman"/>
+                <w:sz w:val="28"/>
+                <w:szCs w:val="28"/>
+              </w:rPr>
+              <w:t>Безвозвратная утрата всех созданных карточек и прогресса обучения</w:t>
             </w:r>
           </w:p>
         </w:tc>
@@ -3768,7 +5873,7 @@
     <w:p>
       <w:pPr>
         <w:spacing w:after="0" w:line="360" w:lineRule="auto"/>
-        <w:jc w:val="both"/>
+        <w:ind w:firstLine="709"/>
         <w:rPr>
           <w:rFonts w:ascii="Times New Roman" w:hAnsi="Times New Roman" w:cs="Times New Roman"/>
           <w:sz w:val="28"/>
@@ -3781,7 +5886,96 @@
           <w:sz w:val="28"/>
           <w:szCs w:val="28"/>
         </w:rPr>
-        <w:t>В таблице 5 представлены выявленные риски по шкалам оценивания существенности последствий и вероятности наступления риска.</w:t>
+        <w:t>По полученным результатам идентификации и оценивания рисков была заполнена карта рисков и проведено ранжирование (сначала по вероятности, а затем по существенности рисков).</w:t>
+      </w:r>
+    </w:p>
+    <w:p>
+      <w:pPr>
+        <w:spacing w:after="0" w:line="360" w:lineRule="auto"/>
+        <w:rPr>
+          <w:rFonts w:ascii="Times New Roman" w:hAnsi="Times New Roman" w:cs="Times New Roman"/>
+          <w:sz w:val="28"/>
+          <w:szCs w:val="28"/>
+        </w:rPr>
+      </w:pPr>
+      <w:r>
+        <w:rPr>
+          <w:rFonts w:ascii="Times New Roman" w:hAnsi="Times New Roman" w:cs="Times New Roman"/>
+          <w:noProof/>
+          <w:sz w:val="28"/>
+          <w:szCs w:val="28"/>
+        </w:rPr>
+        <w:lastRenderedPageBreak/>
+        <w:drawing>
+          <wp:inline distT="0" distB="0" distL="0" distR="0" wp14:anchorId="6018F65E" wp14:editId="65620909">
+            <wp:extent cx="5991225" cy="4279446"/>
+            <wp:effectExtent l="0" t="0" r="0" b="6985"/>
+            <wp:docPr id="1100144565" name="Рисунок 1"/>
+            <wp:cNvGraphicFramePr>
+              <a:graphicFrameLocks xmlns:a="http://schemas.openxmlformats.org/drawingml/2006/main" noChangeAspect="1"/>
+            </wp:cNvGraphicFramePr>
+            <a:graphic xmlns:a="http://schemas.openxmlformats.org/drawingml/2006/main">
+              <a:graphicData uri="http://schemas.openxmlformats.org/drawingml/2006/picture">
+                <pic:pic xmlns:pic="http://schemas.openxmlformats.org/drawingml/2006/picture">
+                  <pic:nvPicPr>
+                    <pic:cNvPr id="0" name="Picture 7"/>
+                    <pic:cNvPicPr>
+                      <a:picLocks noChangeAspect="1" noChangeArrowheads="1"/>
+                    </pic:cNvPicPr>
+                  </pic:nvPicPr>
+                  <pic:blipFill>
+                    <a:blip r:embed="rId8">
+                      <a:extLst>
+                        <a:ext uri="{28A0092B-C50C-407E-A947-70E740481C1C}">
+                          <a14:useLocalDpi xmlns:a14="http://schemas.microsoft.com/office/drawing/2010/main" val="0"/>
+                        </a:ext>
+                      </a:extLst>
+                    </a:blip>
+                    <a:srcRect/>
+                    <a:stretch>
+                      <a:fillRect/>
+                    </a:stretch>
+                  </pic:blipFill>
+                  <pic:spPr bwMode="auto">
+                    <a:xfrm>
+                      <a:off x="0" y="0"/>
+                      <a:ext cx="5997542" cy="4283958"/>
+                    </a:xfrm>
+                    <a:prstGeom prst="rect">
+                      <a:avLst/>
+                    </a:prstGeom>
+                    <a:noFill/>
+                    <a:ln>
+                      <a:noFill/>
+                    </a:ln>
+                  </pic:spPr>
+                </pic:pic>
+              </a:graphicData>
+            </a:graphic>
+          </wp:inline>
+        </w:drawing>
+      </w:r>
+    </w:p>
+    <w:p>
+      <w:pPr>
+        <w:tabs>
+          <w:tab w:val="left" w:pos="1134"/>
+        </w:tabs>
+        <w:spacing w:after="0" w:line="360" w:lineRule="auto"/>
+        <w:jc w:val="center"/>
+        <w:rPr>
+          <w:rFonts w:ascii="Times New Roman" w:hAnsi="Times New Roman" w:cs="Times New Roman"/>
+          <w:sz w:val="28"/>
+          <w:szCs w:val="28"/>
+        </w:rPr>
+      </w:pPr>
+      <w:r>
+        <w:rPr>
+          <w:rFonts w:ascii="Times New Roman" w:hAnsi="Times New Roman" w:cs="Times New Roman"/>
+          <w:sz w:val="28"/>
+          <w:szCs w:val="28"/>
+        </w:rPr>
+        <w:t>Рисунок 1 – Карта рисков</w:t>
       </w:r>
     </w:p>
     <w:p>
@@ -3954,7 +6148,7 @@
                 <w:sz w:val="28"/>
                 <w:szCs w:val="28"/>
               </w:rPr>
-              <w:t>С</w:t>
+              <w:t>2 (средняя)</w:t>
             </w:r>
           </w:p>
         </w:tc>
@@ -3977,7 +6171,7 @@
                 <w:sz w:val="28"/>
                 <w:szCs w:val="28"/>
               </w:rPr>
-              <w:t>В</w:t>
+              <w:t>3 (высокая)</w:t>
             </w:r>
           </w:p>
         </w:tc>
@@ -4002,15 +6196,7 @@
                 <w:sz w:val="28"/>
                 <w:szCs w:val="28"/>
               </w:rPr>
-              <w:t>Р-</w:t>
-            </w:r>
-            <w:r>
-              <w:rPr>
-                <w:rFonts w:ascii="Times New Roman" w:hAnsi="Times New Roman" w:cs="Times New Roman"/>
-                <w:sz w:val="28"/>
-                <w:szCs w:val="28"/>
-              </w:rPr>
-              <w:t>2</w:t>
+              <w:t>Р-2</w:t>
             </w:r>
           </w:p>
         </w:tc>
@@ -4033,7 +6219,7 @@
                 <w:sz w:val="28"/>
                 <w:szCs w:val="28"/>
               </w:rPr>
-              <w:t>Н</w:t>
+              <w:t>1 (низкая)</w:t>
             </w:r>
           </w:p>
         </w:tc>
@@ -4056,7 +6242,7 @@
                 <w:sz w:val="28"/>
                 <w:szCs w:val="28"/>
               </w:rPr>
-              <w:t>С</w:t>
+              <w:t>2 (средняя)</w:t>
             </w:r>
           </w:p>
         </w:tc>
@@ -4081,15 +6267,7 @@
                 <w:sz w:val="28"/>
                 <w:szCs w:val="28"/>
               </w:rPr>
-              <w:t>Р-</w:t>
-            </w:r>
-            <w:r>
-              <w:rPr>
-                <w:rFonts w:ascii="Times New Roman" w:hAnsi="Times New Roman" w:cs="Times New Roman"/>
-                <w:sz w:val="28"/>
-                <w:szCs w:val="28"/>
-              </w:rPr>
-              <w:t>3</w:t>
+              <w:t>Р-3</w:t>
             </w:r>
           </w:p>
         </w:tc>
@@ -4112,7 +6290,7 @@
                 <w:sz w:val="28"/>
                 <w:szCs w:val="28"/>
               </w:rPr>
-              <w:t>Н</w:t>
+              <w:t>1 (низкая)</w:t>
             </w:r>
           </w:p>
         </w:tc>
@@ -4135,7 +6313,7 @@
                 <w:sz w:val="28"/>
                 <w:szCs w:val="28"/>
               </w:rPr>
-              <w:t>С</w:t>
+              <w:t>2 (средняя)</w:t>
             </w:r>
           </w:p>
         </w:tc>
@@ -4160,15 +6338,7 @@
                 <w:sz w:val="28"/>
                 <w:szCs w:val="28"/>
               </w:rPr>
-              <w:t>Р-</w:t>
-            </w:r>
-            <w:r>
-              <w:rPr>
-                <w:rFonts w:ascii="Times New Roman" w:hAnsi="Times New Roman" w:cs="Times New Roman"/>
-                <w:sz w:val="28"/>
-                <w:szCs w:val="28"/>
-              </w:rPr>
-              <w:t>4</w:t>
+              <w:t>Р-4</w:t>
             </w:r>
           </w:p>
         </w:tc>
@@ -4191,7 +6361,7 @@
                 <w:sz w:val="28"/>
                 <w:szCs w:val="28"/>
               </w:rPr>
-              <w:t>С</w:t>
+              <w:t>2 (средняя)</w:t>
             </w:r>
           </w:p>
         </w:tc>
@@ -4214,7 +6384,7 @@
                 <w:sz w:val="28"/>
                 <w:szCs w:val="28"/>
               </w:rPr>
-              <w:t>С</w:t>
+              <w:t>2 (средняя)</w:t>
             </w:r>
           </w:p>
         </w:tc>
@@ -4262,7 +6432,7 @@
                 <w:sz w:val="28"/>
                 <w:szCs w:val="28"/>
               </w:rPr>
-              <w:t>В</w:t>
+              <w:t>3 (высокая)</w:t>
             </w:r>
           </w:p>
         </w:tc>
@@ -4285,7 +6455,7 @@
                 <w:sz w:val="28"/>
                 <w:szCs w:val="28"/>
               </w:rPr>
-              <w:t>В</w:t>
+              <w:t>3 (высокая)</w:t>
             </w:r>
           </w:p>
         </w:tc>
@@ -4333,7 +6503,7 @@
                 <w:sz w:val="28"/>
                 <w:szCs w:val="28"/>
               </w:rPr>
-              <w:t>С</w:t>
+              <w:t>2 (средняя)</w:t>
             </w:r>
           </w:p>
         </w:tc>
@@ -4356,7 +6526,7 @@
                 <w:sz w:val="28"/>
                 <w:szCs w:val="28"/>
               </w:rPr>
-              <w:t>В</w:t>
+              <w:t>3 (высокая)</w:t>
             </w:r>
           </w:p>
         </w:tc>
@@ -4404,7 +6574,7 @@
                 <w:sz w:val="28"/>
                 <w:szCs w:val="28"/>
               </w:rPr>
-              <w:t>Н</w:t>
+              <w:t>1 (низкая)</w:t>
             </w:r>
           </w:p>
         </w:tc>
@@ -4427,7 +6597,7 @@
                 <w:sz w:val="28"/>
                 <w:szCs w:val="28"/>
               </w:rPr>
-              <w:t>В</w:t>
+              <w:t>3 (высокая)</w:t>
             </w:r>
           </w:p>
         </w:tc>
@@ -4452,15 +6622,7 @@
                 <w:sz w:val="28"/>
                 <w:szCs w:val="28"/>
               </w:rPr>
-              <w:t>С-</w:t>
-            </w:r>
-            <w:r>
-              <w:rPr>
-                <w:rFonts w:ascii="Times New Roman" w:hAnsi="Times New Roman" w:cs="Times New Roman"/>
-                <w:sz w:val="28"/>
-                <w:szCs w:val="28"/>
-              </w:rPr>
-              <w:t>4</w:t>
+              <w:t>С-4</w:t>
             </w:r>
           </w:p>
         </w:tc>
@@ -4483,7 +6645,7 @@
                 <w:sz w:val="28"/>
                 <w:szCs w:val="28"/>
               </w:rPr>
-              <w:t>Н</w:t>
+              <w:t>1 (низкая)</w:t>
             </w:r>
           </w:p>
         </w:tc>
@@ -4506,7 +6668,7 @@
                 <w:sz w:val="28"/>
                 <w:szCs w:val="28"/>
               </w:rPr>
-              <w:t>С</w:t>
+              <w:t>2 (средняя)</w:t>
             </w:r>
           </w:p>
         </w:tc>
@@ -4554,7 +6716,7 @@
                 <w:sz w:val="28"/>
                 <w:szCs w:val="28"/>
               </w:rPr>
-              <w:t>С</w:t>
+              <w:t>2 (средняя)</w:t>
             </w:r>
           </w:p>
         </w:tc>
@@ -4577,7 +6739,7 @@
                 <w:sz w:val="28"/>
                 <w:szCs w:val="28"/>
               </w:rPr>
-              <w:t>В</w:t>
+              <w:t>3 (высокая)</w:t>
             </w:r>
           </w:p>
         </w:tc>
@@ -4625,7 +6787,7 @@
                 <w:sz w:val="28"/>
                 <w:szCs w:val="28"/>
               </w:rPr>
-              <w:t>С</w:t>
+              <w:t>2 (средняя)</w:t>
             </w:r>
           </w:p>
         </w:tc>
@@ -4648,7 +6810,7 @@
                 <w:sz w:val="28"/>
                 <w:szCs w:val="28"/>
               </w:rPr>
-              <w:t>С</w:t>
+              <w:t>2 (средняя)</w:t>
             </w:r>
           </w:p>
         </w:tc>
@@ -4673,15 +6835,7 @@
                 <w:sz w:val="28"/>
                 <w:szCs w:val="28"/>
               </w:rPr>
-              <w:t>П-</w:t>
-            </w:r>
-            <w:r>
-              <w:rPr>
-                <w:rFonts w:ascii="Times New Roman" w:hAnsi="Times New Roman" w:cs="Times New Roman"/>
-                <w:sz w:val="28"/>
-                <w:szCs w:val="28"/>
-              </w:rPr>
-              <w:t>3</w:t>
+              <w:t>П-3</w:t>
             </w:r>
           </w:p>
         </w:tc>
@@ -4704,7 +6858,7 @@
                 <w:sz w:val="28"/>
                 <w:szCs w:val="28"/>
               </w:rPr>
-              <w:t>Н</w:t>
+              <w:t>1 (низкая)</w:t>
             </w:r>
           </w:p>
         </w:tc>
@@ -4727,7 +6881,7 @@
                 <w:sz w:val="28"/>
                 <w:szCs w:val="28"/>
               </w:rPr>
-              <w:t>С</w:t>
+              <w:t>2 (средняя)</w:t>
             </w:r>
           </w:p>
         </w:tc>
@@ -4752,15 +6906,7 @@
                 <w:sz w:val="28"/>
                 <w:szCs w:val="28"/>
               </w:rPr>
-              <w:t>П-</w:t>
-            </w:r>
-            <w:r>
-              <w:rPr>
-                <w:rFonts w:ascii="Times New Roman" w:hAnsi="Times New Roman" w:cs="Times New Roman"/>
-                <w:sz w:val="28"/>
-                <w:szCs w:val="28"/>
-              </w:rPr>
-              <w:t>4</w:t>
+              <w:t>П-4</w:t>
             </w:r>
           </w:p>
         </w:tc>
@@ -4783,7 +6929,7 @@
                 <w:sz w:val="28"/>
                 <w:szCs w:val="28"/>
               </w:rPr>
-              <w:t>Н</w:t>
+              <w:t>1 (низкая)</w:t>
             </w:r>
           </w:p>
         </w:tc>
@@ -4806,7 +6952,7 @@
                 <w:sz w:val="28"/>
                 <w:szCs w:val="28"/>
               </w:rPr>
-              <w:t>В</w:t>
+              <w:t>3 (высокая)</w:t>
             </w:r>
           </w:p>
         </w:tc>
@@ -4826,6 +6972,7 @@
     <w:p>
       <w:pPr>
         <w:spacing w:after="0" w:line="360" w:lineRule="auto"/>
+        <w:ind w:firstLine="708"/>
         <w:jc w:val="both"/>
         <w:rPr>
           <w:rFonts w:ascii="Times New Roman" w:hAnsi="Times New Roman" w:cs="Times New Roman"/>
@@ -4839,7 +6986,48 @@
           <w:sz w:val="28"/>
           <w:szCs w:val="28"/>
         </w:rPr>
-        <w:t>Ранжирование проведено сначала по вероятности (от высокой к низкой), затем по существенности последствий:</w:t>
+        <w:t>Ранжирование проведено сначала по вероятности (от высокой к низкой), затем по существенности последствий</w:t>
+      </w:r>
+      <w:r>
+        <w:rPr>
+          <w:rFonts w:ascii="Times New Roman" w:hAnsi="Times New Roman" w:cs="Times New Roman"/>
+          <w:sz w:val="28"/>
+          <w:szCs w:val="28"/>
+        </w:rPr>
+        <w:t xml:space="preserve"> (</w:t>
+      </w:r>
+      <w:r>
+        <w:rPr>
+          <w:rFonts w:ascii="Times New Roman" w:hAnsi="Times New Roman" w:cs="Times New Roman"/>
+          <w:sz w:val="28"/>
+          <w:szCs w:val="28"/>
+        </w:rPr>
+        <w:t>таблица 4).</w:t>
+      </w:r>
+    </w:p>
+    <w:p>
+      <w:pPr>
+        <w:pStyle w:val="a7"/>
+        <w:tabs>
+          <w:tab w:val="left" w:pos="1134"/>
+        </w:tabs>
+        <w:spacing w:after="0" w:line="276" w:lineRule="auto"/>
+        <w:ind w:left="0"/>
+        <w:jc w:val="both"/>
+        <w:rPr>
+          <w:rFonts w:ascii="Times New Roman" w:hAnsi="Times New Roman" w:cs="Times New Roman"/>
+          <w:sz w:val="28"/>
+          <w:szCs w:val="28"/>
+          <w:lang w:val="en-US"/>
+        </w:rPr>
+      </w:pPr>
+      <w:r>
+        <w:rPr>
+          <w:rFonts w:ascii="Times New Roman" w:hAnsi="Times New Roman" w:cs="Times New Roman"/>
+          <w:sz w:val="28"/>
+          <w:szCs w:val="28"/>
+        </w:rPr>
+        <w:t>Таблица 4. Соотнесение риска с вероятностью реализации и существенностью последствий</w:t>
       </w:r>
     </w:p>
     <w:tbl>
@@ -4874,6 +7062,7 @@
                 <w:sz w:val="28"/>
                 <w:szCs w:val="28"/>
               </w:rPr>
+              <w:lastRenderedPageBreak/>
               <w:t>Ранг</w:t>
             </w:r>
           </w:p>
@@ -5014,7 +7203,31 @@
                 <w:sz w:val="28"/>
                 <w:szCs w:val="28"/>
               </w:rPr>
-              <w:t>В</w:t>
+              <w:t>2</w:t>
+            </w:r>
+            <w:r>
+              <w:rPr>
+                <w:rFonts w:ascii="Times New Roman" w:hAnsi="Times New Roman" w:cs="Times New Roman"/>
+                <w:sz w:val="28"/>
+                <w:szCs w:val="28"/>
+              </w:rPr>
+              <w:t xml:space="preserve"> (</w:t>
+            </w:r>
+            <w:r>
+              <w:rPr>
+                <w:rFonts w:ascii="Times New Roman" w:hAnsi="Times New Roman" w:cs="Times New Roman"/>
+                <w:sz w:val="28"/>
+                <w:szCs w:val="28"/>
+              </w:rPr>
+              <w:t>средняя</w:t>
+            </w:r>
+            <w:r>
+              <w:rPr>
+                <w:rFonts w:ascii="Times New Roman" w:hAnsi="Times New Roman" w:cs="Times New Roman"/>
+                <w:sz w:val="28"/>
+                <w:szCs w:val="28"/>
+              </w:rPr>
+              <w:t>)</w:t>
             </w:r>
           </w:p>
         </w:tc>
@@ -5037,7 +7250,15 @@
                 <w:sz w:val="28"/>
                 <w:szCs w:val="28"/>
               </w:rPr>
-              <w:t>В</w:t>
+              <w:t>3</w:t>
+            </w:r>
+            <w:r>
+              <w:rPr>
+                <w:rFonts w:ascii="Times New Roman" w:hAnsi="Times New Roman" w:cs="Times New Roman"/>
+                <w:sz w:val="28"/>
+                <w:szCs w:val="28"/>
+              </w:rPr>
+              <w:t xml:space="preserve"> (высокая)</w:t>
             </w:r>
           </w:p>
         </w:tc>
@@ -5062,53 +7283,61 @@
                 <w:sz w:val="28"/>
                 <w:szCs w:val="28"/>
               </w:rPr>
+              <w:t>1</w:t>
+            </w:r>
+          </w:p>
+        </w:tc>
+        <w:tc>
+          <w:tcPr>
+            <w:tcW w:w="2355" w:type="dxa"/>
+          </w:tcPr>
+          <w:p>
+            <w:pPr>
+              <w:jc w:val="both"/>
+              <w:rPr>
+                <w:rFonts w:ascii="Times New Roman" w:hAnsi="Times New Roman" w:cs="Times New Roman"/>
+                <w:sz w:val="28"/>
+                <w:szCs w:val="28"/>
+              </w:rPr>
+            </w:pPr>
+            <w:r>
+              <w:rPr>
+                <w:rFonts w:ascii="Times New Roman" w:hAnsi="Times New Roman" w:cs="Times New Roman"/>
+                <w:sz w:val="28"/>
+                <w:szCs w:val="28"/>
+              </w:rPr>
+              <w:t>С-2</w:t>
+            </w:r>
+          </w:p>
+        </w:tc>
+        <w:tc>
+          <w:tcPr>
+            <w:tcW w:w="2662" w:type="dxa"/>
+          </w:tcPr>
+          <w:p>
+            <w:pPr>
+              <w:jc w:val="both"/>
+              <w:rPr>
+                <w:rFonts w:ascii="Times New Roman" w:hAnsi="Times New Roman" w:cs="Times New Roman"/>
+                <w:sz w:val="28"/>
+                <w:szCs w:val="28"/>
+              </w:rPr>
+            </w:pPr>
+            <w:r>
+              <w:rPr>
+                <w:rFonts w:ascii="Times New Roman" w:hAnsi="Times New Roman" w:cs="Times New Roman"/>
+                <w:sz w:val="28"/>
+                <w:szCs w:val="28"/>
+              </w:rPr>
               <w:t>2</w:t>
             </w:r>
-          </w:p>
-        </w:tc>
-        <w:tc>
-          <w:tcPr>
-            <w:tcW w:w="2355" w:type="dxa"/>
-          </w:tcPr>
-          <w:p>
-            <w:pPr>
-              <w:jc w:val="both"/>
-              <w:rPr>
-                <w:rFonts w:ascii="Times New Roman" w:hAnsi="Times New Roman" w:cs="Times New Roman"/>
-                <w:sz w:val="28"/>
-                <w:szCs w:val="28"/>
-              </w:rPr>
-            </w:pPr>
-            <w:r>
-              <w:rPr>
-                <w:rFonts w:ascii="Times New Roman" w:hAnsi="Times New Roman" w:cs="Times New Roman"/>
-                <w:sz w:val="28"/>
-                <w:szCs w:val="28"/>
-              </w:rPr>
-              <w:t>С-2</w:t>
-            </w:r>
-          </w:p>
-        </w:tc>
-        <w:tc>
-          <w:tcPr>
-            <w:tcW w:w="2662" w:type="dxa"/>
-          </w:tcPr>
-          <w:p>
-            <w:pPr>
-              <w:jc w:val="both"/>
-              <w:rPr>
-                <w:rFonts w:ascii="Times New Roman" w:hAnsi="Times New Roman" w:cs="Times New Roman"/>
-                <w:sz w:val="28"/>
-                <w:szCs w:val="28"/>
-              </w:rPr>
-            </w:pPr>
-            <w:r>
-              <w:rPr>
-                <w:rFonts w:ascii="Times New Roman" w:hAnsi="Times New Roman" w:cs="Times New Roman"/>
-                <w:sz w:val="28"/>
-                <w:szCs w:val="28"/>
-              </w:rPr>
-              <w:t>С</w:t>
+            <w:r>
+              <w:rPr>
+                <w:rFonts w:ascii="Times New Roman" w:hAnsi="Times New Roman" w:cs="Times New Roman"/>
+                <w:sz w:val="28"/>
+                <w:szCs w:val="28"/>
+              </w:rPr>
+              <w:t xml:space="preserve"> (средняя)</w:t>
             </w:r>
           </w:p>
         </w:tc>
@@ -5131,7 +7360,15 @@
                 <w:sz w:val="28"/>
                 <w:szCs w:val="28"/>
               </w:rPr>
-              <w:t>В</w:t>
+              <w:t>3</w:t>
+            </w:r>
+            <w:r>
+              <w:rPr>
+                <w:rFonts w:ascii="Times New Roman" w:hAnsi="Times New Roman" w:cs="Times New Roman"/>
+                <w:sz w:val="28"/>
+                <w:szCs w:val="28"/>
+              </w:rPr>
+              <w:t xml:space="preserve"> (высокая)</w:t>
             </w:r>
           </w:p>
         </w:tc>
@@ -5156,76 +7393,92 @@
                 <w:sz w:val="28"/>
                 <w:szCs w:val="28"/>
               </w:rPr>
+              <w:t>1</w:t>
+            </w:r>
+          </w:p>
+        </w:tc>
+        <w:tc>
+          <w:tcPr>
+            <w:tcW w:w="2355" w:type="dxa"/>
+          </w:tcPr>
+          <w:p>
+            <w:pPr>
+              <w:jc w:val="both"/>
+              <w:rPr>
+                <w:rFonts w:ascii="Times New Roman" w:hAnsi="Times New Roman" w:cs="Times New Roman"/>
+                <w:sz w:val="28"/>
+                <w:szCs w:val="28"/>
+              </w:rPr>
+            </w:pPr>
+            <w:r>
+              <w:rPr>
+                <w:rFonts w:ascii="Times New Roman" w:hAnsi="Times New Roman" w:cs="Times New Roman"/>
+                <w:sz w:val="28"/>
+                <w:szCs w:val="28"/>
+              </w:rPr>
+              <w:t>Р-1</w:t>
+            </w:r>
+          </w:p>
+        </w:tc>
+        <w:tc>
+          <w:tcPr>
+            <w:tcW w:w="2662" w:type="dxa"/>
+          </w:tcPr>
+          <w:p>
+            <w:pPr>
+              <w:jc w:val="both"/>
+              <w:rPr>
+                <w:rFonts w:ascii="Times New Roman" w:hAnsi="Times New Roman" w:cs="Times New Roman"/>
+                <w:sz w:val="28"/>
+                <w:szCs w:val="28"/>
+              </w:rPr>
+            </w:pPr>
+            <w:r>
+              <w:rPr>
+                <w:rFonts w:ascii="Times New Roman" w:hAnsi="Times New Roman" w:cs="Times New Roman"/>
+                <w:sz w:val="28"/>
+                <w:szCs w:val="28"/>
+              </w:rPr>
+              <w:t>2</w:t>
+            </w:r>
+            <w:r>
+              <w:rPr>
+                <w:rFonts w:ascii="Times New Roman" w:hAnsi="Times New Roman" w:cs="Times New Roman"/>
+                <w:sz w:val="28"/>
+                <w:szCs w:val="28"/>
+              </w:rPr>
+              <w:t xml:space="preserve"> (средняя)</w:t>
+            </w:r>
+          </w:p>
+        </w:tc>
+        <w:tc>
+          <w:tcPr>
+            <w:tcW w:w="2843" w:type="dxa"/>
+          </w:tcPr>
+          <w:p>
+            <w:pPr>
+              <w:jc w:val="both"/>
+              <w:rPr>
+                <w:rFonts w:ascii="Times New Roman" w:hAnsi="Times New Roman" w:cs="Times New Roman"/>
+                <w:sz w:val="28"/>
+                <w:szCs w:val="28"/>
+              </w:rPr>
+            </w:pPr>
+            <w:r>
+              <w:rPr>
+                <w:rFonts w:ascii="Times New Roman" w:hAnsi="Times New Roman" w:cs="Times New Roman"/>
+                <w:sz w:val="28"/>
+                <w:szCs w:val="28"/>
+              </w:rPr>
               <w:t>3</w:t>
             </w:r>
-          </w:p>
-        </w:tc>
-        <w:tc>
-          <w:tcPr>
-            <w:tcW w:w="2355" w:type="dxa"/>
-          </w:tcPr>
-          <w:p>
-            <w:pPr>
-              <w:jc w:val="both"/>
-              <w:rPr>
-                <w:rFonts w:ascii="Times New Roman" w:hAnsi="Times New Roman" w:cs="Times New Roman"/>
-                <w:sz w:val="28"/>
-                <w:szCs w:val="28"/>
-              </w:rPr>
-            </w:pPr>
-            <w:r>
-              <w:rPr>
-                <w:rFonts w:ascii="Times New Roman" w:hAnsi="Times New Roman" w:cs="Times New Roman"/>
-                <w:sz w:val="28"/>
-                <w:szCs w:val="28"/>
-              </w:rPr>
-              <w:t>Р-1</w:t>
-            </w:r>
-          </w:p>
-        </w:tc>
-        <w:tc>
-          <w:tcPr>
-            <w:tcW w:w="2662" w:type="dxa"/>
-          </w:tcPr>
-          <w:p>
-            <w:pPr>
-              <w:jc w:val="both"/>
-              <w:rPr>
-                <w:rFonts w:ascii="Times New Roman" w:hAnsi="Times New Roman" w:cs="Times New Roman"/>
-                <w:sz w:val="28"/>
-                <w:szCs w:val="28"/>
-              </w:rPr>
-            </w:pPr>
-            <w:r>
-              <w:rPr>
-                <w:rFonts w:ascii="Times New Roman" w:hAnsi="Times New Roman" w:cs="Times New Roman"/>
-                <w:sz w:val="28"/>
-                <w:szCs w:val="28"/>
-              </w:rPr>
-              <w:t>С</w:t>
-            </w:r>
-          </w:p>
-        </w:tc>
-        <w:tc>
-          <w:tcPr>
-            <w:tcW w:w="2843" w:type="dxa"/>
-          </w:tcPr>
-          <w:p>
-            <w:pPr>
-              <w:jc w:val="both"/>
-              <w:rPr>
-                <w:rFonts w:ascii="Times New Roman" w:hAnsi="Times New Roman" w:cs="Times New Roman"/>
-                <w:sz w:val="28"/>
-                <w:szCs w:val="28"/>
-              </w:rPr>
-            </w:pPr>
-            <w:r>
-              <w:rPr>
-                <w:rFonts w:ascii="Times New Roman" w:hAnsi="Times New Roman" w:cs="Times New Roman"/>
-                <w:sz w:val="28"/>
-                <w:szCs w:val="28"/>
-              </w:rPr>
-              <w:t>В</w:t>
+            <w:r>
+              <w:rPr>
+                <w:rFonts w:ascii="Times New Roman" w:hAnsi="Times New Roman" w:cs="Times New Roman"/>
+                <w:sz w:val="28"/>
+                <w:szCs w:val="28"/>
+              </w:rPr>
+              <w:t xml:space="preserve"> (высокая)</w:t>
             </w:r>
           </w:p>
         </w:tc>
@@ -5250,7 +7503,7 @@
                 <w:sz w:val="28"/>
                 <w:szCs w:val="28"/>
               </w:rPr>
-              <w:t>4</w:t>
+              <w:t>1</w:t>
             </w:r>
           </w:p>
         </w:tc>
@@ -5296,7 +7549,15 @@
                 <w:sz w:val="28"/>
                 <w:szCs w:val="28"/>
               </w:rPr>
-              <w:t>С</w:t>
+              <w:t>2</w:t>
+            </w:r>
+            <w:r>
+              <w:rPr>
+                <w:rFonts w:ascii="Times New Roman" w:hAnsi="Times New Roman" w:cs="Times New Roman"/>
+                <w:sz w:val="28"/>
+                <w:szCs w:val="28"/>
+              </w:rPr>
+              <w:t xml:space="preserve"> (средняя)</w:t>
             </w:r>
           </w:p>
         </w:tc>
@@ -5319,7 +7580,15 @@
                 <w:sz w:val="28"/>
                 <w:szCs w:val="28"/>
               </w:rPr>
-              <w:t>В</w:t>
+              <w:t>3</w:t>
+            </w:r>
+            <w:r>
+              <w:rPr>
+                <w:rFonts w:ascii="Times New Roman" w:hAnsi="Times New Roman" w:cs="Times New Roman"/>
+                <w:sz w:val="28"/>
+                <w:szCs w:val="28"/>
+              </w:rPr>
+              <w:t xml:space="preserve"> (высокая)</w:t>
             </w:r>
           </w:p>
         </w:tc>
@@ -5344,7 +7613,7 @@
                 <w:sz w:val="28"/>
                 <w:szCs w:val="28"/>
               </w:rPr>
-              <w:t>5</w:t>
+              <w:t>2</w:t>
             </w:r>
           </w:p>
         </w:tc>
@@ -5367,7 +7636,7 @@
                 <w:sz w:val="28"/>
                 <w:szCs w:val="28"/>
               </w:rPr>
-              <w:t>С-3</w:t>
+              <w:t>П-2</w:t>
             </w:r>
           </w:p>
         </w:tc>
@@ -5390,7 +7659,15 @@
                 <w:sz w:val="28"/>
                 <w:szCs w:val="28"/>
               </w:rPr>
-              <w:t>Н</w:t>
+              <w:t>2</w:t>
+            </w:r>
+            <w:r>
+              <w:rPr>
+                <w:rFonts w:ascii="Times New Roman" w:hAnsi="Times New Roman" w:cs="Times New Roman"/>
+                <w:sz w:val="28"/>
+                <w:szCs w:val="28"/>
+              </w:rPr>
+              <w:t xml:space="preserve"> (средняя)</w:t>
             </w:r>
           </w:p>
         </w:tc>
@@ -5413,7 +7690,15 @@
                 <w:sz w:val="28"/>
                 <w:szCs w:val="28"/>
               </w:rPr>
-              <w:t>В</w:t>
+              <w:t>2</w:t>
+            </w:r>
+            <w:r>
+              <w:rPr>
+                <w:rFonts w:ascii="Times New Roman" w:hAnsi="Times New Roman" w:cs="Times New Roman"/>
+                <w:sz w:val="28"/>
+                <w:szCs w:val="28"/>
+              </w:rPr>
+              <w:t xml:space="preserve"> (средняя)</w:t>
             </w:r>
           </w:p>
         </w:tc>
@@ -5438,7 +7723,7 @@
                 <w:sz w:val="28"/>
                 <w:szCs w:val="28"/>
               </w:rPr>
-              <w:t>6</w:t>
+              <w:t>2</w:t>
             </w:r>
           </w:p>
         </w:tc>
@@ -5461,7 +7746,7 @@
                 <w:sz w:val="28"/>
                 <w:szCs w:val="28"/>
               </w:rPr>
-              <w:t>П-4</w:t>
+              <w:t>Р-4</w:t>
             </w:r>
           </w:p>
         </w:tc>
@@ -5484,7 +7769,15 @@
                 <w:sz w:val="28"/>
                 <w:szCs w:val="28"/>
               </w:rPr>
-              <w:t>Н</w:t>
+              <w:t>2</w:t>
+            </w:r>
+            <w:r>
+              <w:rPr>
+                <w:rFonts w:ascii="Times New Roman" w:hAnsi="Times New Roman" w:cs="Times New Roman"/>
+                <w:sz w:val="28"/>
+                <w:szCs w:val="28"/>
+              </w:rPr>
+              <w:t xml:space="preserve"> (средняя)</w:t>
             </w:r>
           </w:p>
         </w:tc>
@@ -5507,7 +7800,15 @@
                 <w:sz w:val="28"/>
                 <w:szCs w:val="28"/>
               </w:rPr>
-              <w:t>В</w:t>
+              <w:t>2</w:t>
+            </w:r>
+            <w:r>
+              <w:rPr>
+                <w:rFonts w:ascii="Times New Roman" w:hAnsi="Times New Roman" w:cs="Times New Roman"/>
+                <w:sz w:val="28"/>
+                <w:szCs w:val="28"/>
+              </w:rPr>
+              <w:t xml:space="preserve"> (средняя)</w:t>
             </w:r>
           </w:p>
         </w:tc>
@@ -5532,7 +7833,7 @@
                 <w:sz w:val="28"/>
                 <w:szCs w:val="28"/>
               </w:rPr>
-              <w:t>7</w:t>
+              <w:t>3</w:t>
             </w:r>
           </w:p>
         </w:tc>
@@ -5555,7 +7856,7 @@
                 <w:sz w:val="28"/>
                 <w:szCs w:val="28"/>
               </w:rPr>
-              <w:t>Р-4</w:t>
+              <w:t>С-3</w:t>
             </w:r>
           </w:p>
         </w:tc>
@@ -5578,7 +7879,15 @@
                 <w:sz w:val="28"/>
                 <w:szCs w:val="28"/>
               </w:rPr>
-              <w:t>С</w:t>
+              <w:t>1</w:t>
+            </w:r>
+            <w:r>
+              <w:rPr>
+                <w:rFonts w:ascii="Times New Roman" w:hAnsi="Times New Roman" w:cs="Times New Roman"/>
+                <w:sz w:val="28"/>
+                <w:szCs w:val="28"/>
+              </w:rPr>
+              <w:t xml:space="preserve"> (низкая)</w:t>
             </w:r>
           </w:p>
         </w:tc>
@@ -5601,7 +7910,15 @@
                 <w:sz w:val="28"/>
                 <w:szCs w:val="28"/>
               </w:rPr>
-              <w:t>С</w:t>
+              <w:t>3</w:t>
+            </w:r>
+            <w:r>
+              <w:rPr>
+                <w:rFonts w:ascii="Times New Roman" w:hAnsi="Times New Roman" w:cs="Times New Roman"/>
+                <w:sz w:val="28"/>
+                <w:szCs w:val="28"/>
+              </w:rPr>
+              <w:t xml:space="preserve"> (высокая)</w:t>
             </w:r>
           </w:p>
         </w:tc>
@@ -5626,7 +7943,7 @@
                 <w:sz w:val="28"/>
                 <w:szCs w:val="28"/>
               </w:rPr>
-              <w:t>8</w:t>
+              <w:t>3</w:t>
             </w:r>
           </w:p>
         </w:tc>
@@ -5649,7 +7966,7 @@
                 <w:sz w:val="28"/>
                 <w:szCs w:val="28"/>
               </w:rPr>
-              <w:t>П-2</w:t>
+              <w:t>П-4</w:t>
             </w:r>
           </w:p>
         </w:tc>
@@ -5672,7 +7989,15 @@
                 <w:sz w:val="28"/>
                 <w:szCs w:val="28"/>
               </w:rPr>
-              <w:t>С</w:t>
+              <w:t>1</w:t>
+            </w:r>
+            <w:r>
+              <w:rPr>
+                <w:rFonts w:ascii="Times New Roman" w:hAnsi="Times New Roman" w:cs="Times New Roman"/>
+                <w:sz w:val="28"/>
+                <w:szCs w:val="28"/>
+              </w:rPr>
+              <w:t xml:space="preserve"> (низкая)</w:t>
             </w:r>
           </w:p>
         </w:tc>
@@ -5695,7 +8020,15 @@
                 <w:sz w:val="28"/>
                 <w:szCs w:val="28"/>
               </w:rPr>
-              <w:t>С</w:t>
+              <w:t>3</w:t>
+            </w:r>
+            <w:r>
+              <w:rPr>
+                <w:rFonts w:ascii="Times New Roman" w:hAnsi="Times New Roman" w:cs="Times New Roman"/>
+                <w:sz w:val="28"/>
+                <w:szCs w:val="28"/>
+              </w:rPr>
+              <w:t xml:space="preserve"> (высокая)</w:t>
             </w:r>
           </w:p>
         </w:tc>
@@ -5720,7 +8053,7 @@
                 <w:sz w:val="28"/>
                 <w:szCs w:val="28"/>
               </w:rPr>
-              <w:t>9</w:t>
+              <w:t>4</w:t>
             </w:r>
           </w:p>
         </w:tc>
@@ -5766,7 +8099,15 @@
                 <w:sz w:val="28"/>
                 <w:szCs w:val="28"/>
               </w:rPr>
-              <w:t>Н</w:t>
+              <w:t>1</w:t>
+            </w:r>
+            <w:r>
+              <w:rPr>
+                <w:rFonts w:ascii="Times New Roman" w:hAnsi="Times New Roman" w:cs="Times New Roman"/>
+                <w:sz w:val="28"/>
+                <w:szCs w:val="28"/>
+              </w:rPr>
+              <w:t xml:space="preserve"> (низкая)</w:t>
             </w:r>
           </w:p>
         </w:tc>
@@ -5789,7 +8130,15 @@
                 <w:sz w:val="28"/>
                 <w:szCs w:val="28"/>
               </w:rPr>
-              <w:t>С</w:t>
+              <w:t>2</w:t>
+            </w:r>
+            <w:r>
+              <w:rPr>
+                <w:rFonts w:ascii="Times New Roman" w:hAnsi="Times New Roman" w:cs="Times New Roman"/>
+                <w:sz w:val="28"/>
+                <w:szCs w:val="28"/>
+              </w:rPr>
+              <w:t xml:space="preserve"> (средняя)</w:t>
             </w:r>
           </w:p>
         </w:tc>
@@ -5814,7 +8163,7 @@
                 <w:sz w:val="28"/>
                 <w:szCs w:val="28"/>
               </w:rPr>
-              <w:t>10</w:t>
+              <w:t>4</w:t>
             </w:r>
           </w:p>
         </w:tc>
@@ -5860,7 +8209,15 @@
                 <w:sz w:val="28"/>
                 <w:szCs w:val="28"/>
               </w:rPr>
-              <w:t>Н</w:t>
+              <w:t>1</w:t>
+            </w:r>
+            <w:r>
+              <w:rPr>
+                <w:rFonts w:ascii="Times New Roman" w:hAnsi="Times New Roman" w:cs="Times New Roman"/>
+                <w:sz w:val="28"/>
+                <w:szCs w:val="28"/>
+              </w:rPr>
+              <w:t xml:space="preserve"> (низкая)</w:t>
             </w:r>
           </w:p>
         </w:tc>
@@ -5883,7 +8240,15 @@
                 <w:sz w:val="28"/>
                 <w:szCs w:val="28"/>
               </w:rPr>
-              <w:t>С</w:t>
+              <w:t>2</w:t>
+            </w:r>
+            <w:r>
+              <w:rPr>
+                <w:rFonts w:ascii="Times New Roman" w:hAnsi="Times New Roman" w:cs="Times New Roman"/>
+                <w:sz w:val="28"/>
+                <w:szCs w:val="28"/>
+              </w:rPr>
+              <w:t xml:space="preserve"> (средняя)</w:t>
             </w:r>
           </w:p>
         </w:tc>
@@ -5908,7 +8273,7 @@
                 <w:sz w:val="28"/>
                 <w:szCs w:val="28"/>
               </w:rPr>
-              <w:t>11</w:t>
+              <w:t>4</w:t>
             </w:r>
           </w:p>
         </w:tc>
@@ -5931,7 +8296,7 @@
                 <w:sz w:val="28"/>
                 <w:szCs w:val="28"/>
               </w:rPr>
-              <w:t>П-3</w:t>
+              <w:t>С-4</w:t>
             </w:r>
           </w:p>
         </w:tc>
@@ -5954,7 +8319,15 @@
                 <w:sz w:val="28"/>
                 <w:szCs w:val="28"/>
               </w:rPr>
-              <w:t>Н</w:t>
+              <w:t>1</w:t>
+            </w:r>
+            <w:r>
+              <w:rPr>
+                <w:rFonts w:ascii="Times New Roman" w:hAnsi="Times New Roman" w:cs="Times New Roman"/>
+                <w:sz w:val="28"/>
+                <w:szCs w:val="28"/>
+              </w:rPr>
+              <w:t xml:space="preserve"> (низкая)</w:t>
             </w:r>
           </w:p>
         </w:tc>
@@ -5977,7 +8350,15 @@
                 <w:sz w:val="28"/>
                 <w:szCs w:val="28"/>
               </w:rPr>
-              <w:t>С</w:t>
+              <w:t>2</w:t>
+            </w:r>
+            <w:r>
+              <w:rPr>
+                <w:rFonts w:ascii="Times New Roman" w:hAnsi="Times New Roman" w:cs="Times New Roman"/>
+                <w:sz w:val="28"/>
+                <w:szCs w:val="28"/>
+              </w:rPr>
+              <w:t xml:space="preserve"> (средняя)</w:t>
             </w:r>
           </w:p>
         </w:tc>
@@ -5986,92 +8367,117 @@
         <w:tc>
           <w:tcPr>
             <w:tcW w:w="2051" w:type="dxa"/>
-          </w:tcPr>
-          <w:p>
-            <w:pPr>
-              <w:jc w:val="both"/>
-              <w:rPr>
-                <w:rFonts w:ascii="Times New Roman" w:hAnsi="Times New Roman" w:cs="Times New Roman"/>
-                <w:sz w:val="28"/>
-                <w:szCs w:val="28"/>
-              </w:rPr>
-            </w:pPr>
-            <w:r>
-              <w:rPr>
-                <w:rFonts w:ascii="Times New Roman" w:hAnsi="Times New Roman" w:cs="Times New Roman"/>
-                <w:sz w:val="28"/>
-                <w:szCs w:val="28"/>
-              </w:rPr>
-              <w:t>12</w:t>
+            <w:vAlign w:val="center"/>
+          </w:tcPr>
+          <w:p>
+            <w:pPr>
+              <w:jc w:val="both"/>
+              <w:rPr>
+                <w:rFonts w:ascii="Times New Roman" w:hAnsi="Times New Roman" w:cs="Times New Roman"/>
+                <w:sz w:val="28"/>
+                <w:szCs w:val="28"/>
+              </w:rPr>
+            </w:pPr>
+            <w:r>
+              <w:rPr>
+                <w:rFonts w:ascii="Times New Roman" w:hAnsi="Times New Roman" w:cs="Times New Roman"/>
+                <w:sz w:val="28"/>
+                <w:szCs w:val="28"/>
+              </w:rPr>
+              <w:t>4</w:t>
             </w:r>
           </w:p>
         </w:tc>
         <w:tc>
           <w:tcPr>
             <w:tcW w:w="2355" w:type="dxa"/>
-          </w:tcPr>
-          <w:p>
-            <w:pPr>
-              <w:jc w:val="both"/>
-              <w:rPr>
-                <w:rFonts w:ascii="Times New Roman" w:hAnsi="Times New Roman" w:cs="Times New Roman"/>
-                <w:sz w:val="28"/>
-                <w:szCs w:val="28"/>
-              </w:rPr>
-            </w:pPr>
-            <w:r>
-              <w:rPr>
-                <w:rFonts w:ascii="Times New Roman" w:hAnsi="Times New Roman" w:cs="Times New Roman"/>
-                <w:sz w:val="28"/>
-                <w:szCs w:val="28"/>
-              </w:rPr>
-              <w:t>С-4</w:t>
+            <w:vAlign w:val="center"/>
+          </w:tcPr>
+          <w:p>
+            <w:pPr>
+              <w:jc w:val="both"/>
+              <w:rPr>
+                <w:rFonts w:ascii="Times New Roman" w:hAnsi="Times New Roman" w:cs="Times New Roman"/>
+                <w:sz w:val="28"/>
+                <w:szCs w:val="28"/>
+              </w:rPr>
+            </w:pPr>
+            <w:r>
+              <w:rPr>
+                <w:rFonts w:ascii="Times New Roman" w:hAnsi="Times New Roman" w:cs="Times New Roman"/>
+                <w:color w:val="0F1115"/>
+                <w:sz w:val="28"/>
+                <w:szCs w:val="28"/>
+              </w:rPr>
+              <w:t>П-3</w:t>
             </w:r>
           </w:p>
         </w:tc>
         <w:tc>
           <w:tcPr>
             <w:tcW w:w="2662" w:type="dxa"/>
-          </w:tcPr>
-          <w:p>
-            <w:pPr>
-              <w:jc w:val="both"/>
-              <w:rPr>
-                <w:rFonts w:ascii="Times New Roman" w:hAnsi="Times New Roman" w:cs="Times New Roman"/>
-                <w:sz w:val="28"/>
-                <w:szCs w:val="28"/>
-              </w:rPr>
-            </w:pPr>
-            <w:r>
-              <w:rPr>
-                <w:rFonts w:ascii="Times New Roman" w:hAnsi="Times New Roman" w:cs="Times New Roman"/>
-                <w:sz w:val="28"/>
-                <w:szCs w:val="28"/>
-              </w:rPr>
-              <w:t>Н</w:t>
+            <w:vAlign w:val="center"/>
+          </w:tcPr>
+          <w:p>
+            <w:pPr>
+              <w:jc w:val="both"/>
+              <w:rPr>
+                <w:rFonts w:ascii="Times New Roman" w:hAnsi="Times New Roman" w:cs="Times New Roman"/>
+                <w:sz w:val="28"/>
+                <w:szCs w:val="28"/>
+              </w:rPr>
+            </w:pPr>
+            <w:r>
+              <w:rPr>
+                <w:rFonts w:ascii="Times New Roman" w:hAnsi="Times New Roman" w:cs="Times New Roman"/>
+                <w:color w:val="0F1115"/>
+                <w:sz w:val="28"/>
+                <w:szCs w:val="28"/>
+              </w:rPr>
+              <w:t>1</w:t>
+            </w:r>
+            <w:r>
+              <w:rPr>
+                <w:rFonts w:ascii="Times New Roman" w:hAnsi="Times New Roman" w:cs="Times New Roman"/>
+                <w:color w:val="0F1115"/>
+                <w:sz w:val="28"/>
+                <w:szCs w:val="28"/>
+              </w:rPr>
+              <w:t xml:space="preserve"> (низкая)</w:t>
             </w:r>
           </w:p>
         </w:tc>
         <w:tc>
           <w:tcPr>
             <w:tcW w:w="2843" w:type="dxa"/>
-          </w:tcPr>
-          <w:p>
-            <w:pPr>
-              <w:jc w:val="both"/>
-              <w:rPr>
-                <w:rFonts w:ascii="Times New Roman" w:hAnsi="Times New Roman" w:cs="Times New Roman"/>
-                <w:sz w:val="28"/>
-                <w:szCs w:val="28"/>
-              </w:rPr>
-            </w:pPr>
-            <w:r>
-              <w:rPr>
-                <w:rFonts w:ascii="Times New Roman" w:hAnsi="Times New Roman" w:cs="Times New Roman"/>
-                <w:sz w:val="28"/>
-                <w:szCs w:val="28"/>
-              </w:rPr>
-              <w:t>С</w:t>
+            <w:vAlign w:val="center"/>
+          </w:tcPr>
+          <w:p>
+            <w:pPr>
+              <w:jc w:val="both"/>
+              <w:rPr>
+                <w:rFonts w:ascii="Times New Roman" w:hAnsi="Times New Roman" w:cs="Times New Roman"/>
+                <w:sz w:val="28"/>
+                <w:szCs w:val="28"/>
+              </w:rPr>
+            </w:pPr>
+            <w:r>
+              <w:rPr>
+                <w:rFonts w:ascii="Times New Roman" w:hAnsi="Times New Roman" w:cs="Times New Roman"/>
+                <w:color w:val="0F1115"/>
+                <w:sz w:val="28"/>
+                <w:szCs w:val="28"/>
+              </w:rPr>
+              <w:t>2</w:t>
+            </w:r>
+            <w:r>
+              <w:rPr>
+                <w:rFonts w:ascii="Times New Roman" w:hAnsi="Times New Roman" w:cs="Times New Roman"/>
+                <w:color w:val="0F1115"/>
+                <w:sz w:val="28"/>
+                <w:szCs w:val="28"/>
+              </w:rPr>
+              <w:t xml:space="preserve"> (средняя)</w:t>
             </w:r>
           </w:p>
         </w:tc>
@@ -6113,9 +8519,1240 @@
           <w:sz w:val="28"/>
           <w:szCs w:val="28"/>
         </w:rPr>
-        <w:lastRenderedPageBreak/>
         <w:t>Мероприятия по нормализации рискового фона ПС</w:t>
       </w:r>
+    </w:p>
+    <w:p>
+      <w:pPr>
+        <w:spacing w:after="0" w:line="360" w:lineRule="auto"/>
+        <w:jc w:val="both"/>
+        <w:rPr>
+          <w:rFonts w:ascii="Times New Roman" w:hAnsi="Times New Roman" w:cs="Times New Roman"/>
+          <w:b/>
+          <w:bCs/>
+          <w:sz w:val="28"/>
+          <w:szCs w:val="28"/>
+        </w:rPr>
+      </w:pPr>
+    </w:p>
+    <w:p>
+      <w:pPr>
+        <w:spacing w:after="0" w:line="360" w:lineRule="auto"/>
+        <w:ind w:firstLine="709"/>
+        <w:jc w:val="both"/>
+        <w:rPr>
+          <w:rFonts w:ascii="Times New Roman" w:hAnsi="Times New Roman" w:cs="Times New Roman"/>
+          <w:sz w:val="28"/>
+          <w:szCs w:val="28"/>
+        </w:rPr>
+      </w:pPr>
+      <w:r>
+        <w:rPr>
+          <w:rFonts w:ascii="Times New Roman" w:hAnsi="Times New Roman" w:cs="Times New Roman"/>
+          <w:sz w:val="28"/>
+          <w:szCs w:val="28"/>
+        </w:rPr>
+        <w:t>По результатам анализа рискового фона разработанной ПС можно сделать следующие выводы.</w:t>
+      </w:r>
+    </w:p>
+    <w:p>
+      <w:pPr>
+        <w:spacing w:after="0" w:line="360" w:lineRule="auto"/>
+        <w:ind w:firstLine="709"/>
+        <w:jc w:val="both"/>
+        <w:rPr>
+          <w:rFonts w:ascii="Times New Roman" w:hAnsi="Times New Roman" w:cs="Times New Roman"/>
+          <w:sz w:val="28"/>
+          <w:szCs w:val="28"/>
+        </w:rPr>
+      </w:pPr>
+      <w:r>
+        <w:rPr>
+          <w:rFonts w:ascii="Times New Roman" w:hAnsi="Times New Roman" w:cs="Times New Roman"/>
+          <w:sz w:val="28"/>
+          <w:szCs w:val="28"/>
+        </w:rPr>
+        <w:t>Целесообразность применения ПС по назначению подтверждается. Основной функционал (создание карточек, интервальное повторение, нейросетевая адаптация) работает корректно и протестирован в рамках лабораторной работы №6. Идентифицированные риски относятся преимущественно к процессу распространения и установки приложения, а не к его функциональному ядру. Большинство рисков имеют среднюю или низкую вероятность реализации, а их последствия в основном сводятся к временному снижению эффективности или необходимости дополнительных действий со стороны пользователя. Критических рисков, способных полностью парализовать работу ПС после успешной установки, не выявлено.</w:t>
+      </w:r>
+    </w:p>
+    <w:p>
+      <w:pPr>
+        <w:spacing w:after="0" w:line="360" w:lineRule="auto"/>
+        <w:ind w:firstLine="709"/>
+        <w:jc w:val="both"/>
+        <w:rPr>
+          <w:rFonts w:ascii="Times New Roman" w:hAnsi="Times New Roman" w:cs="Times New Roman"/>
+          <w:sz w:val="28"/>
+          <w:szCs w:val="28"/>
+        </w:rPr>
+      </w:pPr>
+      <w:r>
+        <w:rPr>
+          <w:rFonts w:ascii="Times New Roman" w:hAnsi="Times New Roman" w:cs="Times New Roman"/>
+          <w:sz w:val="28"/>
+          <w:szCs w:val="28"/>
+        </w:rPr>
+        <w:t>Прогноз изменения карты рисков в перспективе – положительный. При реализации предложений по совершенствованию ПС (публикация в Google Play, добавление облачной синхронизации, автоматическое резервное копирование) ожидается снижение вероятности и существенности следующих рисков:</w:t>
+      </w:r>
+    </w:p>
+    <w:p>
+      <w:pPr>
+        <w:numPr>
+          <w:ilvl w:val="0"/>
+          <w:numId w:val="26"/>
+        </w:numPr>
+        <w:spacing w:after="0" w:line="360" w:lineRule="auto"/>
+        <w:ind w:left="0" w:firstLine="709"/>
+        <w:jc w:val="both"/>
+        <w:rPr>
+          <w:rFonts w:ascii="Times New Roman" w:hAnsi="Times New Roman" w:cs="Times New Roman"/>
+          <w:sz w:val="28"/>
+          <w:szCs w:val="28"/>
+        </w:rPr>
+      </w:pPr>
+      <w:r>
+        <w:rPr>
+          <w:rFonts w:ascii="Times New Roman" w:hAnsi="Times New Roman" w:cs="Times New Roman"/>
+          <w:sz w:val="28"/>
+          <w:szCs w:val="28"/>
+        </w:rPr>
+        <w:lastRenderedPageBreak/>
+        <w:t>С-1 и П-1 – публикация в Google Play исключает необходимость ручной установки и разрешения неизвестных источников, снижая вероятность с низкой/средней до минимальной;</w:t>
+      </w:r>
+    </w:p>
+    <w:p>
+      <w:pPr>
+        <w:numPr>
+          <w:ilvl w:val="0"/>
+          <w:numId w:val="26"/>
+        </w:numPr>
+        <w:spacing w:after="0" w:line="360" w:lineRule="auto"/>
+        <w:ind w:left="0" w:firstLine="709"/>
+        <w:jc w:val="both"/>
+        <w:rPr>
+          <w:rFonts w:ascii="Times New Roman" w:hAnsi="Times New Roman" w:cs="Times New Roman"/>
+          <w:sz w:val="28"/>
+          <w:szCs w:val="28"/>
+        </w:rPr>
+      </w:pPr>
+      <w:r>
+        <w:rPr>
+          <w:rFonts w:ascii="Times New Roman" w:hAnsi="Times New Roman" w:cs="Times New Roman"/>
+          <w:sz w:val="28"/>
+          <w:szCs w:val="28"/>
+        </w:rPr>
+        <w:t>П-2 – доверие к приложению из официального магазина выше, чем к APK, что снижает вероятность отказа от установки;</w:t>
+      </w:r>
+    </w:p>
+    <w:p>
+      <w:pPr>
+        <w:numPr>
+          <w:ilvl w:val="0"/>
+          <w:numId w:val="26"/>
+        </w:numPr>
+        <w:spacing w:after="0" w:line="360" w:lineRule="auto"/>
+        <w:ind w:left="0" w:firstLine="709"/>
+        <w:jc w:val="both"/>
+        <w:rPr>
+          <w:rFonts w:ascii="Times New Roman" w:hAnsi="Times New Roman" w:cs="Times New Roman"/>
+          <w:sz w:val="28"/>
+          <w:szCs w:val="28"/>
+        </w:rPr>
+      </w:pPr>
+      <w:r>
+        <w:rPr>
+          <w:rFonts w:ascii="Times New Roman" w:hAnsi="Times New Roman" w:cs="Times New Roman"/>
+          <w:sz w:val="28"/>
+          <w:szCs w:val="28"/>
+        </w:rPr>
+        <w:t>П-4 – облачная синхронизация и автоматическое резервное копирование решают проблему безвозвратной потери данных при утере устройства.</w:t>
+      </w:r>
+    </w:p>
+    <w:p>
+      <w:pPr>
+        <w:spacing w:after="0" w:line="360" w:lineRule="auto"/>
+        <w:ind w:firstLine="709"/>
+        <w:jc w:val="both"/>
+        <w:rPr>
+          <w:rFonts w:ascii="Times New Roman" w:hAnsi="Times New Roman" w:cs="Times New Roman"/>
+          <w:sz w:val="28"/>
+          <w:szCs w:val="28"/>
+        </w:rPr>
+      </w:pPr>
+      <w:r>
+        <w:rPr>
+          <w:rFonts w:ascii="Times New Roman" w:hAnsi="Times New Roman" w:cs="Times New Roman"/>
+          <w:sz w:val="28"/>
+          <w:szCs w:val="28"/>
+        </w:rPr>
+        <w:t>Реализация указанных мероприятий позволит сместить большинство рисков из жёлтой и оранжевой зон в зелёную (область допустимых рисков). Карта рисков сместится левее линии толерантности, что соответствует приемлемому уровню риска для образовательного программного проекта.</w:t>
+      </w:r>
+    </w:p>
+    <w:p>
+      <w:pPr>
+        <w:pStyle w:val="a7"/>
+        <w:spacing w:after="0" w:line="276" w:lineRule="auto"/>
+        <w:ind w:left="0"/>
+        <w:jc w:val="both"/>
+        <w:rPr>
+          <w:rFonts w:ascii="Times New Roman" w:hAnsi="Times New Roman" w:cs="Times New Roman"/>
+          <w:sz w:val="28"/>
+          <w:szCs w:val="28"/>
+        </w:rPr>
+      </w:pPr>
+      <w:r>
+        <w:rPr>
+          <w:rFonts w:ascii="Times New Roman" w:hAnsi="Times New Roman" w:cs="Times New Roman"/>
+          <w:sz w:val="28"/>
+          <w:szCs w:val="28"/>
+        </w:rPr>
+        <w:t>Таблица 5. Последствия рисков и мероприятия для оптимизации рискового фона объекта управления</w:t>
+      </w:r>
+    </w:p>
+    <w:tbl>
+      <w:tblPr>
+        <w:tblStyle w:val="ac"/>
+        <w:tblW w:w="9918" w:type="dxa"/>
+        <w:tblLook w:val="04A0" w:firstRow="1" w:lastRow="0" w:firstColumn="1" w:lastColumn="0" w:noHBand="0" w:noVBand="1"/>
+      </w:tblPr>
+      <w:tblGrid>
+        <w:gridCol w:w="1129"/>
+        <w:gridCol w:w="4395"/>
+        <w:gridCol w:w="4394"/>
+      </w:tblGrid>
+      <w:tr>
+        <w:tc>
+          <w:tcPr>
+            <w:tcW w:w="1129" w:type="dxa"/>
+          </w:tcPr>
+          <w:p>
+            <w:pPr>
+              <w:pStyle w:val="a7"/>
+              <w:ind w:left="0"/>
+              <w:jc w:val="center"/>
+              <w:rPr>
+                <w:rFonts w:ascii="Times New Roman" w:hAnsi="Times New Roman" w:cs="Times New Roman"/>
+                <w:b/>
+                <w:bCs/>
+                <w:sz w:val="28"/>
+                <w:szCs w:val="28"/>
+              </w:rPr>
+            </w:pPr>
+            <w:r>
+              <w:rPr>
+                <w:rFonts w:ascii="Times New Roman" w:hAnsi="Times New Roman" w:cs="Times New Roman"/>
+                <w:b/>
+                <w:bCs/>
+                <w:sz w:val="28"/>
+                <w:szCs w:val="28"/>
+              </w:rPr>
+              <w:t>Шифр</w:t>
+            </w:r>
+          </w:p>
+        </w:tc>
+        <w:tc>
+          <w:tcPr>
+            <w:tcW w:w="4395" w:type="dxa"/>
+          </w:tcPr>
+          <w:p>
+            <w:pPr>
+              <w:pStyle w:val="a7"/>
+              <w:ind w:left="0"/>
+              <w:jc w:val="center"/>
+              <w:rPr>
+                <w:rFonts w:ascii="Times New Roman" w:hAnsi="Times New Roman" w:cs="Times New Roman"/>
+                <w:b/>
+                <w:bCs/>
+                <w:sz w:val="28"/>
+                <w:szCs w:val="28"/>
+              </w:rPr>
+            </w:pPr>
+            <w:r>
+              <w:rPr>
+                <w:rFonts w:ascii="Times New Roman" w:hAnsi="Times New Roman" w:cs="Times New Roman"/>
+                <w:b/>
+                <w:bCs/>
+                <w:sz w:val="28"/>
+                <w:szCs w:val="28"/>
+              </w:rPr>
+              <w:t>Последствия риска</w:t>
+            </w:r>
+          </w:p>
+        </w:tc>
+        <w:tc>
+          <w:tcPr>
+            <w:tcW w:w="4394" w:type="dxa"/>
+          </w:tcPr>
+          <w:p>
+            <w:pPr>
+              <w:pStyle w:val="a7"/>
+              <w:ind w:left="0"/>
+              <w:jc w:val="center"/>
+              <w:rPr>
+                <w:rFonts w:ascii="Times New Roman" w:hAnsi="Times New Roman" w:cs="Times New Roman"/>
+                <w:b/>
+                <w:bCs/>
+                <w:sz w:val="28"/>
+                <w:szCs w:val="28"/>
+              </w:rPr>
+            </w:pPr>
+            <w:r>
+              <w:rPr>
+                <w:rFonts w:ascii="Times New Roman" w:hAnsi="Times New Roman" w:cs="Times New Roman"/>
+                <w:b/>
+                <w:bCs/>
+                <w:sz w:val="28"/>
+                <w:szCs w:val="28"/>
+              </w:rPr>
+              <w:t>Мероприятия по купированию последствий риска</w:t>
+            </w:r>
+          </w:p>
+        </w:tc>
+      </w:tr>
+      <w:tr>
+        <w:tc>
+          <w:tcPr>
+            <w:tcW w:w="1129" w:type="dxa"/>
+          </w:tcPr>
+          <w:p>
+            <w:pPr>
+              <w:pStyle w:val="a7"/>
+              <w:ind w:left="0"/>
+              <w:jc w:val="center"/>
+              <w:rPr>
+                <w:rFonts w:ascii="Times New Roman" w:hAnsi="Times New Roman" w:cs="Times New Roman"/>
+                <w:sz w:val="28"/>
+                <w:szCs w:val="28"/>
+              </w:rPr>
+            </w:pPr>
+            <w:r>
+              <w:rPr>
+                <w:rFonts w:ascii="Times New Roman" w:hAnsi="Times New Roman" w:cs="Times New Roman"/>
+                <w:sz w:val="28"/>
+                <w:szCs w:val="28"/>
+              </w:rPr>
+              <w:t>Р-1</w:t>
+            </w:r>
+          </w:p>
+        </w:tc>
+        <w:tc>
+          <w:tcPr>
+            <w:tcW w:w="4395" w:type="dxa"/>
+          </w:tcPr>
+          <w:p>
+            <w:pPr>
+              <w:pStyle w:val="a7"/>
+              <w:ind w:left="0"/>
+              <w:jc w:val="both"/>
+              <w:rPr>
+                <w:rFonts w:ascii="Times New Roman" w:hAnsi="Times New Roman" w:cs="Times New Roman"/>
+                <w:sz w:val="28"/>
+                <w:szCs w:val="28"/>
+              </w:rPr>
+            </w:pPr>
+            <w:r>
+              <w:rPr>
+                <w:rFonts w:ascii="Times New Roman" w:hAnsi="Times New Roman" w:cs="Times New Roman"/>
+                <w:sz w:val="28"/>
+                <w:szCs w:val="28"/>
+              </w:rPr>
+              <w:t>Срыв сроков календарного плана, необходимость упрощения функционала (отказ от нейросети в пользу SM-2)</w:t>
+            </w:r>
+          </w:p>
+        </w:tc>
+        <w:tc>
+          <w:tcPr>
+            <w:tcW w:w="4394" w:type="dxa"/>
+          </w:tcPr>
+          <w:p>
+            <w:pPr>
+              <w:pStyle w:val="a7"/>
+              <w:ind w:left="0"/>
+              <w:jc w:val="both"/>
+              <w:rPr>
+                <w:rFonts w:ascii="Times New Roman" w:hAnsi="Times New Roman" w:cs="Times New Roman"/>
+                <w:sz w:val="28"/>
+                <w:szCs w:val="28"/>
+              </w:rPr>
+            </w:pPr>
+            <w:r>
+              <w:rPr>
+                <w:rFonts w:ascii="Times New Roman" w:hAnsi="Times New Roman" w:cs="Times New Roman"/>
+                <w:sz w:val="28"/>
+                <w:szCs w:val="28"/>
+              </w:rPr>
+              <w:t>Использовать резервный алгоритм SM-2 как fallback; выделить время на исследование (spike) в начале проекта; декомпозировать задачу на подзадачи</w:t>
+            </w:r>
+          </w:p>
+        </w:tc>
+      </w:tr>
+      <w:tr>
+        <w:tc>
+          <w:tcPr>
+            <w:tcW w:w="1129" w:type="dxa"/>
+          </w:tcPr>
+          <w:p>
+            <w:pPr>
+              <w:pStyle w:val="a7"/>
+              <w:ind w:left="0"/>
+              <w:jc w:val="center"/>
+              <w:rPr>
+                <w:rFonts w:ascii="Times New Roman" w:hAnsi="Times New Roman" w:cs="Times New Roman"/>
+                <w:sz w:val="28"/>
+                <w:szCs w:val="28"/>
+              </w:rPr>
+            </w:pPr>
+            <w:r>
+              <w:rPr>
+                <w:rFonts w:ascii="Times New Roman" w:hAnsi="Times New Roman" w:cs="Times New Roman"/>
+                <w:sz w:val="28"/>
+                <w:szCs w:val="28"/>
+              </w:rPr>
+              <w:t>Р-2</w:t>
+            </w:r>
+          </w:p>
+        </w:tc>
+        <w:tc>
+          <w:tcPr>
+            <w:tcW w:w="4395" w:type="dxa"/>
+          </w:tcPr>
+          <w:p>
+            <w:pPr>
+              <w:pStyle w:val="a7"/>
+              <w:ind w:left="0"/>
+              <w:jc w:val="both"/>
+              <w:rPr>
+                <w:rFonts w:ascii="Times New Roman" w:hAnsi="Times New Roman" w:cs="Times New Roman"/>
+                <w:sz w:val="28"/>
+                <w:szCs w:val="28"/>
+              </w:rPr>
+            </w:pPr>
+            <w:r>
+              <w:rPr>
+                <w:rFonts w:ascii="Times New Roman" w:hAnsi="Times New Roman" w:cs="Times New Roman"/>
+                <w:sz w:val="28"/>
+                <w:szCs w:val="28"/>
+              </w:rPr>
+              <w:t>Аномальное увеличение интервала повторения (до 30 дней для новой карточки), снижение эффективности обучения</w:t>
+            </w:r>
+          </w:p>
+        </w:tc>
+        <w:tc>
+          <w:tcPr>
+            <w:tcW w:w="4394" w:type="dxa"/>
+          </w:tcPr>
+          <w:p>
+            <w:pPr>
+              <w:pStyle w:val="a7"/>
+              <w:ind w:left="0"/>
+              <w:jc w:val="both"/>
+              <w:rPr>
+                <w:rFonts w:ascii="Times New Roman" w:hAnsi="Times New Roman" w:cs="Times New Roman"/>
+                <w:sz w:val="28"/>
+                <w:szCs w:val="28"/>
+              </w:rPr>
+            </w:pPr>
+            <w:r>
+              <w:rPr>
+                <w:rFonts w:ascii="Times New Roman" w:hAnsi="Times New Roman" w:cs="Times New Roman"/>
+                <w:sz w:val="28"/>
+                <w:szCs w:val="28"/>
+              </w:rPr>
+              <w:t>Установить минимальный порог responseTimeMs (1000 мс); добавить проверку на 0 и замену значением по умолчанию</w:t>
+            </w:r>
+          </w:p>
+        </w:tc>
+      </w:tr>
+      <w:tr>
+        <w:tc>
+          <w:tcPr>
+            <w:tcW w:w="1129" w:type="dxa"/>
+          </w:tcPr>
+          <w:p>
+            <w:pPr>
+              <w:pStyle w:val="a7"/>
+              <w:ind w:left="0"/>
+              <w:jc w:val="center"/>
+              <w:rPr>
+                <w:rFonts w:ascii="Times New Roman" w:hAnsi="Times New Roman" w:cs="Times New Roman"/>
+                <w:sz w:val="28"/>
+                <w:szCs w:val="28"/>
+              </w:rPr>
+            </w:pPr>
+            <w:r>
+              <w:rPr>
+                <w:rFonts w:ascii="Times New Roman" w:hAnsi="Times New Roman" w:cs="Times New Roman"/>
+                <w:sz w:val="28"/>
+                <w:szCs w:val="28"/>
+              </w:rPr>
+              <w:t>Р-3</w:t>
+            </w:r>
+          </w:p>
+        </w:tc>
+        <w:tc>
+          <w:tcPr>
+            <w:tcW w:w="4395" w:type="dxa"/>
+          </w:tcPr>
+          <w:p>
+            <w:pPr>
+              <w:pStyle w:val="a7"/>
+              <w:ind w:left="0"/>
+              <w:jc w:val="both"/>
+              <w:rPr>
+                <w:rFonts w:ascii="Times New Roman" w:hAnsi="Times New Roman" w:cs="Times New Roman"/>
+                <w:sz w:val="28"/>
+                <w:szCs w:val="28"/>
+              </w:rPr>
+            </w:pPr>
+            <w:r>
+              <w:rPr>
+                <w:rFonts w:ascii="Times New Roman" w:hAnsi="Times New Roman" w:cs="Times New Roman"/>
+                <w:sz w:val="28"/>
+                <w:szCs w:val="28"/>
+              </w:rPr>
+              <w:t>Ошибки компиляции, потеря времени на разрешение конфликтов, задержка выпуска версии</w:t>
+            </w:r>
+          </w:p>
+        </w:tc>
+        <w:tc>
+          <w:tcPr>
+            <w:tcW w:w="4394" w:type="dxa"/>
+          </w:tcPr>
+          <w:p>
+            <w:pPr>
+              <w:pStyle w:val="a7"/>
+              <w:ind w:left="0"/>
+              <w:jc w:val="both"/>
+              <w:rPr>
+                <w:rFonts w:ascii="Times New Roman" w:hAnsi="Times New Roman" w:cs="Times New Roman"/>
+                <w:sz w:val="28"/>
+                <w:szCs w:val="28"/>
+              </w:rPr>
+            </w:pPr>
+            <w:r>
+              <w:rPr>
+                <w:rFonts w:ascii="Times New Roman" w:hAnsi="Times New Roman" w:cs="Times New Roman"/>
+                <w:sz w:val="28"/>
+                <w:szCs w:val="28"/>
+              </w:rPr>
+              <w:t>Использовать version catalogs; фиксировать версии в build.gradle; регулярно обновлять зависимости</w:t>
+            </w:r>
+          </w:p>
+        </w:tc>
+      </w:tr>
+      <w:tr>
+        <w:tc>
+          <w:tcPr>
+            <w:tcW w:w="1129" w:type="dxa"/>
+          </w:tcPr>
+          <w:p>
+            <w:pPr>
+              <w:pStyle w:val="a7"/>
+              <w:ind w:left="0"/>
+              <w:jc w:val="center"/>
+              <w:rPr>
+                <w:rFonts w:ascii="Times New Roman" w:hAnsi="Times New Roman" w:cs="Times New Roman"/>
+                <w:sz w:val="28"/>
+                <w:szCs w:val="28"/>
+              </w:rPr>
+            </w:pPr>
+            <w:r>
+              <w:rPr>
+                <w:rFonts w:ascii="Times New Roman" w:hAnsi="Times New Roman" w:cs="Times New Roman"/>
+                <w:sz w:val="28"/>
+                <w:szCs w:val="28"/>
+              </w:rPr>
+              <w:t>Р-4</w:t>
+            </w:r>
+          </w:p>
+        </w:tc>
+        <w:tc>
+          <w:tcPr>
+            <w:tcW w:w="4395" w:type="dxa"/>
+          </w:tcPr>
+          <w:p>
+            <w:pPr>
+              <w:pStyle w:val="a7"/>
+              <w:ind w:left="0"/>
+              <w:jc w:val="both"/>
+              <w:rPr>
+                <w:rFonts w:ascii="Times New Roman" w:hAnsi="Times New Roman" w:cs="Times New Roman"/>
+                <w:sz w:val="28"/>
+                <w:szCs w:val="28"/>
+              </w:rPr>
+            </w:pPr>
+            <w:r>
+              <w:rPr>
+                <w:rFonts w:ascii="Times New Roman" w:hAnsi="Times New Roman" w:cs="Times New Roman"/>
+                <w:sz w:val="28"/>
+                <w:szCs w:val="28"/>
+              </w:rPr>
+              <w:t>Увеличение времени отклика интерфейса при инференсе, несоответствие требованию ≤200 мс</w:t>
+            </w:r>
+          </w:p>
+        </w:tc>
+        <w:tc>
+          <w:tcPr>
+            <w:tcW w:w="4394" w:type="dxa"/>
+          </w:tcPr>
+          <w:p>
+            <w:pPr>
+              <w:pStyle w:val="a7"/>
+              <w:ind w:left="0"/>
+              <w:jc w:val="both"/>
+              <w:rPr>
+                <w:rFonts w:ascii="Times New Roman" w:hAnsi="Times New Roman" w:cs="Times New Roman"/>
+                <w:sz w:val="28"/>
+                <w:szCs w:val="28"/>
+              </w:rPr>
+            </w:pPr>
+            <w:r>
+              <w:rPr>
+                <w:rFonts w:ascii="Times New Roman" w:hAnsi="Times New Roman" w:cs="Times New Roman"/>
+                <w:sz w:val="28"/>
+                <w:szCs w:val="28"/>
+              </w:rPr>
+              <w:t>Оптимизировать модель (квантование float16→int8); использовать многопоточность для инференса; уменьшить размер модели</w:t>
+            </w:r>
+          </w:p>
+        </w:tc>
+      </w:tr>
+      <w:tr>
+        <w:tc>
+          <w:tcPr>
+            <w:tcW w:w="1129" w:type="dxa"/>
+          </w:tcPr>
+          <w:p>
+            <w:pPr>
+              <w:pStyle w:val="a7"/>
+              <w:ind w:left="0"/>
+              <w:jc w:val="center"/>
+              <w:rPr>
+                <w:rFonts w:ascii="Times New Roman" w:hAnsi="Times New Roman" w:cs="Times New Roman"/>
+                <w:sz w:val="28"/>
+                <w:szCs w:val="28"/>
+              </w:rPr>
+            </w:pPr>
+            <w:r>
+              <w:rPr>
+                <w:rFonts w:ascii="Times New Roman" w:hAnsi="Times New Roman" w:cs="Times New Roman"/>
+                <w:sz w:val="28"/>
+                <w:szCs w:val="28"/>
+              </w:rPr>
+              <w:t>С-1</w:t>
+            </w:r>
+          </w:p>
+        </w:tc>
+        <w:tc>
+          <w:tcPr>
+            <w:tcW w:w="4395" w:type="dxa"/>
+          </w:tcPr>
+          <w:p>
+            <w:pPr>
+              <w:pStyle w:val="a7"/>
+              <w:ind w:left="0"/>
+              <w:jc w:val="both"/>
+              <w:rPr>
+                <w:rFonts w:ascii="Times New Roman" w:hAnsi="Times New Roman" w:cs="Times New Roman"/>
+                <w:sz w:val="28"/>
+                <w:szCs w:val="28"/>
+              </w:rPr>
+            </w:pPr>
+            <w:r>
+              <w:rPr>
+                <w:rFonts w:ascii="Times New Roman" w:hAnsi="Times New Roman" w:cs="Times New Roman"/>
+                <w:sz w:val="28"/>
+                <w:szCs w:val="28"/>
+              </w:rPr>
+              <w:t>Невозможность запуска приложения, пользователь не может использовать ПС</w:t>
+            </w:r>
+          </w:p>
+        </w:tc>
+        <w:tc>
+          <w:tcPr>
+            <w:tcW w:w="4394" w:type="dxa"/>
+          </w:tcPr>
+          <w:p>
+            <w:pPr>
+              <w:pStyle w:val="a7"/>
+              <w:ind w:left="0"/>
+              <w:jc w:val="both"/>
+              <w:rPr>
+                <w:rFonts w:ascii="Times New Roman" w:hAnsi="Times New Roman" w:cs="Times New Roman"/>
+                <w:sz w:val="28"/>
+                <w:szCs w:val="28"/>
+              </w:rPr>
+            </w:pPr>
+            <w:r>
+              <w:rPr>
+                <w:rFonts w:ascii="Times New Roman" w:hAnsi="Times New Roman" w:cs="Times New Roman"/>
+                <w:sz w:val="28"/>
+                <w:szCs w:val="28"/>
+              </w:rPr>
+              <w:t>Чётко указать минимальную версию Android в описании; добавить проверку при запуске с выводом сообщения</w:t>
+            </w:r>
+          </w:p>
+        </w:tc>
+      </w:tr>
+      <w:tr>
+        <w:tc>
+          <w:tcPr>
+            <w:tcW w:w="1129" w:type="dxa"/>
+          </w:tcPr>
+          <w:p>
+            <w:pPr>
+              <w:pStyle w:val="a7"/>
+              <w:ind w:left="0"/>
+              <w:jc w:val="center"/>
+              <w:rPr>
+                <w:rFonts w:ascii="Times New Roman" w:hAnsi="Times New Roman" w:cs="Times New Roman"/>
+                <w:sz w:val="28"/>
+                <w:szCs w:val="28"/>
+              </w:rPr>
+            </w:pPr>
+            <w:r>
+              <w:rPr>
+                <w:rFonts w:ascii="Times New Roman" w:hAnsi="Times New Roman" w:cs="Times New Roman"/>
+                <w:sz w:val="28"/>
+                <w:szCs w:val="28"/>
+              </w:rPr>
+              <w:lastRenderedPageBreak/>
+              <w:t>С-2</w:t>
+            </w:r>
+          </w:p>
+        </w:tc>
+        <w:tc>
+          <w:tcPr>
+            <w:tcW w:w="4395" w:type="dxa"/>
+          </w:tcPr>
+          <w:p>
+            <w:pPr>
+              <w:pStyle w:val="a7"/>
+              <w:ind w:left="0"/>
+              <w:jc w:val="both"/>
+              <w:rPr>
+                <w:rFonts w:ascii="Times New Roman" w:hAnsi="Times New Roman" w:cs="Times New Roman"/>
+                <w:sz w:val="28"/>
+                <w:szCs w:val="28"/>
+              </w:rPr>
+            </w:pPr>
+            <w:r>
+              <w:rPr>
+                <w:rFonts w:ascii="Times New Roman" w:hAnsi="Times New Roman" w:cs="Times New Roman"/>
+                <w:sz w:val="28"/>
+                <w:szCs w:val="28"/>
+              </w:rPr>
+              <w:t>Ошибка установки APK-файла, невозможность развернуть приложение</w:t>
+            </w:r>
+          </w:p>
+        </w:tc>
+        <w:tc>
+          <w:tcPr>
+            <w:tcW w:w="4394" w:type="dxa"/>
+          </w:tcPr>
+          <w:p>
+            <w:pPr>
+              <w:pStyle w:val="a7"/>
+              <w:ind w:left="0"/>
+              <w:jc w:val="both"/>
+              <w:rPr>
+                <w:rFonts w:ascii="Times New Roman" w:hAnsi="Times New Roman" w:cs="Times New Roman"/>
+                <w:sz w:val="28"/>
+                <w:szCs w:val="28"/>
+              </w:rPr>
+            </w:pPr>
+            <w:r>
+              <w:rPr>
+                <w:rFonts w:ascii="Times New Roman" w:hAnsi="Times New Roman" w:cs="Times New Roman"/>
+                <w:sz w:val="28"/>
+                <w:szCs w:val="28"/>
+              </w:rPr>
+              <w:t>Указать минимальные требования в описании; добавить проверку свободного места перед установкой</w:t>
+            </w:r>
+          </w:p>
+        </w:tc>
+      </w:tr>
+      <w:tr>
+        <w:tc>
+          <w:tcPr>
+            <w:tcW w:w="1129" w:type="dxa"/>
+          </w:tcPr>
+          <w:p>
+            <w:pPr>
+              <w:pStyle w:val="a7"/>
+              <w:ind w:left="0"/>
+              <w:jc w:val="center"/>
+              <w:rPr>
+                <w:rFonts w:ascii="Times New Roman" w:hAnsi="Times New Roman" w:cs="Times New Roman"/>
+                <w:sz w:val="28"/>
+                <w:szCs w:val="28"/>
+              </w:rPr>
+            </w:pPr>
+            <w:r>
+              <w:rPr>
+                <w:rFonts w:ascii="Times New Roman" w:hAnsi="Times New Roman" w:cs="Times New Roman"/>
+                <w:sz w:val="28"/>
+                <w:szCs w:val="28"/>
+              </w:rPr>
+              <w:t>С-3</w:t>
+            </w:r>
+          </w:p>
+        </w:tc>
+        <w:tc>
+          <w:tcPr>
+            <w:tcW w:w="4395" w:type="dxa"/>
+          </w:tcPr>
+          <w:p>
+            <w:pPr>
+              <w:pStyle w:val="a7"/>
+              <w:ind w:left="0"/>
+              <w:jc w:val="both"/>
+              <w:rPr>
+                <w:rFonts w:ascii="Times New Roman" w:hAnsi="Times New Roman" w:cs="Times New Roman"/>
+                <w:sz w:val="28"/>
+                <w:szCs w:val="28"/>
+              </w:rPr>
+            </w:pPr>
+            <w:r>
+              <w:rPr>
+                <w:rFonts w:ascii="Times New Roman" w:hAnsi="Times New Roman" w:cs="Times New Roman"/>
+                <w:sz w:val="28"/>
+                <w:szCs w:val="28"/>
+              </w:rPr>
+              <w:t>Ошибка установки («APK повреждён»), пользователь не может установить приложение</w:t>
+            </w:r>
+          </w:p>
+        </w:tc>
+        <w:tc>
+          <w:tcPr>
+            <w:tcW w:w="4394" w:type="dxa"/>
+          </w:tcPr>
+          <w:p>
+            <w:pPr>
+              <w:pStyle w:val="a7"/>
+              <w:ind w:left="0"/>
+              <w:jc w:val="both"/>
+              <w:rPr>
+                <w:rFonts w:ascii="Times New Roman" w:hAnsi="Times New Roman" w:cs="Times New Roman"/>
+                <w:sz w:val="28"/>
+                <w:szCs w:val="28"/>
+              </w:rPr>
+            </w:pPr>
+            <w:r>
+              <w:rPr>
+                <w:rFonts w:ascii="Times New Roman" w:hAnsi="Times New Roman" w:cs="Times New Roman"/>
+                <w:sz w:val="28"/>
+                <w:szCs w:val="28"/>
+              </w:rPr>
+              <w:t>Публиковать контрольную сумму (MD5/SHA256); рекомендовать проверку перед установкой</w:t>
+            </w:r>
+          </w:p>
+        </w:tc>
+      </w:tr>
+      <w:tr>
+        <w:tc>
+          <w:tcPr>
+            <w:tcW w:w="1129" w:type="dxa"/>
+          </w:tcPr>
+          <w:p>
+            <w:pPr>
+              <w:pStyle w:val="a7"/>
+              <w:ind w:left="0"/>
+              <w:jc w:val="center"/>
+              <w:rPr>
+                <w:rFonts w:ascii="Times New Roman" w:hAnsi="Times New Roman" w:cs="Times New Roman"/>
+                <w:sz w:val="28"/>
+                <w:szCs w:val="28"/>
+              </w:rPr>
+            </w:pPr>
+            <w:r>
+              <w:rPr>
+                <w:rFonts w:ascii="Times New Roman" w:hAnsi="Times New Roman" w:cs="Times New Roman"/>
+                <w:sz w:val="28"/>
+                <w:szCs w:val="28"/>
+              </w:rPr>
+              <w:t>С-4</w:t>
+            </w:r>
+          </w:p>
+        </w:tc>
+        <w:tc>
+          <w:tcPr>
+            <w:tcW w:w="4395" w:type="dxa"/>
+          </w:tcPr>
+          <w:p>
+            <w:pPr>
+              <w:pStyle w:val="a7"/>
+              <w:ind w:left="0"/>
+              <w:jc w:val="both"/>
+              <w:rPr>
+                <w:rFonts w:ascii="Times New Roman" w:hAnsi="Times New Roman" w:cs="Times New Roman"/>
+                <w:sz w:val="28"/>
+                <w:szCs w:val="28"/>
+              </w:rPr>
+            </w:pPr>
+            <w:r>
+              <w:rPr>
+                <w:rFonts w:ascii="Times New Roman" w:hAnsi="Times New Roman" w:cs="Times New Roman"/>
+                <w:sz w:val="28"/>
+                <w:szCs w:val="28"/>
+              </w:rPr>
+              <w:t>Переключение на резервный алгоритм SM-2, снижение точности прогнозов интервалов</w:t>
+            </w:r>
+          </w:p>
+        </w:tc>
+        <w:tc>
+          <w:tcPr>
+            <w:tcW w:w="4394" w:type="dxa"/>
+          </w:tcPr>
+          <w:p>
+            <w:pPr>
+              <w:pStyle w:val="a7"/>
+              <w:ind w:left="0"/>
+              <w:jc w:val="both"/>
+              <w:rPr>
+                <w:rFonts w:ascii="Times New Roman" w:hAnsi="Times New Roman" w:cs="Times New Roman"/>
+                <w:sz w:val="28"/>
+                <w:szCs w:val="28"/>
+              </w:rPr>
+            </w:pPr>
+            <w:r>
+              <w:rPr>
+                <w:rFonts w:ascii="Times New Roman" w:hAnsi="Times New Roman" w:cs="Times New Roman"/>
+                <w:sz w:val="28"/>
+                <w:szCs w:val="28"/>
+              </w:rPr>
+              <w:t>Добавить проверку целостности модели при запуске; предусмотреть повторную загрузку модели</w:t>
+            </w:r>
+          </w:p>
+        </w:tc>
+      </w:tr>
+      <w:tr>
+        <w:tc>
+          <w:tcPr>
+            <w:tcW w:w="1129" w:type="dxa"/>
+          </w:tcPr>
+          <w:p>
+            <w:pPr>
+              <w:pStyle w:val="a7"/>
+              <w:ind w:left="0"/>
+              <w:jc w:val="center"/>
+              <w:rPr>
+                <w:rFonts w:ascii="Times New Roman" w:hAnsi="Times New Roman" w:cs="Times New Roman"/>
+                <w:sz w:val="28"/>
+                <w:szCs w:val="28"/>
+              </w:rPr>
+            </w:pPr>
+            <w:r>
+              <w:rPr>
+                <w:rFonts w:ascii="Times New Roman" w:hAnsi="Times New Roman" w:cs="Times New Roman"/>
+                <w:sz w:val="28"/>
+                <w:szCs w:val="28"/>
+              </w:rPr>
+              <w:t>П-1</w:t>
+            </w:r>
+          </w:p>
+        </w:tc>
+        <w:tc>
+          <w:tcPr>
+            <w:tcW w:w="4395" w:type="dxa"/>
+          </w:tcPr>
+          <w:p>
+            <w:pPr>
+              <w:pStyle w:val="a7"/>
+              <w:ind w:left="0"/>
+              <w:jc w:val="both"/>
+              <w:rPr>
+                <w:rFonts w:ascii="Times New Roman" w:hAnsi="Times New Roman" w:cs="Times New Roman"/>
+                <w:sz w:val="28"/>
+                <w:szCs w:val="28"/>
+              </w:rPr>
+            </w:pPr>
+            <w:r>
+              <w:rPr>
+                <w:rFonts w:ascii="Times New Roman" w:hAnsi="Times New Roman" w:cs="Times New Roman"/>
+                <w:sz w:val="28"/>
+                <w:szCs w:val="28"/>
+              </w:rPr>
+              <w:t>Невозможность самостоятельно установить приложение, отказ от использования ПС</w:t>
+            </w:r>
+          </w:p>
+        </w:tc>
+        <w:tc>
+          <w:tcPr>
+            <w:tcW w:w="4394" w:type="dxa"/>
+          </w:tcPr>
+          <w:p>
+            <w:pPr>
+              <w:pStyle w:val="a7"/>
+              <w:ind w:left="0"/>
+              <w:jc w:val="both"/>
+              <w:rPr>
+                <w:rFonts w:ascii="Times New Roman" w:hAnsi="Times New Roman" w:cs="Times New Roman"/>
+                <w:sz w:val="28"/>
+                <w:szCs w:val="28"/>
+              </w:rPr>
+            </w:pPr>
+            <w:r>
+              <w:rPr>
+                <w:rFonts w:ascii="Times New Roman" w:hAnsi="Times New Roman" w:cs="Times New Roman"/>
+                <w:sz w:val="28"/>
+                <w:szCs w:val="28"/>
+              </w:rPr>
+              <w:t>Публикация в Google Play (перспектива); подробная видеоинструкция; добавление QR-кода для скачивания</w:t>
+            </w:r>
+          </w:p>
+        </w:tc>
+      </w:tr>
+      <w:tr>
+        <w:tc>
+          <w:tcPr>
+            <w:tcW w:w="1129" w:type="dxa"/>
+          </w:tcPr>
+          <w:p>
+            <w:pPr>
+              <w:pStyle w:val="a7"/>
+              <w:ind w:left="0"/>
+              <w:jc w:val="center"/>
+              <w:rPr>
+                <w:rFonts w:ascii="Times New Roman" w:hAnsi="Times New Roman" w:cs="Times New Roman"/>
+                <w:sz w:val="28"/>
+                <w:szCs w:val="28"/>
+              </w:rPr>
+            </w:pPr>
+            <w:r>
+              <w:rPr>
+                <w:rFonts w:ascii="Times New Roman" w:hAnsi="Times New Roman" w:cs="Times New Roman"/>
+                <w:sz w:val="28"/>
+                <w:szCs w:val="28"/>
+              </w:rPr>
+              <w:t>П-2</w:t>
+            </w:r>
+          </w:p>
+        </w:tc>
+        <w:tc>
+          <w:tcPr>
+            <w:tcW w:w="4395" w:type="dxa"/>
+          </w:tcPr>
+          <w:p>
+            <w:pPr>
+              <w:pStyle w:val="a7"/>
+              <w:ind w:left="0"/>
+              <w:jc w:val="both"/>
+              <w:rPr>
+                <w:rFonts w:ascii="Times New Roman" w:hAnsi="Times New Roman" w:cs="Times New Roman"/>
+                <w:sz w:val="28"/>
+                <w:szCs w:val="28"/>
+              </w:rPr>
+            </w:pPr>
+            <w:r>
+              <w:rPr>
+                <w:rFonts w:ascii="Times New Roman" w:hAnsi="Times New Roman" w:cs="Times New Roman"/>
+                <w:sz w:val="28"/>
+                <w:szCs w:val="28"/>
+              </w:rPr>
+              <w:t>Отказ от установки, потеря потенциальных пользователей</w:t>
+            </w:r>
+          </w:p>
+        </w:tc>
+        <w:tc>
+          <w:tcPr>
+            <w:tcW w:w="4394" w:type="dxa"/>
+          </w:tcPr>
+          <w:p>
+            <w:pPr>
+              <w:pStyle w:val="a7"/>
+              <w:ind w:left="0"/>
+              <w:jc w:val="both"/>
+              <w:rPr>
+                <w:rFonts w:ascii="Times New Roman" w:hAnsi="Times New Roman" w:cs="Times New Roman"/>
+                <w:sz w:val="28"/>
+                <w:szCs w:val="28"/>
+              </w:rPr>
+            </w:pPr>
+            <w:r>
+              <w:rPr>
+                <w:rFonts w:ascii="Times New Roman" w:hAnsi="Times New Roman" w:cs="Times New Roman"/>
+                <w:sz w:val="28"/>
+                <w:szCs w:val="28"/>
+              </w:rPr>
+              <w:t>Публикация в Google Play; размещение открытого исходного кода на GitHub; добавление раздела «Часто задаваемые вопросы»</w:t>
+            </w:r>
+          </w:p>
+        </w:tc>
+      </w:tr>
+      <w:tr>
+        <w:tc>
+          <w:tcPr>
+            <w:tcW w:w="1129" w:type="dxa"/>
+          </w:tcPr>
+          <w:p>
+            <w:pPr>
+              <w:pStyle w:val="a7"/>
+              <w:ind w:left="0"/>
+              <w:jc w:val="center"/>
+              <w:rPr>
+                <w:rFonts w:ascii="Times New Roman" w:hAnsi="Times New Roman" w:cs="Times New Roman"/>
+                <w:sz w:val="28"/>
+                <w:szCs w:val="28"/>
+              </w:rPr>
+            </w:pPr>
+            <w:r>
+              <w:rPr>
+                <w:rFonts w:ascii="Times New Roman" w:hAnsi="Times New Roman" w:cs="Times New Roman"/>
+                <w:sz w:val="28"/>
+                <w:szCs w:val="28"/>
+              </w:rPr>
+              <w:t>П-3</w:t>
+            </w:r>
+          </w:p>
+        </w:tc>
+        <w:tc>
+          <w:tcPr>
+            <w:tcW w:w="4395" w:type="dxa"/>
+          </w:tcPr>
+          <w:p>
+            <w:pPr>
+              <w:pStyle w:val="a7"/>
+              <w:ind w:left="0"/>
+              <w:jc w:val="both"/>
+              <w:rPr>
+                <w:rFonts w:ascii="Times New Roman" w:hAnsi="Times New Roman" w:cs="Times New Roman"/>
+                <w:sz w:val="28"/>
+                <w:szCs w:val="28"/>
+              </w:rPr>
+            </w:pPr>
+            <w:r>
+              <w:rPr>
+                <w:rFonts w:ascii="Times New Roman" w:hAnsi="Times New Roman" w:cs="Times New Roman"/>
+                <w:sz w:val="28"/>
+                <w:szCs w:val="28"/>
+              </w:rPr>
+              <w:t>Снижение эффективности обучения, формирование неверных знаний</w:t>
+            </w:r>
+          </w:p>
+        </w:tc>
+        <w:tc>
+          <w:tcPr>
+            <w:tcW w:w="4394" w:type="dxa"/>
+          </w:tcPr>
+          <w:p>
+            <w:pPr>
+              <w:pStyle w:val="a7"/>
+              <w:ind w:left="0"/>
+              <w:jc w:val="both"/>
+              <w:rPr>
+                <w:rFonts w:ascii="Times New Roman" w:hAnsi="Times New Roman" w:cs="Times New Roman"/>
+                <w:sz w:val="28"/>
+                <w:szCs w:val="28"/>
+              </w:rPr>
+            </w:pPr>
+            <w:r>
+              <w:rPr>
+                <w:rFonts w:ascii="Times New Roman" w:hAnsi="Times New Roman" w:cs="Times New Roman"/>
+                <w:sz w:val="28"/>
+                <w:szCs w:val="28"/>
+              </w:rPr>
+              <w:t>Добавить предварительный просмотр карточек; возможность редактирования после создания; примеры качественных карточек</w:t>
+            </w:r>
+          </w:p>
+        </w:tc>
+      </w:tr>
+      <w:tr>
+        <w:tc>
+          <w:tcPr>
+            <w:tcW w:w="1129" w:type="dxa"/>
+          </w:tcPr>
+          <w:p>
+            <w:pPr>
+              <w:pStyle w:val="a7"/>
+              <w:ind w:left="0"/>
+              <w:jc w:val="center"/>
+              <w:rPr>
+                <w:rFonts w:ascii="Times New Roman" w:hAnsi="Times New Roman" w:cs="Times New Roman"/>
+                <w:sz w:val="28"/>
+                <w:szCs w:val="28"/>
+              </w:rPr>
+            </w:pPr>
+            <w:r>
+              <w:rPr>
+                <w:rFonts w:ascii="Times New Roman" w:hAnsi="Times New Roman" w:cs="Times New Roman"/>
+                <w:sz w:val="28"/>
+                <w:szCs w:val="28"/>
+              </w:rPr>
+              <w:t>П-4</w:t>
+            </w:r>
+          </w:p>
+        </w:tc>
+        <w:tc>
+          <w:tcPr>
+            <w:tcW w:w="4395" w:type="dxa"/>
+          </w:tcPr>
+          <w:p>
+            <w:pPr>
+              <w:pStyle w:val="a7"/>
+              <w:ind w:left="0"/>
+              <w:jc w:val="both"/>
+              <w:rPr>
+                <w:rFonts w:ascii="Times New Roman" w:hAnsi="Times New Roman" w:cs="Times New Roman"/>
+                <w:sz w:val="28"/>
+                <w:szCs w:val="28"/>
+              </w:rPr>
+            </w:pPr>
+            <w:r>
+              <w:rPr>
+                <w:rFonts w:ascii="Times New Roman" w:hAnsi="Times New Roman" w:cs="Times New Roman"/>
+                <w:sz w:val="28"/>
+                <w:szCs w:val="28"/>
+              </w:rPr>
+              <w:t>Безвозвратная утрата всех созданных карточек, конспектов и истории прогресса</w:t>
+            </w:r>
+          </w:p>
+        </w:tc>
+        <w:tc>
+          <w:tcPr>
+            <w:tcW w:w="4394" w:type="dxa"/>
+          </w:tcPr>
+          <w:p>
+            <w:pPr>
+              <w:pStyle w:val="a7"/>
+              <w:ind w:left="0"/>
+              <w:jc w:val="both"/>
+              <w:rPr>
+                <w:rFonts w:ascii="Times New Roman" w:hAnsi="Times New Roman" w:cs="Times New Roman"/>
+                <w:sz w:val="28"/>
+                <w:szCs w:val="28"/>
+              </w:rPr>
+            </w:pPr>
+            <w:r>
+              <w:rPr>
+                <w:rFonts w:ascii="Times New Roman" w:hAnsi="Times New Roman" w:cs="Times New Roman"/>
+                <w:sz w:val="28"/>
+                <w:szCs w:val="28"/>
+              </w:rPr>
+              <w:t>Добавить облачную синхронизацию; регулярное локальное резервное копирование; экспорт/импорт данных; напоминания о резервном копировании</w:t>
+            </w:r>
+          </w:p>
+        </w:tc>
+      </w:tr>
+    </w:tbl>
+    <w:p>
+      <w:pPr>
+        <w:spacing w:after="0" w:line="360" w:lineRule="auto"/>
+        <w:jc w:val="both"/>
+      </w:pPr>
+    </w:p>
+    <w:p>
+      <w:pPr>
+        <w:spacing w:after="0" w:line="360" w:lineRule="auto"/>
+        <w:jc w:val="both"/>
+        <w:rPr>
+          <w:rFonts w:ascii="Times New Roman" w:hAnsi="Times New Roman" w:cs="Times New Roman"/>
+          <w:b/>
+          <w:bCs/>
+          <w:sz w:val="28"/>
+          <w:szCs w:val="28"/>
+        </w:rPr>
+      </w:pPr>
     </w:p>
     <w:sectPr>
       <w:pgSz w:w="11906" w:h="16838"/>
@@ -8829,6 +12466,155 @@
     </w:lvl>
   </w:abstractNum>
   <w:abstractNum w:abstractNumId="21" w15:restartNumberingAfterBreak="0">
+    <w:nsid w:val="72642C30"/>
+    <w:multiLevelType w:val="multilevel"/>
+    <w:tmpl w:val="7E8C4000"/>
+    <w:lvl w:ilvl="0">
+      <w:start w:val="1"/>
+      <w:numFmt w:val="bullet"/>
+      <w:lvlText w:val=""/>
+      <w:lvlJc w:val="left"/>
+      <w:pPr>
+        <w:tabs>
+          <w:tab w:val="num" w:pos="720"/>
+        </w:tabs>
+        <w:ind w:left="720" w:hanging="360"/>
+      </w:pPr>
+      <w:rPr>
+        <w:rFonts w:ascii="Symbol" w:hAnsi="Symbol" w:hint="default"/>
+        <w:sz w:val="20"/>
+      </w:rPr>
+    </w:lvl>
+    <w:lvl w:ilvl="1" w:tentative="1">
+      <w:start w:val="1"/>
+      <w:numFmt w:val="bullet"/>
+      <w:lvlText w:val="o"/>
+      <w:lvlJc w:val="left"/>
+      <w:pPr>
+        <w:tabs>
+          <w:tab w:val="num" w:pos="1440"/>
+        </w:tabs>
+        <w:ind w:left="1440" w:hanging="360"/>
+      </w:pPr>
+      <w:rPr>
+        <w:rFonts w:ascii="Courier New" w:hAnsi="Courier New" w:hint="default"/>
+        <w:sz w:val="20"/>
+      </w:rPr>
+    </w:lvl>
+    <w:lvl w:ilvl="2" w:tentative="1">
+      <w:start w:val="1"/>
+      <w:numFmt w:val="bullet"/>
+      <w:lvlText w:val=""/>
+      <w:lvlJc w:val="left"/>
+      <w:pPr>
+        <w:tabs>
+          <w:tab w:val="num" w:pos="2160"/>
+        </w:tabs>
+        <w:ind w:left="2160" w:hanging="360"/>
+      </w:pPr>
+      <w:rPr>
+        <w:rFonts w:ascii="Wingdings" w:hAnsi="Wingdings" w:hint="default"/>
+        <w:sz w:val="20"/>
+      </w:rPr>
+    </w:lvl>
+    <w:lvl w:ilvl="3" w:tentative="1">
+      <w:start w:val="1"/>
+      <w:numFmt w:val="bullet"/>
+      <w:lvlText w:val=""/>
+      <w:lvlJc w:val="left"/>
+      <w:pPr>
+        <w:tabs>
+          <w:tab w:val="num" w:pos="2880"/>
+        </w:tabs>
+        <w:ind w:left="2880" w:hanging="360"/>
+      </w:pPr>
+      <w:rPr>
+        <w:rFonts w:ascii="Wingdings" w:hAnsi="Wingdings" w:hint="default"/>
+        <w:sz w:val="20"/>
+      </w:rPr>
+    </w:lvl>
+    <w:lvl w:ilvl="4" w:tentative="1">
+      <w:start w:val="1"/>
+      <w:numFmt w:val="bullet"/>
+      <w:lvlText w:val=""/>
+      <w:lvlJc w:val="left"/>
+      <w:pPr>
+        <w:tabs>
+          <w:tab w:val="num" w:pos="3600"/>
+        </w:tabs>
+        <w:ind w:left="3600" w:hanging="360"/>
+      </w:pPr>
+      <w:rPr>
+        <w:rFonts w:ascii="Wingdings" w:hAnsi="Wingdings" w:hint="default"/>
+        <w:sz w:val="20"/>
+      </w:rPr>
+    </w:lvl>
+    <w:lvl w:ilvl="5" w:tentative="1">
+      <w:start w:val="1"/>
+      <w:numFmt w:val="bullet"/>
+      <w:lvlText w:val=""/>
+      <w:lvlJc w:val="left"/>
+      <w:pPr>
+        <w:tabs>
+          <w:tab w:val="num" w:pos="4320"/>
+        </w:tabs>
+        <w:ind w:left="4320" w:hanging="360"/>
+      </w:pPr>
+      <w:rPr>
+        <w:rFonts w:ascii="Wingdings" w:hAnsi="Wingdings" w:hint="default"/>
+        <w:sz w:val="20"/>
+      </w:rPr>
+    </w:lvl>
+    <w:lvl w:ilvl="6" w:tentative="1">
+      <w:start w:val="1"/>
+      <w:numFmt w:val="bullet"/>
+      <w:lvlText w:val=""/>
+      <w:lvlJc w:val="left"/>
+      <w:pPr>
+        <w:tabs>
+          <w:tab w:val="num" w:pos="5040"/>
+        </w:tabs>
+        <w:ind w:left="5040" w:hanging="360"/>
+      </w:pPr>
+      <w:rPr>
+        <w:rFonts w:ascii="Wingdings" w:hAnsi="Wingdings" w:hint="default"/>
+        <w:sz w:val="20"/>
+      </w:rPr>
+    </w:lvl>
+    <w:lvl w:ilvl="7" w:tentative="1">
+      <w:start w:val="1"/>
+      <w:numFmt w:val="bullet"/>
+      <w:lvlText w:val=""/>
+      <w:lvlJc w:val="left"/>
+      <w:pPr>
+        <w:tabs>
+          <w:tab w:val="num" w:pos="5760"/>
+        </w:tabs>
+        <w:ind w:left="5760" w:hanging="360"/>
+      </w:pPr>
+      <w:rPr>
+        <w:rFonts w:ascii="Wingdings" w:hAnsi="Wingdings" w:hint="default"/>
+        <w:sz w:val="20"/>
+      </w:rPr>
+    </w:lvl>
+    <w:lvl w:ilvl="8" w:tentative="1">
+      <w:start w:val="1"/>
+      <w:numFmt w:val="bullet"/>
+      <w:lvlText w:val=""/>
+      <w:lvlJc w:val="left"/>
+      <w:pPr>
+        <w:tabs>
+          <w:tab w:val="num" w:pos="6480"/>
+        </w:tabs>
+        <w:ind w:left="6480" w:hanging="360"/>
+      </w:pPr>
+      <w:rPr>
+        <w:rFonts w:ascii="Wingdings" w:hAnsi="Wingdings" w:hint="default"/>
+        <w:sz w:val="20"/>
+      </w:rPr>
+    </w:lvl>
+  </w:abstractNum>
+  <w:abstractNum w:abstractNumId="22" w15:restartNumberingAfterBreak="0">
     <w:nsid w:val="777D4F55"/>
     <w:multiLevelType w:val="multilevel"/>
     <w:tmpl w:val="F2F0A286"/>
@@ -8977,7 +12763,7 @@
       </w:rPr>
     </w:lvl>
   </w:abstractNum>
-  <w:abstractNum w:abstractNumId="22" w15:restartNumberingAfterBreak="0">
+  <w:abstractNum w:abstractNumId="23" w15:restartNumberingAfterBreak="0">
     <w:nsid w:val="7D0F0206"/>
     <w:multiLevelType w:val="multilevel"/>
     <w:tmpl w:val="AB64CF58"/>
@@ -9090,7 +12876,7 @@
       </w:pPr>
     </w:lvl>
   </w:abstractNum>
-  <w:abstractNum w:abstractNumId="23" w15:restartNumberingAfterBreak="0">
+  <w:abstractNum w:abstractNumId="24" w15:restartNumberingAfterBreak="0">
     <w:nsid w:val="7D5150C7"/>
     <w:multiLevelType w:val="hybridMultilevel"/>
     <w:tmpl w:val="3D1CD0D2"/>
@@ -9179,7 +12965,7 @@
       </w:pPr>
     </w:lvl>
   </w:abstractNum>
-  <w:abstractNum w:abstractNumId="24" w15:restartNumberingAfterBreak="0">
+  <w:abstractNum w:abstractNumId="25" w15:restartNumberingAfterBreak="0">
     <w:nsid w:val="7DDE7D21"/>
     <w:multiLevelType w:val="multilevel"/>
     <w:tmpl w:val="159C8202"/>
@@ -9329,7 +13115,7 @@
     </w:lvl>
   </w:abstractNum>
   <w:num w:numId="1" w16cid:durableId="1625426161">
-    <w:abstractNumId w:val="23"/>
+    <w:abstractNumId w:val="24"/>
   </w:num>
   <w:num w:numId="2" w16cid:durableId="647247533">
     <w:abstractNumId w:val="7"/>
@@ -9356,7 +13142,7 @@
     <w:abstractNumId w:val="6"/>
   </w:num>
   <w:num w:numId="10" w16cid:durableId="1773087408">
-    <w:abstractNumId w:val="24"/>
+    <w:abstractNumId w:val="25"/>
   </w:num>
   <w:num w:numId="11" w16cid:durableId="519515132">
     <w:abstractNumId w:val="15"/>
@@ -9377,13 +13163,13 @@
     <w:abstractNumId w:val="9"/>
   </w:num>
   <w:num w:numId="17" w16cid:durableId="2031834036">
-    <w:abstractNumId w:val="22"/>
+    <w:abstractNumId w:val="23"/>
   </w:num>
   <w:num w:numId="18" w16cid:durableId="1977181256">
     <w:abstractNumId w:val="8"/>
   </w:num>
   <w:num w:numId="19" w16cid:durableId="419644793">
-    <w:abstractNumId w:val="21"/>
+    <w:abstractNumId w:val="22"/>
   </w:num>
   <w:num w:numId="20" w16cid:durableId="1961643366">
     <w:abstractNumId w:val="11"/>
@@ -9402,6 +13188,9 @@
   </w:num>
   <w:num w:numId="25" w16cid:durableId="143664336">
     <w:abstractNumId w:val="1"/>
+  </w:num>
+  <w:num w:numId="26" w16cid:durableId="1042482078">
+    <w:abstractNumId w:val="21"/>
   </w:num>
   <w:numIdMacAtCleanup w:val="23"/>
 </w:numbering>
